--- a/納品レポート/ホテル別レポート/apa_sagamihara_口コミ分析改善レポート.docx
+++ b/納品レポート/ホテル別レポート/apa_sagamihara_口コミ分析改善レポート.docx
@@ -131,7 +131,7 @@
           <w:sz w:val="20"/>
           <w:szCs w:val="20"/>
         </w:rPr>
-        <w:t xml:space="preserve">作成日：2026年3月17日</w:t>
+        <w:t xml:space="preserve">作成日：2026年3月18日</w:t>
       </w:r>
     </w:p>
     <w:p>

--- a/納品レポート/ホテル別レポート/apa_sagamihara_口コミ分析改善レポート.docx
+++ b/納品レポート/ホテル別レポート/apa_sagamihara_口コミ分析改善レポート.docx
@@ -96,7 +96,7 @@
           <w:sz w:val="22"/>
           <w:szCs w:val="22"/>
         </w:rPr>
-        <w:t xml:space="preserve">レビュー総数：56件（6サイト）</w:t>
+        <w:t xml:space="preserve">レビュー総数：58件（6サイト）</w:t>
       </w:r>
     </w:p>
     <w:p>
@@ -131,7 +131,7 @@
           <w:sz w:val="20"/>
           <w:szCs w:val="20"/>
         </w:rPr>
-        <w:t xml:space="preserve">作成日：2026年3月18日</w:t>
+        <w:t xml:space="preserve">作成日：2026年3月19日</w:t>
       </w:r>
     </w:p>
     <w:p>
@@ -189,7 +189,7 @@
           <w:sz w:val="21"/>
           <w:szCs w:val="21"/>
         </w:rPr>
-        <w:t xml:space="preserve">2026年2月〜3月に各OTAサイト・口コミサイトに投稿された56件のレビューを包括的に分析しました。以下が主要な発見事項です。</w:t>
+        <w:t xml:space="preserve">2026年2月〜3月に各OTAサイト・口コミサイトに投稿された58件のレビューを包括的に分析しました。以下が主要な発見事項です。</w:t>
       </w:r>
     </w:p>
     <w:p>
@@ -310,7 +310,7 @@
                 <w:sz w:val="36"/>
                 <w:szCs w:val="36"/>
               </w:rPr>
-              <w:t xml:space="preserve">69.6%</w:t>
+              <w:t xml:space="preserve">69.0%</w:t>
             </w:r>
           </w:p>
         </w:tc>
@@ -359,7 +359,7 @@
                 <w:sz w:val="36"/>
                 <w:szCs w:val="36"/>
               </w:rPr>
-              <w:t xml:space="preserve">1.8%</w:t>
+              <w:t xml:space="preserve">1.7%</w:t>
             </w:r>
           </w:p>
         </w:tc>
@@ -408,7 +408,7 @@
                 <w:sz w:val="36"/>
                 <w:szCs w:val="36"/>
               </w:rPr>
-              <w:t xml:space="preserve">56件</w:t>
+              <w:t xml:space="preserve">58件</w:t>
             </w:r>
           </w:p>
         </w:tc>
@@ -448,7 +448,7 @@
           <w:sz w:val="21"/>
           <w:szCs w:val="21"/>
         </w:rPr>
-        <w:t xml:space="preserve">全体平均スコア8.12点（10点換算）は良好な水準であり、69.6%が高評価（8-10点）に分類されます。低評価（1-4点）は1件（1.8%）で、ゲスト満足度は良好です。じゃらん（9.00点）で特に高い評価を獲得しています。</w:t>
+        <w:t xml:space="preserve">全体平均スコア8.12点（10点換算）は良好な水準であり、69.0%が高評価（8-10点）に分類されます。低評価（1-4点）は1件（1.7%）で、ゲスト満足度は良好です。じゃらん（9.00点）で特に高い評価を獲得しています。</w:t>
       </w:r>
     </w:p>
     <w:p>
@@ -1716,7 +1716,7 @@
                 <w:sz w:val="20"/>
                 <w:szCs w:val="20"/>
               </w:rPr>
-              <w:t xml:space="preserve">18</w:t>
+              <w:t xml:space="preserve">19</w:t>
             </w:r>
           </w:p>
         </w:tc>
@@ -1751,7 +1751,7 @@
                 <w:sz w:val="20"/>
                 <w:szCs w:val="20"/>
               </w:rPr>
-              <w:t xml:space="preserve">7.83</w:t>
+              <w:t xml:space="preserve">7.89</w:t>
             </w:r>
           </w:p>
         </w:tc>
@@ -1821,7 +1821,7 @@
                 <w:sz w:val="20"/>
                 <w:szCs w:val="20"/>
               </w:rPr>
-              <w:t xml:space="preserve">7.83</w:t>
+              <w:t xml:space="preserve">7.89</w:t>
             </w:r>
           </w:p>
         </w:tc>
@@ -2203,7 +2203,7 @@
                 <w:sz w:val="20"/>
                 <w:szCs w:val="20"/>
               </w:rPr>
-              <w:t xml:space="preserve">6</w:t>
+              <w:t xml:space="preserve">7</w:t>
             </w:r>
           </w:p>
         </w:tc>
@@ -2238,7 +2238,7 @@
                 <w:sz w:val="20"/>
                 <w:szCs w:val="20"/>
               </w:rPr>
-              <w:t xml:space="preserve">7.67</w:t>
+              <w:t xml:space="preserve">7.57</w:t>
             </w:r>
           </w:p>
         </w:tc>
@@ -2308,7 +2308,7 @@
                 <w:sz w:val="20"/>
                 <w:szCs w:val="20"/>
               </w:rPr>
-              <w:t xml:space="preserve">7.67</w:t>
+              <w:t xml:space="preserve">7.57</w:t>
             </w:r>
           </w:p>
         </w:tc>
@@ -2343,7 +2343,7 @@
                 <w:sz w:val="20"/>
                 <w:szCs w:val="20"/>
               </w:rPr>
-              <w:t xml:space="preserve">7.5</w:t>
+              <w:t xml:space="preserve">7</w:t>
             </w:r>
           </w:p>
         </w:tc>
@@ -2418,7 +2418,7 @@
           <w:sz w:val="21"/>
           <w:szCs w:val="21"/>
         </w:rPr>
-        <w:t xml:space="preserve">評価分布は8点（32.1%）に最も多く、8点以上の高評価が69.6%を占めています。低評価（1-4点）は計1件（1.8%）です。</w:t>
+        <w:t xml:space="preserve">評価分布は8点（31.0%）に最も多く、8点以上の高評価が69.0%を占めています。低評価（1-4点）は計1件（1.7%）です。</w:t>
       </w:r>
     </w:p>
     <w:p>
@@ -2688,7 +2688,7 @@
                 <w:sz w:val="20"/>
                 <w:szCs w:val="20"/>
               </w:rPr>
-              <w:t xml:space="preserve">32.1%</w:t>
+              <w:t xml:space="preserve">31.0%</w:t>
             </w:r>
           </w:p>
         </w:tc>
@@ -2798,7 +2798,7 @@
                 <w:sz w:val="20"/>
                 <w:szCs w:val="20"/>
               </w:rPr>
-              <w:t xml:space="preserve">3</w:t>
+              <w:t xml:space="preserve">4</w:t>
             </w:r>
           </w:p>
         </w:tc>
@@ -2833,7 +2833,7 @@
                 <w:sz w:val="20"/>
                 <w:szCs w:val="20"/>
               </w:rPr>
-              <w:t xml:space="preserve">5.4%</w:t>
+              <w:t xml:space="preserve">6.9%</w:t>
             </w:r>
           </w:p>
         </w:tc>
@@ -2861,7 +2861,7 @@
                 <w:sz w:val="20"/>
                 <w:szCs w:val="20"/>
               </w:rPr>
-              <w:t xml:space="preserve">███</w:t>
+              <w:t xml:space="preserve">████</w:t>
             </w:r>
             <w:r>
               <w:rPr>
@@ -2870,7 +2870,7 @@
                 <w:sz w:val="18"/>
                 <w:szCs w:val="18"/>
               </w:rPr>
-              <w:t xml:space="preserve"> 3件</w:t>
+              <w:t xml:space="preserve"> 4件</w:t>
             </w:r>
           </w:p>
         </w:tc>
@@ -2977,7 +2977,7 @@
                 <w:sz w:val="20"/>
                 <w:szCs w:val="20"/>
               </w:rPr>
-              <w:t xml:space="preserve">32.1%</w:t>
+              <w:t xml:space="preserve">31.0%</w:t>
             </w:r>
           </w:p>
         </w:tc>
@@ -3087,7 +3087,7 @@
                 <w:sz w:val="20"/>
                 <w:szCs w:val="20"/>
               </w:rPr>
-              <w:t xml:space="preserve">6</w:t>
+              <w:t xml:space="preserve">7</w:t>
             </w:r>
           </w:p>
         </w:tc>
@@ -3122,7 +3122,7 @@
                 <w:sz w:val="20"/>
                 <w:szCs w:val="20"/>
               </w:rPr>
-              <w:t xml:space="preserve">10.7%</w:t>
+              <w:t xml:space="preserve">12.1%</w:t>
             </w:r>
           </w:p>
         </w:tc>
@@ -3150,7 +3150,7 @@
                 <w:sz w:val="20"/>
                 <w:szCs w:val="20"/>
               </w:rPr>
-              <w:t xml:space="preserve">███████</w:t>
+              <w:t xml:space="preserve">████████</w:t>
             </w:r>
             <w:r>
               <w:rPr>
@@ -3159,7 +3159,7 @@
                 <w:sz w:val="18"/>
                 <w:szCs w:val="18"/>
               </w:rPr>
-              <w:t xml:space="preserve"> 6件</w:t>
+              <w:t xml:space="preserve"> 7件</w:t>
             </w:r>
           </w:p>
         </w:tc>
@@ -3266,7 +3266,7 @@
                 <w:sz w:val="20"/>
                 <w:szCs w:val="20"/>
               </w:rPr>
-              <w:t xml:space="preserve">14.3%</w:t>
+              <w:t xml:space="preserve">13.8%</w:t>
             </w:r>
           </w:p>
         </w:tc>
@@ -3411,7 +3411,7 @@
                 <w:sz w:val="20"/>
                 <w:szCs w:val="20"/>
               </w:rPr>
-              <w:t xml:space="preserve">3.6%</w:t>
+              <w:t xml:space="preserve">3.4%</w:t>
             </w:r>
           </w:p>
         </w:tc>
@@ -3555,7 +3555,7 @@
                 <w:sz w:val="20"/>
                 <w:szCs w:val="20"/>
               </w:rPr>
-              <w:t xml:space="preserve">1.8%</w:t>
+              <w:t xml:space="preserve">1.7%</w:t>
             </w:r>
           </w:p>
         </w:tc>
@@ -3669,7 +3669,7 @@
                 <w:sz w:val="24"/>
                 <w:szCs w:val="24"/>
               </w:rPr>
-              <w:t xml:space="preserve">39件（69.6%）</w:t>
+              <w:t xml:space="preserve">40件（69.0%）</w:t>
             </w:r>
           </w:p>
         </w:tc>
@@ -3720,7 +3720,7 @@
                 <w:sz w:val="24"/>
                 <w:szCs w:val="24"/>
               </w:rPr>
-              <w:t xml:space="preserve">16件（28.6%）</w:t>
+              <w:t xml:space="preserve">17件（29.3%）</w:t>
             </w:r>
           </w:p>
         </w:tc>
@@ -3771,7 +3771,7 @@
                 <w:sz w:val="24"/>
                 <w:szCs w:val="24"/>
               </w:rPr>
-              <w:t xml:space="preserve">1件（1.8%）</w:t>
+              <w:t xml:space="preserve">1件（1.7%）</w:t>
             </w:r>
           </w:p>
         </w:tc>
@@ -4045,7 +4045,7 @@
                 <w:sz w:val="20"/>
                 <w:szCs w:val="20"/>
               </w:rPr>
-              <w:t xml:space="preserve">「入れ替え制は立地状仕方ない事だと思うので、せめて女湯→男湯→女湯と交互にしてくれれば、夜入れなかったとしても、朝は...」「橋本駅徒歩５分の好立地」</w:t>
+              <w:t xml:space="preserve">「駅も近いし、部屋もひとりならじゅうぶんな広さです」「入れ替え制は立地状仕方ない事だと思うので、せめて女湯→男湯→女湯と交互にしてくれれば、夜入れなかったとしても、朝は...」</w:t>
             </w:r>
           </w:p>
         </w:tc>
@@ -4149,7 +4149,7 @@
                 <w:sz w:val="20"/>
                 <w:szCs w:val="20"/>
               </w:rPr>
-              <w:t xml:space="preserve">「Clean room with ample amenities for a solo traveller, alt...」「シングルがベッドも広く、綺麗なアパでした」</w:t>
+              <w:t xml:space="preserve">「快適でした」「Clean room with ample amenities for a solo traveller, alt...」</w:t>
             </w:r>
           </w:p>
         </w:tc>
@@ -4611,7 +4611,7 @@
           <w:sz w:val="21"/>
           <w:szCs w:val="21"/>
         </w:rPr>
-        <w:t xml:space="preserve">口コミの多数で「立地・アクセス」に関するポジティブな言及が見られ、アパホテル相模原橋本駅東の最大の差別化要因となっています。入れ替え制は立地状仕方ない事だと思うので、せめて女湯→男湯→女湯と交互にしてくれれば、夜入れなかったとしても、朝は...といった声が多数寄せられています。</w:t>
+        <w:t xml:space="preserve">口コミの多数で「立地・アクセス」に関するポジティブな言及が見られ、アパホテル相模原橋本駅東の最大の差別化要因となっています。駅も近いし、部屋もひとりならじゅうぶんな広さですといった声が多数寄せられています。</w:t>
       </w:r>
     </w:p>
     <w:p>
@@ -4630,7 +4630,7 @@
           <w:sz w:val="21"/>
           <w:szCs w:val="21"/>
         </w:rPr>
-        <w:t xml:space="preserve">入れ替え制は立地状仕方ない事だと思うので、せめて女湯→男湯→女湯と交互にしてくれれば、夜入れなかったとしても、朝は...</w:t>
+        <w:t xml:space="preserve">駅も近いし、部屋もひとりならじゅうぶんな広さです</w:t>
       </w:r>
     </w:p>
     <w:p>
@@ -4649,7 +4649,7 @@
           <w:sz w:val="21"/>
           <w:szCs w:val="21"/>
         </w:rPr>
-        <w:t xml:space="preserve">橋本駅徒歩５分の好立地</w:t>
+        <w:t xml:space="preserve">入れ替え制は立地状仕方ない事だと思うので、せめて女湯→男湯→女湯と交互にしてくれれば、夜入れなかったとしても、朝は...</w:t>
       </w:r>
     </w:p>
     <w:p>
@@ -4668,7 +4668,7 @@
           <w:sz w:val="21"/>
           <w:szCs w:val="21"/>
         </w:rPr>
-        <w:t xml:space="preserve">駅近で便利でした</w:t>
+        <w:t xml:space="preserve">橋本駅徒歩５分の好立地</w:t>
       </w:r>
     </w:p>
     <w:p>
@@ -4705,7 +4705,7 @@
           <w:sz w:val="21"/>
           <w:szCs w:val="21"/>
         </w:rPr>
-        <w:t xml:space="preserve">快適さ・設備に関するポジティブな評価も多く寄せられています。「Clean room with ample amenities for a solo traveller, alt...」といったコメントが見られます。</w:t>
+        <w:t xml:space="preserve">快適さ・設備に関するポジティブな評価も多く寄せられています。「快適でした」といったコメントが見られます。</w:t>
       </w:r>
     </w:p>
     <w:p>
@@ -7042,7 +7042,7 @@
                 <w:sz w:val="20"/>
                 <w:szCs w:val="20"/>
               </w:rPr>
-              <w:t xml:space="preserve">69.6%</w:t>
+              <w:t xml:space="preserve">69.0%</w:t>
             </w:r>
           </w:p>
         </w:tc>
@@ -7077,7 +7077,7 @@
                 <w:sz w:val="20"/>
                 <w:szCs w:val="20"/>
               </w:rPr>
-              <w:t xml:space="preserve">80%以上</w:t>
+              <w:t xml:space="preserve">79%以上</w:t>
             </w:r>
           </w:p>
         </w:tc>
@@ -7182,7 +7182,7 @@
                 <w:sz w:val="20"/>
                 <w:szCs w:val="20"/>
               </w:rPr>
-              <w:t xml:space="preserve">1.8%</w:t>
+              <w:t xml:space="preserve">1.7%</w:t>
             </w:r>
           </w:p>
         </w:tc>
@@ -7287,7 +7287,7 @@
                 <w:sz w:val="20"/>
                 <w:szCs w:val="20"/>
               </w:rPr>
-              <w:t xml:space="preserve">口コミ返信率</w:t>
+              <w:t xml:space="preserve">Agoda平均評価</w:t>
             </w:r>
           </w:p>
         </w:tc>
@@ -7322,7 +7322,7 @@
                 <w:sz w:val="20"/>
                 <w:szCs w:val="20"/>
               </w:rPr>
-              <w:t xml:space="preserve">未計測</w:t>
+              <w:t xml:space="preserve">7.6点</w:t>
             </w:r>
           </w:p>
         </w:tc>
@@ -7357,7 +7357,7 @@
                 <w:sz w:val="20"/>
                 <w:szCs w:val="20"/>
               </w:rPr>
-              <w:t xml:space="preserve">100%（48h以内）</w:t>
+              <w:t xml:space="preserve">8.6点以上</w:t>
             </w:r>
           </w:p>
         </w:tc>
@@ -7392,7 +7392,7 @@
                 <w:sz w:val="20"/>
                 <w:szCs w:val="20"/>
               </w:rPr>
-              <w:t xml:space="preserve">2026年6月</w:t>
+              <w:t xml:space="preserve">2026年9月</w:t>
             </w:r>
           </w:p>
         </w:tc>
@@ -7428,7 +7428,7 @@
                 <w:sz w:val="20"/>
                 <w:szCs w:val="20"/>
               </w:rPr>
-              <w:t xml:space="preserve">対応・サービスの不満クレーム</w:t>
+              <w:t xml:space="preserve">口コミ返信率</w:t>
             </w:r>
           </w:p>
         </w:tc>
@@ -7462,6 +7462,146 @@
                 <w:sz w:val="20"/>
                 <w:szCs w:val="20"/>
               </w:rPr>
+              <w:t xml:space="preserve">未計測</w:t>
+            </w:r>
+          </w:p>
+        </w:tc>
+        <w:tc>
+          <w:tcPr>
+            <w:tcW w:type="dxa" w:w="2200"/>
+            <w:tcBorders>
+              <w:top w:val="single" w:color="CCCCCC" w:sz="1"/>
+              <w:left w:val="single" w:color="CCCCCC" w:sz="1"/>
+              <w:bottom w:val="single" w:color="CCCCCC" w:sz="1"/>
+              <w:right w:val="single" w:color="CCCCCC" w:sz="1"/>
+            </w:tcBorders>
+            <w:tcMar>
+              <w:top w:type="dxa" w:w="80"/>
+              <w:left w:type="dxa" w:w="120"/>
+              <w:bottom w:type="dxa" w:w="80"/>
+              <w:right w:type="dxa" w:w="120"/>
+            </w:tcMar>
+            <w:vAlign w:val="center"/>
+          </w:tcPr>
+          <w:p>
+            <w:pPr>
+              <w:jc w:val="center"/>
+            </w:pPr>
+            <w:r>
+              <w:rPr>
+                <w:rFonts w:ascii="Arial" w:cs="Arial" w:eastAsia="Arial" w:hAnsi="Arial"/>
+                <w:b/>
+                <w:bCs/>
+                <w:color w:val="27AE60"/>
+                <w:sz w:val="20"/>
+                <w:szCs w:val="20"/>
+              </w:rPr>
+              <w:t xml:space="preserve">100%（48h以内）</w:t>
+            </w:r>
+          </w:p>
+        </w:tc>
+        <w:tc>
+          <w:tcPr>
+            <w:tcW w:type="dxa" w:w="1826"/>
+            <w:tcBorders>
+              <w:top w:val="single" w:color="CCCCCC" w:sz="1"/>
+              <w:left w:val="single" w:color="CCCCCC" w:sz="1"/>
+              <w:bottom w:val="single" w:color="CCCCCC" w:sz="1"/>
+              <w:right w:val="single" w:color="CCCCCC" w:sz="1"/>
+            </w:tcBorders>
+            <w:tcMar>
+              <w:top w:type="dxa" w:w="80"/>
+              <w:left w:type="dxa" w:w="120"/>
+              <w:bottom w:type="dxa" w:w="80"/>
+              <w:right w:type="dxa" w:w="120"/>
+            </w:tcMar>
+            <w:vAlign w:val="center"/>
+          </w:tcPr>
+          <w:p>
+            <w:pPr>
+              <w:jc w:val="center"/>
+            </w:pPr>
+            <w:r>
+              <w:rPr>
+                <w:rFonts w:ascii="Arial" w:cs="Arial" w:eastAsia="Arial" w:hAnsi="Arial"/>
+                <w:b w:val="false"/>
+                <w:bCs w:val="false"/>
+                <w:color w:val="333333"/>
+                <w:sz w:val="20"/>
+                <w:szCs w:val="20"/>
+              </w:rPr>
+              <w:t xml:space="preserve">2026年6月</w:t>
+            </w:r>
+          </w:p>
+        </w:tc>
+      </w:tr>
+      <w:tr>
+        <w:tc>
+          <w:tcPr>
+            <w:tcW w:type="dxa" w:w="2800"/>
+            <w:tcBorders>
+              <w:top w:val="single" w:color="CCCCCC" w:sz="1"/>
+              <w:left w:val="single" w:color="CCCCCC" w:sz="1"/>
+              <w:bottom w:val="single" w:color="CCCCCC" w:sz="1"/>
+              <w:right w:val="single" w:color="CCCCCC" w:sz="1"/>
+            </w:tcBorders>
+            <w:shd w:fill="F2F2F2" w:val="clear"/>
+            <w:tcMar>
+              <w:top w:type="dxa" w:w="80"/>
+              <w:left w:type="dxa" w:w="120"/>
+              <w:bottom w:type="dxa" w:w="80"/>
+              <w:right w:type="dxa" w:w="120"/>
+            </w:tcMar>
+            <w:vAlign w:val="center"/>
+          </w:tcPr>
+          <w:p>
+            <w:pPr>
+              <w:jc w:val="left"/>
+            </w:pPr>
+            <w:r>
+              <w:rPr>
+                <w:rFonts w:ascii="Arial" w:cs="Arial" w:eastAsia="Arial" w:hAnsi="Arial"/>
+                <w:b/>
+                <w:bCs/>
+                <w:color w:val="333333"/>
+                <w:sz w:val="20"/>
+                <w:szCs w:val="20"/>
+              </w:rPr>
+              <w:t xml:space="preserve">対応・サービスの不満クレーム</w:t>
+            </w:r>
+          </w:p>
+        </w:tc>
+        <w:tc>
+          <w:tcPr>
+            <w:tcW w:type="dxa" w:w="2200"/>
+            <w:tcBorders>
+              <w:top w:val="single" w:color="CCCCCC" w:sz="1"/>
+              <w:left w:val="single" w:color="CCCCCC" w:sz="1"/>
+              <w:bottom w:val="single" w:color="CCCCCC" w:sz="1"/>
+              <w:right w:val="single" w:color="CCCCCC" w:sz="1"/>
+            </w:tcBorders>
+            <w:shd w:fill="F2F2F2" w:val="clear"/>
+            <w:tcMar>
+              <w:top w:type="dxa" w:w="80"/>
+              <w:left w:type="dxa" w:w="120"/>
+              <w:bottom w:type="dxa" w:w="80"/>
+              <w:right w:type="dxa" w:w="120"/>
+            </w:tcMar>
+            <w:vAlign w:val="center"/>
+          </w:tcPr>
+          <w:p>
+            <w:pPr>
+              <w:jc w:val="center"/>
+            </w:pPr>
+            <w:r>
+              <w:rPr>
+                <w:rFonts w:ascii="Arial" w:cs="Arial" w:eastAsia="Arial" w:hAnsi="Arial"/>
+                <w:b w:val="false"/>
+                <w:bCs w:val="false"/>
+                <w:color w:val="333333"/>
+                <w:sz w:val="20"/>
+                <w:szCs w:val="20"/>
+              </w:rPr>
               <w:t xml:space="preserve">約6件/期間</w:t>
             </w:r>
           </w:p>
@@ -7475,6 +7615,7 @@
               <w:bottom w:val="single" w:color="CCCCCC" w:sz="1"/>
               <w:right w:val="single" w:color="CCCCCC" w:sz="1"/>
             </w:tcBorders>
+            <w:shd w:fill="F2F2F2" w:val="clear"/>
             <w:tcMar>
               <w:top w:type="dxa" w:w="80"/>
               <w:left w:type="dxa" w:w="120"/>
@@ -7509,6 +7650,7 @@
               <w:bottom w:val="single" w:color="CCCCCC" w:sz="1"/>
               <w:right w:val="single" w:color="CCCCCC" w:sz="1"/>
             </w:tcBorders>
+            <w:shd w:fill="F2F2F2" w:val="clear"/>
             <w:tcMar>
               <w:top w:type="dxa" w:w="80"/>
               <w:left w:type="dxa" w:w="120"/>
@@ -7995,7 +8137,7 @@
                 <w:sz w:val="21"/>
                 <w:szCs w:val="21"/>
               </w:rPr>
-              <w:t xml:space="preserve">アパホテル相模原橋本駅東は、全体平均8.12点（10点換算）、高評価率69.6%という良好な顧客満足度を維持しているホテルです。特に「立地・アクセス」「快適さ・設備」が多くのゲストから高く評価されています。</w:t>
+              <w:t xml:space="preserve">アパホテル相模原橋本駅東は、全体平均8.12点（10点換算）、高評価率69.0%という良好な顧客満足度を維持しているホテルです。特に「立地・アクセス」「快適さ・設備」が多くのゲストから高く評価されています。</w:t>
             </w:r>
           </w:p>
           <w:p>
@@ -8024,6 +8166,20 @@
                 <w:szCs w:val="21"/>
               </w:rPr>
               <w:t xml:space="preserve">Phase 1（即座対応）のオペレーション改善は、低コストで即座に実行可能であり、ゲスト体験の底上げに直結します。Phase 2（短期）の設備改善は、中評価ゲストを高評価に引き上げる効果が期待できます。Phase 3（中期）の抜本的改修は、ブランド価値の向上に寄与します。</w:t>
+            </w:r>
+          </w:p>
+          <w:p>
+            <w:pPr>
+              <w:spacing w:after="160"/>
+            </w:pPr>
+            <w:r>
+              <w:rPr>
+                <w:rFonts w:ascii="Arial" w:cs="Arial" w:eastAsia="Arial" w:hAnsi="Arial"/>
+                <w:color w:val="333333"/>
+                <w:sz w:val="21"/>
+                <w:szCs w:val="21"/>
+              </w:rPr>
+              <w:t xml:space="preserve">Agodaでの低スコア（7.6点）は、口コミ返信の強化とサービス品質の一貫性確保で改善余地があります。全サイトでの口コミ返信率100%を目指すことで、ホテルの姿勢をゲストに伝え、リピート率の向上につなげることが重要です。</w:t>
             </w:r>
           </w:p>
           <w:p>

--- a/納品レポート/ホテル別レポート/apa_sagamihara_口コミ分析改善レポート.docx
+++ b/納品レポート/ホテル別レポート/apa_sagamihara_口コミ分析改善レポート.docx
@@ -96,7 +96,7 @@
           <w:sz w:val="22"/>
           <w:szCs w:val="22"/>
         </w:rPr>
-        <w:t xml:space="preserve">レビュー総数：58件（6サイト）</w:t>
+        <w:t xml:space="preserve">レビュー総数：59件（6サイト）</w:t>
       </w:r>
     </w:p>
     <w:p>
@@ -131,7 +131,7 @@
           <w:sz w:val="20"/>
           <w:szCs w:val="20"/>
         </w:rPr>
-        <w:t xml:space="preserve">作成日：2026年3月19日</w:t>
+        <w:t xml:space="preserve">作成日：2026年3月20日</w:t>
       </w:r>
     </w:p>
     <w:p>
@@ -189,7 +189,7 @@
           <w:sz w:val="21"/>
           <w:szCs w:val="21"/>
         </w:rPr>
-        <w:t xml:space="preserve">2026年2月〜3月に各OTAサイト・口コミサイトに投稿された58件のレビューを包括的に分析しました。以下が主要な発見事項です。</w:t>
+        <w:t xml:space="preserve">2026年2月〜3月に各OTAサイト・口コミサイトに投稿された59件のレビューを包括的に分析しました。以下が主要な発見事項です。</w:t>
       </w:r>
     </w:p>
     <w:p>
@@ -310,7 +310,7 @@
                 <w:sz w:val="36"/>
                 <w:szCs w:val="36"/>
               </w:rPr>
-              <w:t xml:space="preserve">69.0%</w:t>
+              <w:t xml:space="preserve">69.5%</w:t>
             </w:r>
           </w:p>
         </w:tc>
@@ -408,7 +408,7 @@
                 <w:sz w:val="36"/>
                 <w:szCs w:val="36"/>
               </w:rPr>
-              <w:t xml:space="preserve">58件</w:t>
+              <w:t xml:space="preserve">59件</w:t>
             </w:r>
           </w:p>
         </w:tc>
@@ -448,7 +448,7 @@
           <w:sz w:val="21"/>
           <w:szCs w:val="21"/>
         </w:rPr>
-        <w:t xml:space="preserve">全体平均スコア8.12点（10点換算）は良好な水準であり、69.0%が高評価（8-10点）に分類されます。低評価（1-4点）は1件（1.7%）で、ゲスト満足度は良好です。じゃらん（9.00点）で特に高い評価を獲得しています。</w:t>
+        <w:t xml:space="preserve">全体平均スコア8.12点（10点換算）は良好な水準であり、69.5%が高評価（8-10点）に分類されます。低評価（1-4点）は1件（1.7%）で、ゲスト満足度は良好です。じゃらん（8.91点）で特に高い評価を獲得しています。</w:t>
       </w:r>
     </w:p>
     <w:p>
@@ -987,7 +987,7 @@
                 <w:sz w:val="20"/>
                 <w:szCs w:val="20"/>
               </w:rPr>
-              <w:t xml:space="preserve">10</w:t>
+              <w:t xml:space="preserve">11</w:t>
             </w:r>
           </w:p>
         </w:tc>
@@ -1021,7 +1021,7 @@
                 <w:sz w:val="20"/>
                 <w:szCs w:val="20"/>
               </w:rPr>
-              <w:t xml:space="preserve">4.5</w:t>
+              <w:t xml:space="preserve">4.45</w:t>
             </w:r>
           </w:p>
         </w:tc>
@@ -1089,7 +1089,7 @@
                 <w:sz w:val="20"/>
                 <w:szCs w:val="20"/>
               </w:rPr>
-              <w:t xml:space="preserve">9</w:t>
+              <w:t xml:space="preserve">8.91</w:t>
             </w:r>
           </w:p>
         </w:tc>
@@ -1157,7 +1157,7 @@
                 <w:sz w:val="20"/>
                 <w:szCs w:val="20"/>
               </w:rPr>
-              <w:t xml:space="preserve">優秀</w:t>
+              <w:t xml:space="preserve">良好</w:t>
             </w:r>
           </w:p>
         </w:tc>
@@ -2418,7 +2418,7 @@
           <w:sz w:val="21"/>
           <w:szCs w:val="21"/>
         </w:rPr>
-        <w:t xml:space="preserve">評価分布は8点（31.0%）に最も多く、8点以上の高評価が69.0%を占めています。低評価（1-4点）は計1件（1.7%）です。</w:t>
+        <w:t xml:space="preserve">評価分布は8点（32.2%）に最も多く、8点以上の高評価が69.5%を占めています。低評価（1-4点）は計1件（1.7%）です。</w:t>
       </w:r>
     </w:p>
     <w:p>
@@ -2688,7 +2688,7 @@
                 <w:sz w:val="20"/>
                 <w:szCs w:val="20"/>
               </w:rPr>
-              <w:t xml:space="preserve">31.0%</w:t>
+              <w:t xml:space="preserve">30.5%</w:t>
             </w:r>
           </w:p>
         </w:tc>
@@ -2717,7 +2717,7 @@
                 <w:sz w:val="20"/>
                 <w:szCs w:val="20"/>
               </w:rPr>
-              <w:t xml:space="preserve">████████████████████</w:t>
+              <w:t xml:space="preserve">███████████████████</w:t>
             </w:r>
             <w:r>
               <w:rPr>
@@ -2833,7 +2833,7 @@
                 <w:sz w:val="20"/>
                 <w:szCs w:val="20"/>
               </w:rPr>
-              <w:t xml:space="preserve">6.9%</w:t>
+              <w:t xml:space="preserve">6.8%</w:t>
             </w:r>
           </w:p>
         </w:tc>
@@ -2942,7 +2942,7 @@
                 <w:sz w:val="20"/>
                 <w:szCs w:val="20"/>
               </w:rPr>
-              <w:t xml:space="preserve">18</w:t>
+              <w:t xml:space="preserve">19</w:t>
             </w:r>
           </w:p>
         </w:tc>
@@ -2977,7 +2977,7 @@
                 <w:sz w:val="20"/>
                 <w:szCs w:val="20"/>
               </w:rPr>
-              <w:t xml:space="preserve">31.0%</w:t>
+              <w:t xml:space="preserve">32.2%</w:t>
             </w:r>
           </w:p>
         </w:tc>
@@ -3015,7 +3015,7 @@
                 <w:sz w:val="18"/>
                 <w:szCs w:val="18"/>
               </w:rPr>
-              <w:t xml:space="preserve"> 18件</w:t>
+              <w:t xml:space="preserve"> 19件</w:t>
             </w:r>
           </w:p>
         </w:tc>
@@ -3122,7 +3122,7 @@
                 <w:sz w:val="20"/>
                 <w:szCs w:val="20"/>
               </w:rPr>
-              <w:t xml:space="preserve">12.1%</w:t>
+              <w:t xml:space="preserve">11.9%</w:t>
             </w:r>
           </w:p>
         </w:tc>
@@ -3150,7 +3150,7 @@
                 <w:sz w:val="20"/>
                 <w:szCs w:val="20"/>
               </w:rPr>
-              <w:t xml:space="preserve">████████</w:t>
+              <w:t xml:space="preserve">███████</w:t>
             </w:r>
             <w:r>
               <w:rPr>
@@ -3266,7 +3266,7 @@
                 <w:sz w:val="20"/>
                 <w:szCs w:val="20"/>
               </w:rPr>
-              <w:t xml:space="preserve">13.8%</w:t>
+              <w:t xml:space="preserve">13.6%</w:t>
             </w:r>
           </w:p>
         </w:tc>
@@ -3295,7 +3295,7 @@
                 <w:sz w:val="20"/>
                 <w:szCs w:val="20"/>
               </w:rPr>
-              <w:t xml:space="preserve">█████████</w:t>
+              <w:t xml:space="preserve">████████</w:t>
             </w:r>
             <w:r>
               <w:rPr>
@@ -3669,7 +3669,7 @@
                 <w:sz w:val="24"/>
                 <w:szCs w:val="24"/>
               </w:rPr>
-              <w:t xml:space="preserve">40件（69.0%）</w:t>
+              <w:t xml:space="preserve">41件（69.5%）</w:t>
             </w:r>
           </w:p>
         </w:tc>
@@ -3720,7 +3720,7 @@
                 <w:sz w:val="24"/>
                 <w:szCs w:val="24"/>
               </w:rPr>
-              <w:t xml:space="preserve">17件（29.3%）</w:t>
+              <w:t xml:space="preserve">17件（28.8%）</w:t>
             </w:r>
           </w:p>
         </w:tc>
@@ -4045,7 +4045,7 @@
                 <w:sz w:val="20"/>
                 <w:szCs w:val="20"/>
               </w:rPr>
-              <w:t xml:space="preserve">「駅も近いし、部屋もひとりならじゅうぶんな広さです」「入れ替え制は立地状仕方ない事だと思うので、せめて女湯→男湯→女湯と交互にしてくれれば、夜入れなかったとしても、朝は...」</w:t>
+              <w:t xml:space="preserve">「駅も近いし、部屋もひとりならじゅうぶんな広さです」「駅近で、近くに飲食店がいろいろあり立地は申し分ないです」</w:t>
             </w:r>
           </w:p>
         </w:tc>
@@ -4256,7 +4256,7 @@
                 <w:sz w:val="20"/>
                 <w:szCs w:val="20"/>
               </w:rPr>
-              <w:t xml:space="preserve">「フロントにてカードキーと大浴場専用カードキーを交換とのこと」「ホテルスタッフの方々の対応も丁寧で、全体的に安心感のある印象です」</w:t>
+              <w:t xml:space="preserve">「意外とスタッフはおっちょこちょいな感じがします」「フロントにてカードキーと大浴場専用カードキーを交換とのこと」</w:t>
             </w:r>
           </w:p>
         </w:tc>
@@ -4360,7 +4360,7 @@
                 <w:sz w:val="20"/>
                 <w:szCs w:val="20"/>
               </w:rPr>
-              <w:t xml:space="preserve">「Clean room with ample amenities for a solo traveller, alt...」「シングルがベッドも広く、綺麗なアパでした」</w:t>
+              <w:t xml:space="preserve">「意外と新しいホテルで凄く綺麗で良かったです(*^^*)  大浴場もあり良いのですが…風呂が熱すぎる」「Clean room with ample amenities for a solo traveller, alt...」</w:t>
             </w:r>
           </w:p>
         </w:tc>
@@ -4537,7 +4537,7 @@
                 <w:sz w:val="20"/>
                 <w:szCs w:val="20"/>
               </w:rPr>
-              <w:t xml:space="preserve">5件</w:t>
+              <w:t xml:space="preserve">6件</w:t>
             </w:r>
           </w:p>
         </w:tc>
@@ -4571,7 +4571,7 @@
                 <w:sz w:val="20"/>
                 <w:szCs w:val="20"/>
               </w:rPr>
-              <w:t xml:space="preserve">「近くには様々な飲食店やスーパーがあり娯楽施設もあります」「飲食店も近くに沢山あるし、男女入れ替え制ですが大浴場もあり、コスパ満足できました」</w:t>
+              <w:t xml:space="preserve">「また、意外とスーパーやショッピングセンターもあり長期出張にはもってこいです」「近くには様々な飲食店やスーパーがあり娯楽施設もあります」</w:t>
             </w:r>
           </w:p>
         </w:tc>
@@ -4649,7 +4649,7 @@
           <w:sz w:val="21"/>
           <w:szCs w:val="21"/>
         </w:rPr>
-        <w:t xml:space="preserve">入れ替え制は立地状仕方ない事だと思うので、せめて女湯→男湯→女湯と交互にしてくれれば、夜入れなかったとしても、朝は...</w:t>
+        <w:t xml:space="preserve">駅近で、近くに飲食店がいろいろあり立地は申し分ないです</w:t>
       </w:r>
     </w:p>
     <w:p>
@@ -4668,7 +4668,7 @@
           <w:sz w:val="21"/>
           <w:szCs w:val="21"/>
         </w:rPr>
-        <w:t xml:space="preserve">橋本駅徒歩５分の好立地</w:t>
+        <w:t xml:space="preserve">入れ替え制は立地状仕方ない事だと思うので、せめて女湯→男湯→女湯と交互にしてくれれば、夜入れなかったとしても、朝は...</w:t>
       </w:r>
     </w:p>
     <w:p>
@@ -7042,7 +7042,7 @@
                 <w:sz w:val="20"/>
                 <w:szCs w:val="20"/>
               </w:rPr>
-              <w:t xml:space="preserve">69.0%</w:t>
+              <w:t xml:space="preserve">69.5%</w:t>
             </w:r>
           </w:p>
         </w:tc>
@@ -7077,7 +7077,7 @@
                 <w:sz w:val="20"/>
                 <w:szCs w:val="20"/>
               </w:rPr>
-              <w:t xml:space="preserve">79%以上</w:t>
+              <w:t xml:space="preserve">80%以上</w:t>
             </w:r>
           </w:p>
         </w:tc>
@@ -7733,7 +7733,7 @@
           <w:sz w:val="22"/>
           <w:szCs w:val="22"/>
         </w:rPr>
-        <w:t xml:space="preserve">[1] Agoda / 8点 / 2026-03-15</w:t>
+        <w:t xml:space="preserve">[1] じゃらん / 8点 / 2026-03-18</w:t>
       </w:r>
     </w:p>
     <w:p>
@@ -7748,7 +7748,7 @@
           <w:sz w:val="21"/>
           <w:szCs w:val="21"/>
         </w:rPr>
-        <w:t xml:space="preserve">橋本駅徒歩５分の好立地。 シングルがベッドも広く、綺麗なアパでした。 すぐ近くに居酒屋もイタリアンも焼き鳥屋もあり、特に電車移動のビジネス客には便利だと思います。 自家用車移動でホテルには敷地内平置き駐車場が4-5台しか停められませんが、近隣に24時間◯◯円の駐車場も多くあるので、車でも困らないと思います。 難点といえば ・EVが１基（混雑時には待ち時間あり） ・大浴場が男女入替え制で時間に...</w:t>
+        <w:t xml:space="preserve">出張で泊まりました。  駅近で、近くに飲食店がいろいろあり立地は申し分ないです。  また、意外とスーパーやショッピングセンターもあり長期出張にはもってこいです。  意外と新しいホテルで凄く綺麗で良かったです(*^^*)  大浴場もあり良いのですが…風呂が熱すぎる。  時間で男女入れ替え制なので気を付けないといけません。  あと、朝にタクシーの配車をお願いしてたのですが…忘れていたようで…慌て...</w:t>
       </w:r>
     </w:p>
     <w:p>
@@ -7769,7 +7769,7 @@
           <w:sz w:val="22"/>
           <w:szCs w:val="22"/>
         </w:rPr>
-        <w:t xml:space="preserve">[2] 楽天トラベル / 10点 / 2026-03-15</w:t>
+        <w:t xml:space="preserve">[2] Agoda / 8点 / 2026-03-15</w:t>
       </w:r>
     </w:p>
     <w:p>
@@ -7784,7 +7784,7 @@
           <w:sz w:val="21"/>
           <w:szCs w:val="21"/>
         </w:rPr>
-        <w:t xml:space="preserve">駅近で便利でした！東京都立大学受験のために利用しましたが、アクセス抜群で、ここにしてよかったです。</w:t>
+        <w:t xml:space="preserve">橋本駅徒歩５分の好立地。 シングルがベッドも広く、綺麗なアパでした。 すぐ近くに居酒屋もイタリアンも焼き鳥屋もあり、特に電車移動のビジネス客には便利だと思います。 自家用車移動でホテルには敷地内平置き駐車場が4-5台しか停められませんが、近隣に24時間◯◯円の駐車場も多くあるので、車でも困らないと思います。 難点といえば ・EVが１基（混雑時には待ち時間あり） ・大浴場が男女入替え制で時間に...</w:t>
       </w:r>
     </w:p>
     <w:p>
@@ -7805,7 +7805,7 @@
           <w:sz w:val="22"/>
           <w:szCs w:val="22"/>
         </w:rPr>
-        <w:t xml:space="preserve">[3] Google / 10点 / 2026-03-15</w:t>
+        <w:t xml:space="preserve">[3] 楽天トラベル / 10点 / 2026-03-15</w:t>
       </w:r>
     </w:p>
     <w:p>
@@ -7820,7 +7820,7 @@
           <w:sz w:val="21"/>
           <w:szCs w:val="21"/>
         </w:rPr>
-        <w:t xml:space="preserve">ユニットバスの水垢などが少し気になりましたが 嫌な匂いなどもなく快適でした</w:t>
+        <w:t xml:space="preserve">駅近で便利でした！東京都立大学受験のために利用しましたが、アクセス抜群で、ここにしてよかったです。</w:t>
       </w:r>
     </w:p>
     <w:p>
@@ -7841,7 +7841,7 @@
           <w:sz w:val="22"/>
           <w:szCs w:val="22"/>
         </w:rPr>
-        <w:t xml:space="preserve">[4] Google / 8点 / 2026-03-14</w:t>
+        <w:t xml:space="preserve">[4] Google / 10点 / 2026-03-15</w:t>
       </w:r>
     </w:p>
     <w:p>
@@ -7856,7 +7856,7 @@
           <w:sz w:val="21"/>
           <w:szCs w:val="21"/>
         </w:rPr>
-        <w:t xml:space="preserve">仕事で利用。 綺麗なアパ。 JR橋本駅も近く、飲み屋さん、ご飯屋さん、イオン、アリオ、とても便利。 ほぼ真向かいに東◯INNがどーん。 頑張れアパ。  対応してくれた若い男性（初心者マーク🔰）がハキハキとして好印象。  駐車場:敷地内に平置き駐車場あり（数台）。それ以外は提携駐車場はないとのこと。徒歩圏内にいくつも駐車場があり、困らなかった。 部屋:綺麗。ペットボトルのお水が一本。テレビ大...</w:t>
+        <w:t xml:space="preserve">ユニットバスの水垢などが少し気になりましたが 嫌な匂いなどもなく快適でした</w:t>
       </w:r>
     </w:p>
     <w:p>
@@ -7877,7 +7877,7 @@
           <w:sz w:val="22"/>
           <w:szCs w:val="22"/>
         </w:rPr>
-        <w:t xml:space="preserve">[5] Agoda / 8点 / 2026-03-13</w:t>
+        <w:t xml:space="preserve">[5] Google / 8点 / 2026-03-14</w:t>
       </w:r>
     </w:p>
     <w:p>
@@ -7892,7 +7892,7 @@
           <w:sz w:val="21"/>
           <w:szCs w:val="21"/>
         </w:rPr>
-        <w:t xml:space="preserve">サウナを目的にこの宿にしました。料金も安く、サウナの温度もちょうど良く快適でした。</w:t>
+        <w:t xml:space="preserve">仕事で利用。 綺麗なアパ。 JR橋本駅も近く、飲み屋さん、ご飯屋さん、イオン、アリオ、とても便利。 ほぼ真向かいに東◯INNがどーん。 頑張れアパ。  対応してくれた若い男性（初心者マーク🔰）がハキハキとして好印象。  駐車場:敷地内に平置き駐車場あり（数台）。それ以外は提携駐車場はないとのこと。徒歩圏内にいくつも駐車場があり、困らなかった。 部屋:綺麗。ペットボトルのお水が一本。テレビ大...</w:t>
       </w:r>
     </w:p>
     <w:p>
@@ -8137,7 +8137,7 @@
                 <w:sz w:val="21"/>
                 <w:szCs w:val="21"/>
               </w:rPr>
-              <w:t xml:space="preserve">アパホテル相模原橋本駅東は、全体平均8.12点（10点換算）、高評価率69.0%という良好な顧客満足度を維持しているホテルです。特に「立地・アクセス」「快適さ・設備」が多くのゲストから高く評価されています。</w:t>
+              <w:t xml:space="preserve">アパホテル相模原橋本駅東は、全体平均8.12点（10点換算）、高評価率69.5%という良好な顧客満足度を維持しているホテルです。特に「立地・アクセス」「快適さ・設備」が多くのゲストから高く評価されています。</w:t>
             </w:r>
           </w:p>
           <w:p>

--- a/納品レポート/ホテル別レポート/apa_sagamihara_口コミ分析改善レポート.docx
+++ b/納品レポート/ホテル別レポート/apa_sagamihara_口コミ分析改善レポート.docx
@@ -96,7 +96,7 @@
           <w:sz w:val="22"/>
           <w:szCs w:val="22"/>
         </w:rPr>
-        <w:t xml:space="preserve">レビュー総数：59件（6サイト）</w:t>
+        <w:t xml:space="preserve">レビュー総数：60件（6サイト）</w:t>
       </w:r>
     </w:p>
     <w:p>
@@ -131,7 +131,7 @@
           <w:sz w:val="20"/>
           <w:szCs w:val="20"/>
         </w:rPr>
-        <w:t xml:space="preserve">作成日：2026年3月20日</w:t>
+        <w:t xml:space="preserve">作成日：2026年3月21日</w:t>
       </w:r>
     </w:p>
     <w:p>
@@ -189,7 +189,7 @@
           <w:sz w:val="21"/>
           <w:szCs w:val="21"/>
         </w:rPr>
-        <w:t xml:space="preserve">2026年2月〜3月に各OTAサイト・口コミサイトに投稿された59件のレビューを包括的に分析しました。以下が主要な発見事項です。</w:t>
+        <w:t xml:space="preserve">2026年2月〜3月に各OTAサイト・口コミサイトに投稿された60件のレビューを包括的に分析しました。以下が主要な発見事項です。</w:t>
       </w:r>
     </w:p>
     <w:p>
@@ -261,7 +261,7 @@
                 <w:sz w:val="36"/>
                 <w:szCs w:val="36"/>
               </w:rPr>
-              <w:t xml:space="preserve">8.12</w:t>
+              <w:t xml:space="preserve">8.10</w:t>
             </w:r>
           </w:p>
         </w:tc>
@@ -310,7 +310,7 @@
                 <w:sz w:val="36"/>
                 <w:szCs w:val="36"/>
               </w:rPr>
-              <w:t xml:space="preserve">69.5%</w:t>
+              <w:t xml:space="preserve">68.3%</w:t>
             </w:r>
           </w:p>
         </w:tc>
@@ -408,7 +408,7 @@
                 <w:sz w:val="36"/>
                 <w:szCs w:val="36"/>
               </w:rPr>
-              <w:t xml:space="preserve">59件</w:t>
+              <w:t xml:space="preserve">60件</w:t>
             </w:r>
           </w:p>
         </w:tc>
@@ -448,7 +448,7 @@
           <w:sz w:val="21"/>
           <w:szCs w:val="21"/>
         </w:rPr>
-        <w:t xml:space="preserve">全体平均スコア8.12点（10点換算）は良好な水準であり、69.5%が高評価（8-10点）に分類されます。低評価（1-4点）は1件（1.7%）で、ゲスト満足度は良好です。じゃらん（8.91点）で特に高い評価を獲得しています。</w:t>
+        <w:t xml:space="preserve">全体平均スコア8.10点（10点換算）は良好な水準であり、68.3%が高評価（8-10点）に分類されます。低評価（1-4点）は1件（1.7%）で、ゲスト満足度は良好です。じゃらん（8.91点）で特に高い評価を獲得しています。</w:t>
       </w:r>
     </w:p>
     <w:p>
@@ -1716,7 +1716,7 @@
                 <w:sz w:val="20"/>
                 <w:szCs w:val="20"/>
               </w:rPr>
-              <w:t xml:space="preserve">19</w:t>
+              <w:t xml:space="preserve">20</w:t>
             </w:r>
           </w:p>
         </w:tc>
@@ -1751,7 +1751,7 @@
                 <w:sz w:val="20"/>
                 <w:szCs w:val="20"/>
               </w:rPr>
-              <w:t xml:space="preserve">7.89</w:t>
+              <w:t xml:space="preserve">7.85</w:t>
             </w:r>
           </w:p>
         </w:tc>
@@ -1821,7 +1821,7 @@
                 <w:sz w:val="20"/>
                 <w:szCs w:val="20"/>
               </w:rPr>
-              <w:t xml:space="preserve">7.89</w:t>
+              <w:t xml:space="preserve">7.85</w:t>
             </w:r>
           </w:p>
         </w:tc>
@@ -2418,7 +2418,7 @@
           <w:sz w:val="21"/>
           <w:szCs w:val="21"/>
         </w:rPr>
-        <w:t xml:space="preserve">評価分布は8点（32.2%）に最も多く、8点以上の高評価が69.5%を占めています。低評価（1-4点）は計1件（1.7%）です。</w:t>
+        <w:t xml:space="preserve">評価分布は8点（31.7%）に最も多く、8点以上の高評価が68.3%を占めています。低評価（1-4点）は計1件（1.7%）です。</w:t>
       </w:r>
     </w:p>
     <w:p>
@@ -2688,7 +2688,7 @@
                 <w:sz w:val="20"/>
                 <w:szCs w:val="20"/>
               </w:rPr>
-              <w:t xml:space="preserve">30.5%</w:t>
+              <w:t xml:space="preserve">30.0%</w:t>
             </w:r>
           </w:p>
         </w:tc>
@@ -2833,7 +2833,7 @@
                 <w:sz w:val="20"/>
                 <w:szCs w:val="20"/>
               </w:rPr>
-              <w:t xml:space="preserve">6.8%</w:t>
+              <w:t xml:space="preserve">6.7%</w:t>
             </w:r>
           </w:p>
         </w:tc>
@@ -2977,7 +2977,7 @@
                 <w:sz w:val="20"/>
                 <w:szCs w:val="20"/>
               </w:rPr>
-              <w:t xml:space="preserve">32.2%</w:t>
+              <w:t xml:space="preserve">31.7%</w:t>
             </w:r>
           </w:p>
         </w:tc>
@@ -3087,7 +3087,7 @@
                 <w:sz w:val="20"/>
                 <w:szCs w:val="20"/>
               </w:rPr>
-              <w:t xml:space="preserve">7</w:t>
+              <w:t xml:space="preserve">8</w:t>
             </w:r>
           </w:p>
         </w:tc>
@@ -3122,7 +3122,7 @@
                 <w:sz w:val="20"/>
                 <w:szCs w:val="20"/>
               </w:rPr>
-              <w:t xml:space="preserve">11.9%</w:t>
+              <w:t xml:space="preserve">13.3%</w:t>
             </w:r>
           </w:p>
         </w:tc>
@@ -3150,7 +3150,7 @@
                 <w:sz w:val="20"/>
                 <w:szCs w:val="20"/>
               </w:rPr>
-              <w:t xml:space="preserve">███████</w:t>
+              <w:t xml:space="preserve">████████</w:t>
             </w:r>
             <w:r>
               <w:rPr>
@@ -3159,7 +3159,7 @@
                 <w:sz w:val="18"/>
                 <w:szCs w:val="18"/>
               </w:rPr>
-              <w:t xml:space="preserve"> 7件</w:t>
+              <w:t xml:space="preserve"> 8件</w:t>
             </w:r>
           </w:p>
         </w:tc>
@@ -3266,7 +3266,7 @@
                 <w:sz w:val="20"/>
                 <w:szCs w:val="20"/>
               </w:rPr>
-              <w:t xml:space="preserve">13.6%</w:t>
+              <w:t xml:space="preserve">13.3%</w:t>
             </w:r>
           </w:p>
         </w:tc>
@@ -3411,7 +3411,7 @@
                 <w:sz w:val="20"/>
                 <w:szCs w:val="20"/>
               </w:rPr>
-              <w:t xml:space="preserve">3.4%</w:t>
+              <w:t xml:space="preserve">3.3%</w:t>
             </w:r>
           </w:p>
         </w:tc>
@@ -3669,7 +3669,7 @@
                 <w:sz w:val="24"/>
                 <w:szCs w:val="24"/>
               </w:rPr>
-              <w:t xml:space="preserve">41件（69.5%）</w:t>
+              <w:t xml:space="preserve">41件（68.3%）</w:t>
             </w:r>
           </w:p>
         </w:tc>
@@ -3720,7 +3720,7 @@
                 <w:sz w:val="24"/>
                 <w:szCs w:val="24"/>
               </w:rPr>
-              <w:t xml:space="preserve">17件（28.8%）</w:t>
+              <w:t xml:space="preserve">18件（30.0%）</w:t>
             </w:r>
           </w:p>
         </w:tc>
@@ -6902,7 +6902,7 @@
                 <w:sz w:val="20"/>
                 <w:szCs w:val="20"/>
               </w:rPr>
-              <w:t xml:space="preserve">8.12点</w:t>
+              <w:t xml:space="preserve">8.10点</w:t>
             </w:r>
           </w:p>
         </w:tc>
@@ -7042,7 +7042,7 @@
                 <w:sz w:val="20"/>
                 <w:szCs w:val="20"/>
               </w:rPr>
-              <w:t xml:space="preserve">69.5%</w:t>
+              <w:t xml:space="preserve">68.3%</w:t>
             </w:r>
           </w:p>
         </w:tc>
@@ -7077,7 +7077,7 @@
                 <w:sz w:val="20"/>
                 <w:szCs w:val="20"/>
               </w:rPr>
-              <w:t xml:space="preserve">80%以上</w:t>
+              <w:t xml:space="preserve">78%以上</w:t>
             </w:r>
           </w:p>
         </w:tc>
@@ -8137,7 +8137,7 @@
                 <w:sz w:val="21"/>
                 <w:szCs w:val="21"/>
               </w:rPr>
-              <w:t xml:space="preserve">アパホテル相模原橋本駅東は、全体平均8.12点（10点換算）、高評価率69.5%という良好な顧客満足度を維持しているホテルです。特に「立地・アクセス」「快適さ・設備」が多くのゲストから高く評価されています。</w:t>
+              <w:t xml:space="preserve">アパホテル相模原橋本駅東は、全体平均8.10点（10点換算）、高評価率68.3%という良好な顧客満足度を維持しているホテルです。特に「立地・アクセス」「快適さ・設備」が多くのゲストから高く評価されています。</w:t>
             </w:r>
           </w:p>
           <w:p>

--- a/納品レポート/ホテル別レポート/apa_sagamihara_口コミ分析改善レポート.docx
+++ b/納品レポート/ホテル別レポート/apa_sagamihara_口コミ分析改善レポート.docx
@@ -96,7 +96,7 @@
           <w:sz w:val="22"/>
           <w:szCs w:val="22"/>
         </w:rPr>
-        <w:t xml:space="preserve">レビュー総数：60件（6サイト）</w:t>
+        <w:t xml:space="preserve">レビュー総数：61件（6サイト）</w:t>
       </w:r>
     </w:p>
     <w:p>
@@ -131,7 +131,7 @@
           <w:sz w:val="20"/>
           <w:szCs w:val="20"/>
         </w:rPr>
-        <w:t xml:space="preserve">作成日：2026年3月21日</w:t>
+        <w:t xml:space="preserve">作成日：2026年3月23日</w:t>
       </w:r>
     </w:p>
     <w:p>
@@ -189,7 +189,7 @@
           <w:sz w:val="21"/>
           <w:szCs w:val="21"/>
         </w:rPr>
-        <w:t xml:space="preserve">2026年2月〜3月に各OTAサイト・口コミサイトに投稿された60件のレビューを包括的に分析しました。以下が主要な発見事項です。</w:t>
+        <w:t xml:space="preserve">2026年2月〜3月に各OTAサイト・口コミサイトに投稿された61件のレビューを包括的に分析しました。以下が主要な発見事項です。</w:t>
       </w:r>
     </w:p>
     <w:p>
@@ -261,7 +261,7 @@
                 <w:sz w:val="36"/>
                 <w:szCs w:val="36"/>
               </w:rPr>
-              <w:t xml:space="preserve">8.10</w:t>
+              <w:t xml:space="preserve">8.13</w:t>
             </w:r>
           </w:p>
         </w:tc>
@@ -310,7 +310,7 @@
                 <w:sz w:val="36"/>
                 <w:szCs w:val="36"/>
               </w:rPr>
-              <w:t xml:space="preserve">68.3%</w:t>
+              <w:t xml:space="preserve">68.9%</w:t>
             </w:r>
           </w:p>
         </w:tc>
@@ -359,7 +359,7 @@
                 <w:sz w:val="36"/>
                 <w:szCs w:val="36"/>
               </w:rPr>
-              <w:t xml:space="preserve">1.7%</w:t>
+              <w:t xml:space="preserve">1.6%</w:t>
             </w:r>
           </w:p>
         </w:tc>
@@ -408,7 +408,7 @@
                 <w:sz w:val="36"/>
                 <w:szCs w:val="36"/>
               </w:rPr>
-              <w:t xml:space="preserve">60件</w:t>
+              <w:t xml:space="preserve">61件</w:t>
             </w:r>
           </w:p>
         </w:tc>
@@ -448,7 +448,7 @@
           <w:sz w:val="21"/>
           <w:szCs w:val="21"/>
         </w:rPr>
-        <w:t xml:space="preserve">全体平均スコア8.10点（10点換算）は良好な水準であり、68.3%が高評価（8-10点）に分類されます。低評価（1-4点）は1件（1.7%）で、ゲスト満足度は良好です。じゃらん（8.91点）で特に高い評価を獲得しています。</w:t>
+        <w:t xml:space="preserve">全体平均スコア8.13点（10点換算）は良好な水準であり、68.9%が高評価（8-10点）に分類されます。低評価（1-4点）は1件（1.6%）で、ゲスト満足度は良好です。じゃらん（8.91点）で特に高い評価を獲得しています。</w:t>
       </w:r>
     </w:p>
     <w:p>
@@ -1716,7 +1716,7 @@
                 <w:sz w:val="20"/>
                 <w:szCs w:val="20"/>
               </w:rPr>
-              <w:t xml:space="preserve">20</w:t>
+              <w:t xml:space="preserve">21</w:t>
             </w:r>
           </w:p>
         </w:tc>
@@ -1751,7 +1751,7 @@
                 <w:sz w:val="20"/>
                 <w:szCs w:val="20"/>
               </w:rPr>
-              <w:t xml:space="preserve">7.85</w:t>
+              <w:t xml:space="preserve">7.95</w:t>
             </w:r>
           </w:p>
         </w:tc>
@@ -1821,7 +1821,7 @@
                 <w:sz w:val="20"/>
                 <w:szCs w:val="20"/>
               </w:rPr>
-              <w:t xml:space="preserve">7.85</w:t>
+              <w:t xml:space="preserve">7.95</w:t>
             </w:r>
           </w:p>
         </w:tc>
@@ -2418,7 +2418,7 @@
           <w:sz w:val="21"/>
           <w:szCs w:val="21"/>
         </w:rPr>
-        <w:t xml:space="preserve">評価分布は8点（31.7%）に最も多く、8点以上の高評価が68.3%を占めています。低評価（1-4点）は計1件（1.7%）です。</w:t>
+        <w:t xml:space="preserve">評価分布は8点（31.1%）に最も多く、8点以上の高評価が68.9%を占めています。低評価（1-4点）は計1件（1.6%）です。</w:t>
       </w:r>
     </w:p>
     <w:p>
@@ -2653,7 +2653,7 @@
                 <w:sz w:val="20"/>
                 <w:szCs w:val="20"/>
               </w:rPr>
-              <w:t xml:space="preserve">18</w:t>
+              <w:t xml:space="preserve">19</w:t>
             </w:r>
           </w:p>
         </w:tc>
@@ -2688,7 +2688,7 @@
                 <w:sz w:val="20"/>
                 <w:szCs w:val="20"/>
               </w:rPr>
-              <w:t xml:space="preserve">30.0%</w:t>
+              <w:t xml:space="preserve">31.1%</w:t>
             </w:r>
           </w:p>
         </w:tc>
@@ -2717,7 +2717,7 @@
                 <w:sz w:val="20"/>
                 <w:szCs w:val="20"/>
               </w:rPr>
-              <w:t xml:space="preserve">███████████████████</w:t>
+              <w:t xml:space="preserve">████████████████████</w:t>
             </w:r>
             <w:r>
               <w:rPr>
@@ -2726,7 +2726,7 @@
                 <w:sz w:val="18"/>
                 <w:szCs w:val="18"/>
               </w:rPr>
-              <w:t xml:space="preserve"> 18件</w:t>
+              <w:t xml:space="preserve"> 19件</w:t>
             </w:r>
           </w:p>
         </w:tc>
@@ -2833,7 +2833,7 @@
                 <w:sz w:val="20"/>
                 <w:szCs w:val="20"/>
               </w:rPr>
-              <w:t xml:space="preserve">6.7%</w:t>
+              <w:t xml:space="preserve">6.6%</w:t>
             </w:r>
           </w:p>
         </w:tc>
@@ -2977,7 +2977,7 @@
                 <w:sz w:val="20"/>
                 <w:szCs w:val="20"/>
               </w:rPr>
-              <w:t xml:space="preserve">31.7%</w:t>
+              <w:t xml:space="preserve">31.1%</w:t>
             </w:r>
           </w:p>
         </w:tc>
@@ -3122,7 +3122,7 @@
                 <w:sz w:val="20"/>
                 <w:szCs w:val="20"/>
               </w:rPr>
-              <w:t xml:space="preserve">13.3%</w:t>
+              <w:t xml:space="preserve">13.1%</w:t>
             </w:r>
           </w:p>
         </w:tc>
@@ -3266,7 +3266,7 @@
                 <w:sz w:val="20"/>
                 <w:szCs w:val="20"/>
               </w:rPr>
-              <w:t xml:space="preserve">13.3%</w:t>
+              <w:t xml:space="preserve">13.1%</w:t>
             </w:r>
           </w:p>
         </w:tc>
@@ -3555,7 +3555,7 @@
                 <w:sz w:val="20"/>
                 <w:szCs w:val="20"/>
               </w:rPr>
-              <w:t xml:space="preserve">1.7%</w:t>
+              <w:t xml:space="preserve">1.6%</w:t>
             </w:r>
           </w:p>
         </w:tc>
@@ -3669,7 +3669,7 @@
                 <w:sz w:val="24"/>
                 <w:szCs w:val="24"/>
               </w:rPr>
-              <w:t xml:space="preserve">41件（68.3%）</w:t>
+              <w:t xml:space="preserve">42件（68.9%）</w:t>
             </w:r>
           </w:p>
         </w:tc>
@@ -3720,7 +3720,7 @@
                 <w:sz w:val="24"/>
                 <w:szCs w:val="24"/>
               </w:rPr>
-              <w:t xml:space="preserve">18件（30.0%）</w:t>
+              <w:t xml:space="preserve">18件（29.5%）</w:t>
             </w:r>
           </w:p>
         </w:tc>
@@ -3771,7 +3771,7 @@
                 <w:sz w:val="24"/>
                 <w:szCs w:val="24"/>
               </w:rPr>
-              <w:t xml:space="preserve">1件（1.7%）</w:t>
+              <w:t xml:space="preserve">1件（1.6%）</w:t>
             </w:r>
           </w:p>
         </w:tc>
@@ -6902,7 +6902,7 @@
                 <w:sz w:val="20"/>
                 <w:szCs w:val="20"/>
               </w:rPr>
-              <w:t xml:space="preserve">8.10点</w:t>
+              <w:t xml:space="preserve">8.13点</w:t>
             </w:r>
           </w:p>
         </w:tc>
@@ -7042,7 +7042,7 @@
                 <w:sz w:val="20"/>
                 <w:szCs w:val="20"/>
               </w:rPr>
-              <w:t xml:space="preserve">68.3%</w:t>
+              <w:t xml:space="preserve">68.9%</w:t>
             </w:r>
           </w:p>
         </w:tc>
@@ -7077,7 +7077,7 @@
                 <w:sz w:val="20"/>
                 <w:szCs w:val="20"/>
               </w:rPr>
-              <w:t xml:space="preserve">78%以上</w:t>
+              <w:t xml:space="preserve">79%以上</w:t>
             </w:r>
           </w:p>
         </w:tc>
@@ -7182,7 +7182,7 @@
                 <w:sz w:val="20"/>
                 <w:szCs w:val="20"/>
               </w:rPr>
-              <w:t xml:space="preserve">1.7%</w:t>
+              <w:t xml:space="preserve">1.6%</w:t>
             </w:r>
           </w:p>
         </w:tc>
@@ -8137,7 +8137,7 @@
                 <w:sz w:val="21"/>
                 <w:szCs w:val="21"/>
               </w:rPr>
-              <w:t xml:space="preserve">アパホテル相模原橋本駅東は、全体平均8.10点（10点換算）、高評価率68.3%という良好な顧客満足度を維持しているホテルです。特に「立地・アクセス」「快適さ・設備」が多くのゲストから高く評価されています。</w:t>
+              <w:t xml:space="preserve">アパホテル相模原橋本駅東は、全体平均8.13点（10点換算）、高評価率68.9%という良好な顧客満足度を維持しているホテルです。特に「立地・アクセス」「快適さ・設備」が多くのゲストから高く評価されています。</w:t>
             </w:r>
           </w:p>
           <w:p>

--- a/納品レポート/ホテル別レポート/apa_sagamihara_口コミ分析改善レポート.docx
+++ b/納品レポート/ホテル別レポート/apa_sagamihara_口コミ分析改善レポート.docx
@@ -96,7 +96,7 @@
           <w:sz w:val="22"/>
           <w:szCs w:val="22"/>
         </w:rPr>
-        <w:t xml:space="preserve">レビュー総数：61件（6サイト）</w:t>
+        <w:t xml:space="preserve">レビュー総数：62件（6サイト）</w:t>
       </w:r>
     </w:p>
     <w:p>
@@ -131,7 +131,7 @@
           <w:sz w:val="20"/>
           <w:szCs w:val="20"/>
         </w:rPr>
-        <w:t xml:space="preserve">作成日：2026年3月23日</w:t>
+        <w:t xml:space="preserve">作成日：2026年3月24日</w:t>
       </w:r>
     </w:p>
     <w:p>
@@ -189,7 +189,7 @@
           <w:sz w:val="21"/>
           <w:szCs w:val="21"/>
         </w:rPr>
-        <w:t xml:space="preserve">2026年2月〜3月に各OTAサイト・口コミサイトに投稿された61件のレビューを包括的に分析しました。以下が主要な発見事項です。</w:t>
+        <w:t xml:space="preserve">2026年2月〜3月に各OTAサイト・口コミサイトに投稿された62件のレビューを包括的に分析しました。以下が主要な発見事項です。</w:t>
       </w:r>
     </w:p>
     <w:p>
@@ -310,7 +310,7 @@
                 <w:sz w:val="36"/>
                 <w:szCs w:val="36"/>
               </w:rPr>
-              <w:t xml:space="preserve">68.9%</w:t>
+              <w:t xml:space="preserve">69.4%</w:t>
             </w:r>
           </w:p>
         </w:tc>
@@ -408,7 +408,7 @@
                 <w:sz w:val="36"/>
                 <w:szCs w:val="36"/>
               </w:rPr>
-              <w:t xml:space="preserve">61件</w:t>
+              <w:t xml:space="preserve">62件</w:t>
             </w:r>
           </w:p>
         </w:tc>
@@ -448,7 +448,7 @@
           <w:sz w:val="21"/>
           <w:szCs w:val="21"/>
         </w:rPr>
-        <w:t xml:space="preserve">全体平均スコア8.13点（10点換算）は良好な水準であり、68.9%が高評価（8-10点）に分類されます。低評価（1-4点）は1件（1.6%）で、ゲスト満足度は良好です。じゃらん（8.91点）で特に高い評価を獲得しています。</w:t>
+        <w:t xml:space="preserve">全体平均スコア8.13点（10点換算）は良好な水準であり、69.4%が高評価（8-10点）に分類されます。低評価（1-4点）は1件（1.6%）で、ゲスト満足度は良好です。じゃらん（8.91点）で特に高い評価を獲得しています。</w:t>
       </w:r>
     </w:p>
     <w:p>
@@ -1229,7 +1229,7 @@
                 <w:sz w:val="20"/>
                 <w:szCs w:val="20"/>
               </w:rPr>
-              <w:t xml:space="preserve">5</w:t>
+              <w:t xml:space="preserve">6</w:t>
             </w:r>
           </w:p>
         </w:tc>
@@ -1264,7 +1264,7 @@
                 <w:sz w:val="20"/>
                 <w:szCs w:val="20"/>
               </w:rPr>
-              <w:t xml:space="preserve">4.4</w:t>
+              <w:t xml:space="preserve">4.33</w:t>
             </w:r>
           </w:p>
         </w:tc>
@@ -1334,7 +1334,7 @@
                 <w:sz w:val="20"/>
                 <w:szCs w:val="20"/>
               </w:rPr>
-              <w:t xml:space="preserve">8.8</w:t>
+              <w:t xml:space="preserve">8.67</w:t>
             </w:r>
           </w:p>
         </w:tc>
@@ -2418,7 +2418,7 @@
           <w:sz w:val="21"/>
           <w:szCs w:val="21"/>
         </w:rPr>
-        <w:t xml:space="preserve">評価分布は8点（31.1%）に最も多く、8点以上の高評価が68.9%を占めています。低評価（1-4点）は計1件（1.6%）です。</w:t>
+        <w:t xml:space="preserve">評価分布は8点（32.3%）に最も多く、8点以上の高評価が69.4%を占めています。低評価（1-4点）は計1件（1.6%）です。</w:t>
       </w:r>
     </w:p>
     <w:p>
@@ -2688,7 +2688,7 @@
                 <w:sz w:val="20"/>
                 <w:szCs w:val="20"/>
               </w:rPr>
-              <w:t xml:space="preserve">31.1%</w:t>
+              <w:t xml:space="preserve">30.6%</w:t>
             </w:r>
           </w:p>
         </w:tc>
@@ -2717,7 +2717,7 @@
                 <w:sz w:val="20"/>
                 <w:szCs w:val="20"/>
               </w:rPr>
-              <w:t xml:space="preserve">████████████████████</w:t>
+              <w:t xml:space="preserve">███████████████████</w:t>
             </w:r>
             <w:r>
               <w:rPr>
@@ -2833,7 +2833,7 @@
                 <w:sz w:val="20"/>
                 <w:szCs w:val="20"/>
               </w:rPr>
-              <w:t xml:space="preserve">6.6%</w:t>
+              <w:t xml:space="preserve">6.5%</w:t>
             </w:r>
           </w:p>
         </w:tc>
@@ -2942,7 +2942,7 @@
                 <w:sz w:val="20"/>
                 <w:szCs w:val="20"/>
               </w:rPr>
-              <w:t xml:space="preserve">19</w:t>
+              <w:t xml:space="preserve">20</w:t>
             </w:r>
           </w:p>
         </w:tc>
@@ -2977,7 +2977,7 @@
                 <w:sz w:val="20"/>
                 <w:szCs w:val="20"/>
               </w:rPr>
-              <w:t xml:space="preserve">31.1%</w:t>
+              <w:t xml:space="preserve">32.3%</w:t>
             </w:r>
           </w:p>
         </w:tc>
@@ -3015,7 +3015,7 @@
                 <w:sz w:val="18"/>
                 <w:szCs w:val="18"/>
               </w:rPr>
-              <w:t xml:space="preserve"> 19件</w:t>
+              <w:t xml:space="preserve"> 20件</w:t>
             </w:r>
           </w:p>
         </w:tc>
@@ -3122,7 +3122,7 @@
                 <w:sz w:val="20"/>
                 <w:szCs w:val="20"/>
               </w:rPr>
-              <w:t xml:space="preserve">13.1%</w:t>
+              <w:t xml:space="preserve">12.9%</w:t>
             </w:r>
           </w:p>
         </w:tc>
@@ -3266,7 +3266,7 @@
                 <w:sz w:val="20"/>
                 <w:szCs w:val="20"/>
               </w:rPr>
-              <w:t xml:space="preserve">13.1%</w:t>
+              <w:t xml:space="preserve">12.9%</w:t>
             </w:r>
           </w:p>
         </w:tc>
@@ -3411,7 +3411,7 @@
                 <w:sz w:val="20"/>
                 <w:szCs w:val="20"/>
               </w:rPr>
-              <w:t xml:space="preserve">3.3%</w:t>
+              <w:t xml:space="preserve">3.2%</w:t>
             </w:r>
           </w:p>
         </w:tc>
@@ -3669,7 +3669,7 @@
                 <w:sz w:val="24"/>
                 <w:szCs w:val="24"/>
               </w:rPr>
-              <w:t xml:space="preserve">42件（68.9%）</w:t>
+              <w:t xml:space="preserve">43件（69.4%）</w:t>
             </w:r>
           </w:p>
         </w:tc>
@@ -3720,7 +3720,7 @@
                 <w:sz w:val="24"/>
                 <w:szCs w:val="24"/>
               </w:rPr>
-              <w:t xml:space="preserve">18件（29.5%）</w:t>
+              <w:t xml:space="preserve">18件（29.0%）</w:t>
             </w:r>
           </w:p>
         </w:tc>
@@ -7042,7 +7042,7 @@
                 <w:sz w:val="20"/>
                 <w:szCs w:val="20"/>
               </w:rPr>
-              <w:t xml:space="preserve">68.9%</w:t>
+              <w:t xml:space="preserve">69.4%</w:t>
             </w:r>
           </w:p>
         </w:tc>
@@ -7733,7 +7733,7 @@
           <w:sz w:val="22"/>
           <w:szCs w:val="22"/>
         </w:rPr>
-        <w:t xml:space="preserve">[1] じゃらん / 8点 / 2026-03-18</w:t>
+        <w:t xml:space="preserve">[1] Google / 8点 / 2026-03-23</w:t>
       </w:r>
     </w:p>
     <w:p>
@@ -7748,7 +7748,7 @@
           <w:sz w:val="21"/>
           <w:szCs w:val="21"/>
         </w:rPr>
-        <w:t xml:space="preserve">出張で泊まりました。  駅近で、近くに飲食店がいろいろあり立地は申し分ないです。  また、意外とスーパーやショッピングセンターもあり長期出張にはもってこいです。  意外と新しいホテルで凄く綺麗で良かったです(*^^*)  大浴場もあり良いのですが…風呂が熱すぎる。  時間で男女入れ替え制なので気を付けないといけません。  あと、朝にタクシーの配車をお願いしてたのですが…忘れていたようで…慌て...</w:t>
+        <w:t xml:space="preserve">ちょうど東横インの向かい側にあり、こちらは大浴場あり。他の浴場付の施設と違いお風呂は集めでしたかね？</w:t>
       </w:r>
     </w:p>
     <w:p>
@@ -7769,7 +7769,7 @@
           <w:sz w:val="22"/>
           <w:szCs w:val="22"/>
         </w:rPr>
-        <w:t xml:space="preserve">[2] Agoda / 8点 / 2026-03-15</w:t>
+        <w:t xml:space="preserve">[2] じゃらん / 8点 / 2026-03-18</w:t>
       </w:r>
     </w:p>
     <w:p>
@@ -7784,7 +7784,7 @@
           <w:sz w:val="21"/>
           <w:szCs w:val="21"/>
         </w:rPr>
-        <w:t xml:space="preserve">橋本駅徒歩５分の好立地。 シングルがベッドも広く、綺麗なアパでした。 すぐ近くに居酒屋もイタリアンも焼き鳥屋もあり、特に電車移動のビジネス客には便利だと思います。 自家用車移動でホテルには敷地内平置き駐車場が4-5台しか停められませんが、近隣に24時間◯◯円の駐車場も多くあるので、車でも困らないと思います。 難点といえば ・EVが１基（混雑時には待ち時間あり） ・大浴場が男女入替え制で時間に...</w:t>
+        <w:t xml:space="preserve">出張で泊まりました。  駅近で、近くに飲食店がいろいろあり立地は申し分ないです。  また、意外とスーパーやショッピングセンターもあり長期出張にはもってこいです。  意外と新しいホテルで凄く綺麗で良かったです(*^^*)  大浴場もあり良いのですが…風呂が熱すぎる。  時間で男女入れ替え制なので気を付けないといけません。  あと、朝にタクシーの配車をお願いしてたのですが…忘れていたようで…慌て...</w:t>
       </w:r>
     </w:p>
     <w:p>
@@ -7805,7 +7805,7 @@
           <w:sz w:val="22"/>
           <w:szCs w:val="22"/>
         </w:rPr>
-        <w:t xml:space="preserve">[3] 楽天トラベル / 10点 / 2026-03-15</w:t>
+        <w:t xml:space="preserve">[3] Agoda / 8点 / 2026-03-15</w:t>
       </w:r>
     </w:p>
     <w:p>
@@ -7820,7 +7820,7 @@
           <w:sz w:val="21"/>
           <w:szCs w:val="21"/>
         </w:rPr>
-        <w:t xml:space="preserve">駅近で便利でした！東京都立大学受験のために利用しましたが、アクセス抜群で、ここにしてよかったです。</w:t>
+        <w:t xml:space="preserve">橋本駅徒歩５分の好立地。 シングルがベッドも広く、綺麗なアパでした。 すぐ近くに居酒屋もイタリアンも焼き鳥屋もあり、特に電車移動のビジネス客には便利だと思います。 自家用車移動でホテルには敷地内平置き駐車場が4-5台しか停められませんが、近隣に24時間◯◯円の駐車場も多くあるので、車でも困らないと思います。 難点といえば ・EVが１基（混雑時には待ち時間あり） ・大浴場が男女入替え制で時間に...</w:t>
       </w:r>
     </w:p>
     <w:p>
@@ -7841,7 +7841,7 @@
           <w:sz w:val="22"/>
           <w:szCs w:val="22"/>
         </w:rPr>
-        <w:t xml:space="preserve">[4] Google / 10点 / 2026-03-15</w:t>
+        <w:t xml:space="preserve">[4] 楽天トラベル / 10点 / 2026-03-15</w:t>
       </w:r>
     </w:p>
     <w:p>
@@ -7856,7 +7856,7 @@
           <w:sz w:val="21"/>
           <w:szCs w:val="21"/>
         </w:rPr>
-        <w:t xml:space="preserve">ユニットバスの水垢などが少し気になりましたが 嫌な匂いなどもなく快適でした</w:t>
+        <w:t xml:space="preserve">駅近で便利でした！東京都立大学受験のために利用しましたが、アクセス抜群で、ここにしてよかったです。</w:t>
       </w:r>
     </w:p>
     <w:p>
@@ -7877,7 +7877,7 @@
           <w:sz w:val="22"/>
           <w:szCs w:val="22"/>
         </w:rPr>
-        <w:t xml:space="preserve">[5] Google / 8点 / 2026-03-14</w:t>
+        <w:t xml:space="preserve">[5] Google / 10点 / 2026-03-15</w:t>
       </w:r>
     </w:p>
     <w:p>
@@ -7892,7 +7892,7 @@
           <w:sz w:val="21"/>
           <w:szCs w:val="21"/>
         </w:rPr>
-        <w:t xml:space="preserve">仕事で利用。 綺麗なアパ。 JR橋本駅も近く、飲み屋さん、ご飯屋さん、イオン、アリオ、とても便利。 ほぼ真向かいに東◯INNがどーん。 頑張れアパ。  対応してくれた若い男性（初心者マーク🔰）がハキハキとして好印象。  駐車場:敷地内に平置き駐車場あり（数台）。それ以外は提携駐車場はないとのこと。徒歩圏内にいくつも駐車場があり、困らなかった。 部屋:綺麗。ペットボトルのお水が一本。テレビ大...</w:t>
+        <w:t xml:space="preserve">ユニットバスの水垢などが少し気になりましたが 嫌な匂いなどもなく快適でした</w:t>
       </w:r>
     </w:p>
     <w:p>
@@ -8137,7 +8137,7 @@
                 <w:sz w:val="21"/>
                 <w:szCs w:val="21"/>
               </w:rPr>
-              <w:t xml:space="preserve">アパホテル相模原橋本駅東は、全体平均8.13点（10点換算）、高評価率68.9%という良好な顧客満足度を維持しているホテルです。特に「立地・アクセス」「快適さ・設備」が多くのゲストから高く評価されています。</w:t>
+              <w:t xml:space="preserve">アパホテル相模原橋本駅東は、全体平均8.13点（10点換算）、高評価率69.4%という良好な顧客満足度を維持しているホテルです。特に「立地・アクセス」「快適さ・設備」が多くのゲストから高く評価されています。</w:t>
             </w:r>
           </w:p>
           <w:p>

--- a/納品レポート/ホテル別レポート/apa_sagamihara_口コミ分析改善レポート.docx
+++ b/納品レポート/ホテル別レポート/apa_sagamihara_口コミ分析改善レポート.docx
@@ -96,7 +96,7 @@
           <w:sz w:val="22"/>
           <w:szCs w:val="22"/>
         </w:rPr>
-        <w:t xml:space="preserve">レビュー総数：62件（6サイト）</w:t>
+        <w:t xml:space="preserve">レビュー総数：63件（6サイト）</w:t>
       </w:r>
     </w:p>
     <w:p>
@@ -111,7 +111,7 @@
           <w:sz w:val="20"/>
           <w:szCs w:val="20"/>
         </w:rPr>
-        <w:t xml:space="preserve">対象サイト：じゃらん / Google / Trip.com / Booking.com / 楽天トラベル / Agoda</w:t>
+        <w:t xml:space="preserve">対象サイト：じゃらん / Google / Trip.com / Booking.com / Agoda / 楽天トラベル</w:t>
       </w:r>
     </w:p>
     <w:p>
@@ -131,7 +131,7 @@
           <w:sz w:val="20"/>
           <w:szCs w:val="20"/>
         </w:rPr>
-        <w:t xml:space="preserve">作成日：2026年3月24日</w:t>
+        <w:t xml:space="preserve">作成日：2026年3月25日</w:t>
       </w:r>
     </w:p>
     <w:p>
@@ -189,7 +189,7 @@
           <w:sz w:val="21"/>
           <w:szCs w:val="21"/>
         </w:rPr>
-        <w:t xml:space="preserve">2026年2月〜3月に各OTAサイト・口コミサイトに投稿された62件のレビューを包括的に分析しました。以下が主要な発見事項です。</w:t>
+        <w:t xml:space="preserve">2026年2月〜3月に各OTAサイト・口コミサイトに投稿された63件のレビューを包括的に分析しました。以下が主要な発見事項です。</w:t>
       </w:r>
     </w:p>
     <w:p>
@@ -261,7 +261,7 @@
                 <w:sz w:val="36"/>
                 <w:szCs w:val="36"/>
               </w:rPr>
-              <w:t xml:space="preserve">8.13</w:t>
+              <w:t xml:space="preserve">8.16</w:t>
             </w:r>
           </w:p>
         </w:tc>
@@ -310,7 +310,7 @@
                 <w:sz w:val="36"/>
                 <w:szCs w:val="36"/>
               </w:rPr>
-              <w:t xml:space="preserve">69.4%</w:t>
+              <w:t xml:space="preserve">69.8%</w:t>
             </w:r>
           </w:p>
         </w:tc>
@@ -408,7 +408,7 @@
                 <w:sz w:val="36"/>
                 <w:szCs w:val="36"/>
               </w:rPr>
-              <w:t xml:space="preserve">62件</w:t>
+              <w:t xml:space="preserve">63件</w:t>
             </w:r>
           </w:p>
         </w:tc>
@@ -448,7 +448,7 @@
           <w:sz w:val="21"/>
           <w:szCs w:val="21"/>
         </w:rPr>
-        <w:t xml:space="preserve">全体平均スコア8.13点（10点換算）は良好な水準であり、69.4%が高評価（8-10点）に分類されます。低評価（1-4点）は1件（1.6%）で、ゲスト満足度は良好です。じゃらん（8.91点）で特に高い評価を獲得しています。</w:t>
+        <w:t xml:space="preserve">全体平均スコア8.16点（10点換算）は良好な水準であり、69.8%が高評価（8-10点）に分類されます。低評価（1-4点）は1件（1.6%）で、ゲスト満足度は良好です。じゃらん（8.91点）で特に高い評価を獲得しています。</w:t>
       </w:r>
     </w:p>
     <w:p>
@@ -542,7 +542,7 @@
                 <w:sz w:val="20"/>
                 <w:szCs w:val="20"/>
               </w:rPr>
-              <w:t xml:space="preserve">立地・アクセス（10件以上で言及）、快適さ・設備（10件以上で言及）、スタッフの対応（10件以上で言及）</w:t>
+              <w:t xml:space="preserve">立地・アクセス（20件以上で言及）、快適さ・設備（10件以上で言及）、スタッフの対応（10件以上で言及）</w:t>
             </w:r>
           </w:p>
           <w:p>
@@ -567,7 +567,7 @@
                 <w:sz w:val="20"/>
                 <w:szCs w:val="20"/>
               </w:rPr>
-              <w:t xml:space="preserve">対応・サービスの不満（6件）、防音性能（5件）、浴室・水回り（4件）、部屋の狭さ（2件）</w:t>
+              <w:t xml:space="preserve">対応・サービスの不満（6件）、防音性能（5件）、浴室・水回り（5件）、部屋の狭さ（2件）</w:t>
             </w:r>
           </w:p>
           <w:p>
@@ -1927,7 +1927,7 @@
                 <w:sz w:val="20"/>
                 <w:szCs w:val="20"/>
               </w:rPr>
-              <w:t xml:space="preserve">楽天トラベル</w:t>
+              <w:t xml:space="preserve">Agoda</w:t>
             </w:r>
           </w:p>
         </w:tc>
@@ -1961,7 +1961,7 @@
                 <w:sz w:val="20"/>
                 <w:szCs w:val="20"/>
               </w:rPr>
-              <w:t xml:space="preserve">14</w:t>
+              <w:t xml:space="preserve">8</w:t>
             </w:r>
           </w:p>
         </w:tc>
@@ -1995,7 +1995,7 @@
                 <w:sz w:val="20"/>
                 <w:szCs w:val="20"/>
               </w:rPr>
-              <w:t xml:space="preserve">3.86</w:t>
+              <w:t xml:space="preserve">7.88</w:t>
             </w:r>
           </w:p>
         </w:tc>
@@ -2029,7 +2029,7 @@
                 <w:sz w:val="20"/>
                 <w:szCs w:val="20"/>
               </w:rPr>
-              <w:t xml:space="preserve">/5 (×2)</w:t>
+              <w:t xml:space="preserve">/10</w:t>
             </w:r>
           </w:p>
         </w:tc>
@@ -2063,7 +2063,7 @@
                 <w:sz w:val="20"/>
                 <w:szCs w:val="20"/>
               </w:rPr>
-              <w:t xml:space="preserve">7.71</w:t>
+              <w:t xml:space="preserve">7.88</w:t>
             </w:r>
           </w:p>
         </w:tc>
@@ -2097,7 +2097,7 @@
                 <w:sz w:val="20"/>
                 <w:szCs w:val="20"/>
               </w:rPr>
-              <w:t xml:space="preserve">8</w:t>
+              <w:t xml:space="preserve">7.5</w:t>
             </w:r>
           </w:p>
         </w:tc>
@@ -2168,7 +2168,7 @@
                 <w:sz w:val="20"/>
                 <w:szCs w:val="20"/>
               </w:rPr>
-              <w:t xml:space="preserve">Agoda</w:t>
+              <w:t xml:space="preserve">楽天トラベル</w:t>
             </w:r>
           </w:p>
         </w:tc>
@@ -2203,7 +2203,7 @@
                 <w:sz w:val="20"/>
                 <w:szCs w:val="20"/>
               </w:rPr>
-              <w:t xml:space="preserve">7</w:t>
+              <w:t xml:space="preserve">14</w:t>
             </w:r>
           </w:p>
         </w:tc>
@@ -2238,7 +2238,7 @@
                 <w:sz w:val="20"/>
                 <w:szCs w:val="20"/>
               </w:rPr>
-              <w:t xml:space="preserve">7.57</w:t>
+              <w:t xml:space="preserve">3.86</w:t>
             </w:r>
           </w:p>
         </w:tc>
@@ -2273,7 +2273,7 @@
                 <w:sz w:val="20"/>
                 <w:szCs w:val="20"/>
               </w:rPr>
-              <w:t xml:space="preserve">/10</w:t>
+              <w:t xml:space="preserve">/5 (×2)</w:t>
             </w:r>
           </w:p>
         </w:tc>
@@ -2308,7 +2308,7 @@
                 <w:sz w:val="20"/>
                 <w:szCs w:val="20"/>
               </w:rPr>
-              <w:t xml:space="preserve">7.57</w:t>
+              <w:t xml:space="preserve">7.71</w:t>
             </w:r>
           </w:p>
         </w:tc>
@@ -2343,7 +2343,7 @@
                 <w:sz w:val="20"/>
                 <w:szCs w:val="20"/>
               </w:rPr>
-              <w:t xml:space="preserve">7</w:t>
+              <w:t xml:space="preserve">8</w:t>
             </w:r>
           </w:p>
         </w:tc>
@@ -2418,7 +2418,7 @@
           <w:sz w:val="21"/>
           <w:szCs w:val="21"/>
         </w:rPr>
-        <w:t xml:space="preserve">評価分布は8点（32.3%）に最も多く、8点以上の高評価が69.4%を占めています。低評価（1-4点）は計1件（1.6%）です。</w:t>
+        <w:t xml:space="preserve">評価分布は8点（31.7%）に最も多く、8点以上の高評価が69.8%を占めています。低評価（1-4点）は計1件（1.6%）です。</w:t>
       </w:r>
     </w:p>
     <w:p>
@@ -2653,7 +2653,7 @@
                 <w:sz w:val="20"/>
                 <w:szCs w:val="20"/>
               </w:rPr>
-              <w:t xml:space="preserve">19</w:t>
+              <w:t xml:space="preserve">20</w:t>
             </w:r>
           </w:p>
         </w:tc>
@@ -2688,7 +2688,7 @@
                 <w:sz w:val="20"/>
                 <w:szCs w:val="20"/>
               </w:rPr>
-              <w:t xml:space="preserve">30.6%</w:t>
+              <w:t xml:space="preserve">31.7%</w:t>
             </w:r>
           </w:p>
         </w:tc>
@@ -2717,7 +2717,7 @@
                 <w:sz w:val="20"/>
                 <w:szCs w:val="20"/>
               </w:rPr>
-              <w:t xml:space="preserve">███████████████████</w:t>
+              <w:t xml:space="preserve">████████████████████</w:t>
             </w:r>
             <w:r>
               <w:rPr>
@@ -2726,7 +2726,7 @@
                 <w:sz w:val="18"/>
                 <w:szCs w:val="18"/>
               </w:rPr>
-              <w:t xml:space="preserve"> 19件</w:t>
+              <w:t xml:space="preserve"> 20件</w:t>
             </w:r>
           </w:p>
         </w:tc>
@@ -2833,7 +2833,7 @@
                 <w:sz w:val="20"/>
                 <w:szCs w:val="20"/>
               </w:rPr>
-              <w:t xml:space="preserve">6.5%</w:t>
+              <w:t xml:space="preserve">6.3%</w:t>
             </w:r>
           </w:p>
         </w:tc>
@@ -2977,7 +2977,7 @@
                 <w:sz w:val="20"/>
                 <w:szCs w:val="20"/>
               </w:rPr>
-              <w:t xml:space="preserve">32.3%</w:t>
+              <w:t xml:space="preserve">31.7%</w:t>
             </w:r>
           </w:p>
         </w:tc>
@@ -3122,7 +3122,7 @@
                 <w:sz w:val="20"/>
                 <w:szCs w:val="20"/>
               </w:rPr>
-              <w:t xml:space="preserve">12.9%</w:t>
+              <w:t xml:space="preserve">12.7%</w:t>
             </w:r>
           </w:p>
         </w:tc>
@@ -3266,7 +3266,7 @@
                 <w:sz w:val="20"/>
                 <w:szCs w:val="20"/>
               </w:rPr>
-              <w:t xml:space="preserve">12.9%</w:t>
+              <w:t xml:space="preserve">12.7%</w:t>
             </w:r>
           </w:p>
         </w:tc>
@@ -3669,7 +3669,7 @@
                 <w:sz w:val="24"/>
                 <w:szCs w:val="24"/>
               </w:rPr>
-              <w:t xml:space="preserve">43件（69.4%）</w:t>
+              <w:t xml:space="preserve">44件（69.8%）</w:t>
             </w:r>
           </w:p>
         </w:tc>
@@ -3720,7 +3720,7 @@
                 <w:sz w:val="24"/>
                 <w:szCs w:val="24"/>
               </w:rPr>
-              <w:t xml:space="preserve">18件（29.0%）</w:t>
+              <w:t xml:space="preserve">18件（28.6%）</w:t>
             </w:r>
           </w:p>
         </w:tc>
@@ -4010,7 +4010,7 @@
                 <w:sz w:val="20"/>
                 <w:szCs w:val="20"/>
               </w:rPr>
-              <w:t xml:space="preserve">10件以上</w:t>
+              <w:t xml:space="preserve">20件以上</w:t>
             </w:r>
           </w:p>
         </w:tc>
@@ -4045,7 +4045,7 @@
                 <w:sz w:val="20"/>
                 <w:szCs w:val="20"/>
               </w:rPr>
-              <w:t xml:space="preserve">「駅も近いし、部屋もひとりならじゅうぶんな広さです」「駅近で、近くに飲食店がいろいろあり立地は申し分ないです」</w:t>
+              <w:t xml:space="preserve">「清潔感があり、スタッフの対応が良く立地も便利です」「駅も近いし、部屋もひとりならじゅうぶんな広さです」</w:t>
             </w:r>
           </w:p>
         </w:tc>
@@ -4149,7 +4149,7 @@
                 <w:sz w:val="20"/>
                 <w:szCs w:val="20"/>
               </w:rPr>
-              <w:t xml:space="preserve">「快適でした」「Clean room with ample amenities for a solo traveller, alt...」</w:t>
+              <w:t xml:space="preserve">「大浴場は快適でシャワーの水圧も十分です」「快適でした」</w:t>
             </w:r>
           </w:p>
         </w:tc>
@@ -4256,7 +4256,7 @@
                 <w:sz w:val="20"/>
                 <w:szCs w:val="20"/>
               </w:rPr>
-              <w:t xml:space="preserve">「意外とスタッフはおっちょこちょいな感じがします」「フロントにてカードキーと大浴場専用カードキーを交換とのこと」</w:t>
+              <w:t xml:space="preserve">「清潔感があり、スタッフの対応が良く立地も便利です」「意外とスタッフはおっちょこちょいな感じがします」</w:t>
             </w:r>
           </w:p>
         </w:tc>
@@ -4360,7 +4360,7 @@
                 <w:sz w:val="20"/>
                 <w:szCs w:val="20"/>
               </w:rPr>
-              <w:t xml:space="preserve">「意外と新しいホテルで凄く綺麗で良かったです(*^^*)  大浴場もあり良いのですが…風呂が熱すぎる」「Clean room with ample amenities for a solo traveller, alt...」</w:t>
+              <w:t xml:space="preserve">「清潔感があり、スタッフの対応が良く立地も便利です」「意外と新しいホテルで凄く綺麗で良かったです(*^^*)  大浴場もあり良いのですが…風呂が熱すぎる」</w:t>
             </w:r>
           </w:p>
         </w:tc>
@@ -4611,7 +4611,7 @@
           <w:sz w:val="21"/>
           <w:szCs w:val="21"/>
         </w:rPr>
-        <w:t xml:space="preserve">口コミの多数で「立地・アクセス」に関するポジティブな言及が見られ、アパホテル相模原橋本駅東の最大の差別化要因となっています。駅も近いし、部屋もひとりならじゅうぶんな広さですといった声が多数寄せられています。</w:t>
+        <w:t xml:space="preserve">口コミの多数で「立地・アクセス」に関するポジティブな言及が見られ、アパホテル相模原橋本駅東の最大の差別化要因となっています。清潔感があり、スタッフの対応が良く立地も便利ですといった声が多数寄せられています。</w:t>
       </w:r>
     </w:p>
     <w:p>
@@ -4630,7 +4630,7 @@
           <w:sz w:val="21"/>
           <w:szCs w:val="21"/>
         </w:rPr>
-        <w:t xml:space="preserve">駅も近いし、部屋もひとりならじゅうぶんな広さです</w:t>
+        <w:t xml:space="preserve">清潔感があり、スタッフの対応が良く立地も便利です</w:t>
       </w:r>
     </w:p>
     <w:p>
@@ -4649,7 +4649,7 @@
           <w:sz w:val="21"/>
           <w:szCs w:val="21"/>
         </w:rPr>
-        <w:t xml:space="preserve">駅近で、近くに飲食店がいろいろあり立地は申し分ないです</w:t>
+        <w:t xml:space="preserve">駅も近いし、部屋もひとりならじゅうぶんな広さです</w:t>
       </w:r>
     </w:p>
     <w:p>
@@ -4668,7 +4668,7 @@
           <w:sz w:val="21"/>
           <w:szCs w:val="21"/>
         </w:rPr>
-        <w:t xml:space="preserve">入れ替え制は立地状仕方ない事だと思うので、せめて女湯→男湯→女湯と交互にしてくれれば、夜入れなかったとしても、朝は...</w:t>
+        <w:t xml:space="preserve">駅近で、近くに飲食店がいろいろあり立地は申し分ないです</w:t>
       </w:r>
     </w:p>
     <w:p>
@@ -4705,7 +4705,7 @@
           <w:sz w:val="21"/>
           <w:szCs w:val="21"/>
         </w:rPr>
-        <w:t xml:space="preserve">快適さ・設備に関するポジティブな評価も多く寄せられています。「快適でした」といったコメントが見られます。</w:t>
+        <w:t xml:space="preserve">快適さ・設備に関するポジティブな評価も多く寄せられています。「大浴場は快適でシャワーの水圧も十分です」といったコメントが見られます。</w:t>
       </w:r>
     </w:p>
     <w:p>
@@ -5288,7 +5288,7 @@
                 <w:sz w:val="20"/>
                 <w:szCs w:val="20"/>
               </w:rPr>
-              <w:t xml:space="preserve">ユニットバスの水垢などが少し気になりましたが 嫌な匂いなどもなく快適でした ユニットバスの水垢などが少し気になりま...</w:t>
+              <w:t xml:space="preserve">大浴場は快適でシャワーの水圧も十分です</w:t>
             </w:r>
           </w:p>
         </w:tc>
@@ -5322,7 +5322,7 @@
                 <w:sz w:val="20"/>
                 <w:szCs w:val="20"/>
               </w:rPr>
-              <w:t xml:space="preserve">中度・4件</w:t>
+              <w:t xml:space="preserve">重大・5件</w:t>
             </w:r>
           </w:p>
         </w:tc>
@@ -6902,7 +6902,7 @@
                 <w:sz w:val="20"/>
                 <w:szCs w:val="20"/>
               </w:rPr>
-              <w:t xml:space="preserve">8.13点</w:t>
+              <w:t xml:space="preserve">8.16点</w:t>
             </w:r>
           </w:p>
         </w:tc>
@@ -6936,7 +6936,7 @@
                 <w:sz w:val="20"/>
                 <w:szCs w:val="20"/>
               </w:rPr>
-              <w:t xml:space="preserve">8.4点以上</w:t>
+              <w:t xml:space="preserve">8.5点以上</w:t>
             </w:r>
           </w:p>
         </w:tc>
@@ -7042,7 +7042,7 @@
                 <w:sz w:val="20"/>
                 <w:szCs w:val="20"/>
               </w:rPr>
-              <w:t xml:space="preserve">69.4%</w:t>
+              <w:t xml:space="preserve">69.8%</w:t>
             </w:r>
           </w:p>
         </w:tc>
@@ -7077,7 +7077,7 @@
                 <w:sz w:val="20"/>
                 <w:szCs w:val="20"/>
               </w:rPr>
-              <w:t xml:space="preserve">79%以上</w:t>
+              <w:t xml:space="preserve">80%以上</w:t>
             </w:r>
           </w:p>
         </w:tc>
@@ -7287,7 +7287,7 @@
                 <w:sz w:val="20"/>
                 <w:szCs w:val="20"/>
               </w:rPr>
-              <w:t xml:space="preserve">Agoda平均評価</w:t>
+              <w:t xml:space="preserve">口コミ返信率</w:t>
             </w:r>
           </w:p>
         </w:tc>
@@ -7322,7 +7322,7 @@
                 <w:sz w:val="20"/>
                 <w:szCs w:val="20"/>
               </w:rPr>
-              <w:t xml:space="preserve">7.6点</w:t>
+              <w:t xml:space="preserve">未計測</w:t>
             </w:r>
           </w:p>
         </w:tc>
@@ -7357,7 +7357,7 @@
                 <w:sz w:val="20"/>
                 <w:szCs w:val="20"/>
               </w:rPr>
-              <w:t xml:space="preserve">8.6点以上</w:t>
+              <w:t xml:space="preserve">100%（48h以内）</w:t>
             </w:r>
           </w:p>
         </w:tc>
@@ -7392,7 +7392,7 @@
                 <w:sz w:val="20"/>
                 <w:szCs w:val="20"/>
               </w:rPr>
-              <w:t xml:space="preserve">2026年9月</w:t>
+              <w:t xml:space="preserve">2026年6月</w:t>
             </w:r>
           </w:p>
         </w:tc>
@@ -7428,7 +7428,7 @@
                 <w:sz w:val="20"/>
                 <w:szCs w:val="20"/>
               </w:rPr>
-              <w:t xml:space="preserve">口コミ返信率</w:t>
+              <w:t xml:space="preserve">対応・サービスの不満クレーム</w:t>
             </w:r>
           </w:p>
         </w:tc>
@@ -7462,7 +7462,7 @@
                 <w:sz w:val="20"/>
                 <w:szCs w:val="20"/>
               </w:rPr>
-              <w:t xml:space="preserve">未計測</w:t>
+              <w:t xml:space="preserve">約6件/期間</w:t>
             </w:r>
           </w:p>
         </w:tc>
@@ -7496,7 +7496,7 @@
                 <w:sz w:val="20"/>
                 <w:szCs w:val="20"/>
               </w:rPr>
-              <w:t xml:space="preserve">100%（48h以内）</w:t>
+              <w:t xml:space="preserve">3件以下</w:t>
             </w:r>
           </w:p>
         </w:tc>
@@ -7509,148 +7509,6 @@
               <w:bottom w:val="single" w:color="CCCCCC" w:sz="1"/>
               <w:right w:val="single" w:color="CCCCCC" w:sz="1"/>
             </w:tcBorders>
-            <w:tcMar>
-              <w:top w:type="dxa" w:w="80"/>
-              <w:left w:type="dxa" w:w="120"/>
-              <w:bottom w:type="dxa" w:w="80"/>
-              <w:right w:type="dxa" w:w="120"/>
-            </w:tcMar>
-            <w:vAlign w:val="center"/>
-          </w:tcPr>
-          <w:p>
-            <w:pPr>
-              <w:jc w:val="center"/>
-            </w:pPr>
-            <w:r>
-              <w:rPr>
-                <w:rFonts w:ascii="Arial" w:cs="Arial" w:eastAsia="Arial" w:hAnsi="Arial"/>
-                <w:b w:val="false"/>
-                <w:bCs w:val="false"/>
-                <w:color w:val="333333"/>
-                <w:sz w:val="20"/>
-                <w:szCs w:val="20"/>
-              </w:rPr>
-              <w:t xml:space="preserve">2026年6月</w:t>
-            </w:r>
-          </w:p>
-        </w:tc>
-      </w:tr>
-      <w:tr>
-        <w:tc>
-          <w:tcPr>
-            <w:tcW w:type="dxa" w:w="2800"/>
-            <w:tcBorders>
-              <w:top w:val="single" w:color="CCCCCC" w:sz="1"/>
-              <w:left w:val="single" w:color="CCCCCC" w:sz="1"/>
-              <w:bottom w:val="single" w:color="CCCCCC" w:sz="1"/>
-              <w:right w:val="single" w:color="CCCCCC" w:sz="1"/>
-            </w:tcBorders>
-            <w:shd w:fill="F2F2F2" w:val="clear"/>
-            <w:tcMar>
-              <w:top w:type="dxa" w:w="80"/>
-              <w:left w:type="dxa" w:w="120"/>
-              <w:bottom w:type="dxa" w:w="80"/>
-              <w:right w:type="dxa" w:w="120"/>
-            </w:tcMar>
-            <w:vAlign w:val="center"/>
-          </w:tcPr>
-          <w:p>
-            <w:pPr>
-              <w:jc w:val="left"/>
-            </w:pPr>
-            <w:r>
-              <w:rPr>
-                <w:rFonts w:ascii="Arial" w:cs="Arial" w:eastAsia="Arial" w:hAnsi="Arial"/>
-                <w:b/>
-                <w:bCs/>
-                <w:color w:val="333333"/>
-                <w:sz w:val="20"/>
-                <w:szCs w:val="20"/>
-              </w:rPr>
-              <w:t xml:space="preserve">対応・サービスの不満クレーム</w:t>
-            </w:r>
-          </w:p>
-        </w:tc>
-        <w:tc>
-          <w:tcPr>
-            <w:tcW w:type="dxa" w:w="2200"/>
-            <w:tcBorders>
-              <w:top w:val="single" w:color="CCCCCC" w:sz="1"/>
-              <w:left w:val="single" w:color="CCCCCC" w:sz="1"/>
-              <w:bottom w:val="single" w:color="CCCCCC" w:sz="1"/>
-              <w:right w:val="single" w:color="CCCCCC" w:sz="1"/>
-            </w:tcBorders>
-            <w:shd w:fill="F2F2F2" w:val="clear"/>
-            <w:tcMar>
-              <w:top w:type="dxa" w:w="80"/>
-              <w:left w:type="dxa" w:w="120"/>
-              <w:bottom w:type="dxa" w:w="80"/>
-              <w:right w:type="dxa" w:w="120"/>
-            </w:tcMar>
-            <w:vAlign w:val="center"/>
-          </w:tcPr>
-          <w:p>
-            <w:pPr>
-              <w:jc w:val="center"/>
-            </w:pPr>
-            <w:r>
-              <w:rPr>
-                <w:rFonts w:ascii="Arial" w:cs="Arial" w:eastAsia="Arial" w:hAnsi="Arial"/>
-                <w:b w:val="false"/>
-                <w:bCs w:val="false"/>
-                <w:color w:val="333333"/>
-                <w:sz w:val="20"/>
-                <w:szCs w:val="20"/>
-              </w:rPr>
-              <w:t xml:space="preserve">約6件/期間</w:t>
-            </w:r>
-          </w:p>
-        </w:tc>
-        <w:tc>
-          <w:tcPr>
-            <w:tcW w:type="dxa" w:w="2200"/>
-            <w:tcBorders>
-              <w:top w:val="single" w:color="CCCCCC" w:sz="1"/>
-              <w:left w:val="single" w:color="CCCCCC" w:sz="1"/>
-              <w:bottom w:val="single" w:color="CCCCCC" w:sz="1"/>
-              <w:right w:val="single" w:color="CCCCCC" w:sz="1"/>
-            </w:tcBorders>
-            <w:shd w:fill="F2F2F2" w:val="clear"/>
-            <w:tcMar>
-              <w:top w:type="dxa" w:w="80"/>
-              <w:left w:type="dxa" w:w="120"/>
-              <w:bottom w:type="dxa" w:w="80"/>
-              <w:right w:type="dxa" w:w="120"/>
-            </w:tcMar>
-            <w:vAlign w:val="center"/>
-          </w:tcPr>
-          <w:p>
-            <w:pPr>
-              <w:jc w:val="center"/>
-            </w:pPr>
-            <w:r>
-              <w:rPr>
-                <w:rFonts w:ascii="Arial" w:cs="Arial" w:eastAsia="Arial" w:hAnsi="Arial"/>
-                <w:b/>
-                <w:bCs/>
-                <w:color w:val="27AE60"/>
-                <w:sz w:val="20"/>
-                <w:szCs w:val="20"/>
-              </w:rPr>
-              <w:t xml:space="preserve">3件以下</w:t>
-            </w:r>
-          </w:p>
-        </w:tc>
-        <w:tc>
-          <w:tcPr>
-            <w:tcW w:type="dxa" w:w="1826"/>
-            <w:tcBorders>
-              <w:top w:val="single" w:color="CCCCCC" w:sz="1"/>
-              <w:left w:val="single" w:color="CCCCCC" w:sz="1"/>
-              <w:bottom w:val="single" w:color="CCCCCC" w:sz="1"/>
-              <w:right w:val="single" w:color="CCCCCC" w:sz="1"/>
-            </w:tcBorders>
-            <w:shd w:fill="F2F2F2" w:val="clear"/>
             <w:tcMar>
               <w:top w:type="dxa" w:w="80"/>
               <w:left w:type="dxa" w:w="120"/>
@@ -7733,7 +7591,7 @@
           <w:sz w:val="22"/>
           <w:szCs w:val="22"/>
         </w:rPr>
-        <w:t xml:space="preserve">[1] Google / 8点 / 2026-03-23</w:t>
+        <w:t xml:space="preserve">[1] Agoda / 10点 / 2026-03-25</w:t>
       </w:r>
     </w:p>
     <w:p>
@@ -7748,7 +7606,7 @@
           <w:sz w:val="21"/>
           <w:szCs w:val="21"/>
         </w:rPr>
-        <w:t xml:space="preserve">ちょうど東横インの向かい側にあり、こちらは大浴場あり。他の浴場付の施設と違いお風呂は集めでしたかね？</w:t>
+        <w:t xml:space="preserve">清潔感があり、スタッフの対応が良く立地も便利です。大浴場は快適でシャワーの水圧も十分です。安心して過ごせる環境が整っていて満足のいく滞在でした。</w:t>
       </w:r>
     </w:p>
     <w:p>
@@ -7769,7 +7627,7 @@
           <w:sz w:val="22"/>
           <w:szCs w:val="22"/>
         </w:rPr>
-        <w:t xml:space="preserve">[2] じゃらん / 8点 / 2026-03-18</w:t>
+        <w:t xml:space="preserve">[2] Google / 8点 / 2026-03-23</w:t>
       </w:r>
     </w:p>
     <w:p>
@@ -7784,7 +7642,7 @@
           <w:sz w:val="21"/>
           <w:szCs w:val="21"/>
         </w:rPr>
-        <w:t xml:space="preserve">出張で泊まりました。  駅近で、近くに飲食店がいろいろあり立地は申し分ないです。  また、意外とスーパーやショッピングセンターもあり長期出張にはもってこいです。  意外と新しいホテルで凄く綺麗で良かったです(*^^*)  大浴場もあり良いのですが…風呂が熱すぎる。  時間で男女入れ替え制なので気を付けないといけません。  あと、朝にタクシーの配車をお願いしてたのですが…忘れていたようで…慌て...</w:t>
+        <w:t xml:space="preserve">ちょうど東横インの向かい側にあり、こちらは大浴場あり。他の浴場付の施設と違いお風呂は集めでしたかね？</w:t>
       </w:r>
     </w:p>
     <w:p>
@@ -7805,7 +7663,7 @@
           <w:sz w:val="22"/>
           <w:szCs w:val="22"/>
         </w:rPr>
-        <w:t xml:space="preserve">[3] Agoda / 8点 / 2026-03-15</w:t>
+        <w:t xml:space="preserve">[3] じゃらん / 8点 / 2026-03-18</w:t>
       </w:r>
     </w:p>
     <w:p>
@@ -7820,7 +7678,7 @@
           <w:sz w:val="21"/>
           <w:szCs w:val="21"/>
         </w:rPr>
-        <w:t xml:space="preserve">橋本駅徒歩５分の好立地。 シングルがベッドも広く、綺麗なアパでした。 すぐ近くに居酒屋もイタリアンも焼き鳥屋もあり、特に電車移動のビジネス客には便利だと思います。 自家用車移動でホテルには敷地内平置き駐車場が4-5台しか停められませんが、近隣に24時間◯◯円の駐車場も多くあるので、車でも困らないと思います。 難点といえば ・EVが１基（混雑時には待ち時間あり） ・大浴場が男女入替え制で時間に...</w:t>
+        <w:t xml:space="preserve">出張で泊まりました。  駅近で、近くに飲食店がいろいろあり立地は申し分ないです。  また、意外とスーパーやショッピングセンターもあり長期出張にはもってこいです。  意外と新しいホテルで凄く綺麗で良かったです(*^^*)  大浴場もあり良いのですが…風呂が熱すぎる。  時間で男女入れ替え制なので気を付けないといけません。  あと、朝にタクシーの配車をお願いしてたのですが…忘れていたようで…慌て...</w:t>
       </w:r>
     </w:p>
     <w:p>
@@ -7841,7 +7699,7 @@
           <w:sz w:val="22"/>
           <w:szCs w:val="22"/>
         </w:rPr>
-        <w:t xml:space="preserve">[4] 楽天トラベル / 10点 / 2026-03-15</w:t>
+        <w:t xml:space="preserve">[4] Agoda / 8点 / 2026-03-15</w:t>
       </w:r>
     </w:p>
     <w:p>
@@ -7856,7 +7714,7 @@
           <w:sz w:val="21"/>
           <w:szCs w:val="21"/>
         </w:rPr>
-        <w:t xml:space="preserve">駅近で便利でした！東京都立大学受験のために利用しましたが、アクセス抜群で、ここにしてよかったです。</w:t>
+        <w:t xml:space="preserve">橋本駅徒歩５分の好立地。 シングルがベッドも広く、綺麗なアパでした。 すぐ近くに居酒屋もイタリアンも焼き鳥屋もあり、特に電車移動のビジネス客には便利だと思います。 自家用車移動でホテルには敷地内平置き駐車場が4-5台しか停められませんが、近隣に24時間◯◯円の駐車場も多くあるので、車でも困らないと思います。 難点といえば ・EVが１基（混雑時には待ち時間あり） ・大浴場が男女入替え制で時間に...</w:t>
       </w:r>
     </w:p>
     <w:p>
@@ -7877,7 +7735,7 @@
           <w:sz w:val="22"/>
           <w:szCs w:val="22"/>
         </w:rPr>
-        <w:t xml:space="preserve">[5] Google / 10点 / 2026-03-15</w:t>
+        <w:t xml:space="preserve">[5] 楽天トラベル / 10点 / 2026-03-15</w:t>
       </w:r>
     </w:p>
     <w:p>
@@ -7892,7 +7750,7 @@
           <w:sz w:val="21"/>
           <w:szCs w:val="21"/>
         </w:rPr>
-        <w:t xml:space="preserve">ユニットバスの水垢などが少し気になりましたが 嫌な匂いなどもなく快適でした</w:t>
+        <w:t xml:space="preserve">駅近で便利でした！東京都立大学受験のために利用しましたが、アクセス抜群で、ここにしてよかったです。</w:t>
       </w:r>
     </w:p>
     <w:p>
@@ -8137,7 +7995,7 @@
                 <w:sz w:val="21"/>
                 <w:szCs w:val="21"/>
               </w:rPr>
-              <w:t xml:space="preserve">アパホテル相模原橋本駅東は、全体平均8.13点（10点換算）、高評価率69.4%という良好な顧客満足度を維持しているホテルです。特に「立地・アクセス」「快適さ・設備」が多くのゲストから高く評価されています。</w:t>
+              <w:t xml:space="preserve">アパホテル相模原橋本駅東は、全体平均8.16点（10点換算）、高評価率69.8%という良好な顧客満足度を維持しているホテルです。特に「立地・アクセス」「快適さ・設備」が多くのゲストから高く評価されています。</w:t>
             </w:r>
           </w:p>
           <w:p>
@@ -8166,20 +8024,6 @@
                 <w:szCs w:val="21"/>
               </w:rPr>
               <w:t xml:space="preserve">Phase 1（即座対応）のオペレーション改善は、低コストで即座に実行可能であり、ゲスト体験の底上げに直結します。Phase 2（短期）の設備改善は、中評価ゲストを高評価に引き上げる効果が期待できます。Phase 3（中期）の抜本的改修は、ブランド価値の向上に寄与します。</w:t>
-            </w:r>
-          </w:p>
-          <w:p>
-            <w:pPr>
-              <w:spacing w:after="160"/>
-            </w:pPr>
-            <w:r>
-              <w:rPr>
-                <w:rFonts w:ascii="Arial" w:cs="Arial" w:eastAsia="Arial" w:hAnsi="Arial"/>
-                <w:color w:val="333333"/>
-                <w:sz w:val="21"/>
-                <w:szCs w:val="21"/>
-              </w:rPr>
-              <w:t xml:space="preserve">Agodaでの低スコア（7.6点）は、口コミ返信の強化とサービス品質の一貫性確保で改善余地があります。全サイトでの口コミ返信率100%を目指すことで、ホテルの姿勢をゲストに伝え、リピート率の向上につなげることが重要です。</w:t>
             </w:r>
           </w:p>
           <w:p>

--- a/納品レポート/ホテル別レポート/apa_sagamihara_口コミ分析改善レポート.docx
+++ b/納品レポート/ホテル別レポート/apa_sagamihara_口コミ分析改善レポート.docx
@@ -96,7 +96,7 @@
           <w:sz w:val="22"/>
           <w:szCs w:val="22"/>
         </w:rPr>
-        <w:t xml:space="preserve">レビュー総数：63件（6サイト）</w:t>
+        <w:t xml:space="preserve">レビュー総数：64件（6サイト）</w:t>
       </w:r>
     </w:p>
     <w:p>
@@ -131,7 +131,7 @@
           <w:sz w:val="20"/>
           <w:szCs w:val="20"/>
         </w:rPr>
-        <w:t xml:space="preserve">作成日：2026年3月25日</w:t>
+        <w:t xml:space="preserve">作成日：2026年3月26日</w:t>
       </w:r>
     </w:p>
     <w:p>
@@ -189,7 +189,7 @@
           <w:sz w:val="21"/>
           <w:szCs w:val="21"/>
         </w:rPr>
-        <w:t xml:space="preserve">2026年2月〜3月に各OTAサイト・口コミサイトに投稿された63件のレビューを包括的に分析しました。以下が主要な発見事項です。</w:t>
+        <w:t xml:space="preserve">2026年2月〜3月に各OTAサイト・口コミサイトに投稿された64件のレビューを包括的に分析しました。以下が主要な発見事項です。</w:t>
       </w:r>
     </w:p>
     <w:p>
@@ -261,7 +261,7 @@
                 <w:sz w:val="36"/>
                 <w:szCs w:val="36"/>
               </w:rPr>
-              <w:t xml:space="preserve">8.16</w:t>
+              <w:t xml:space="preserve">8.17</w:t>
             </w:r>
           </w:p>
         </w:tc>
@@ -310,7 +310,7 @@
                 <w:sz w:val="36"/>
                 <w:szCs w:val="36"/>
               </w:rPr>
-              <w:t xml:space="preserve">69.8%</w:t>
+              <w:t xml:space="preserve">70.3%</w:t>
             </w:r>
           </w:p>
         </w:tc>
@@ -408,7 +408,7 @@
                 <w:sz w:val="36"/>
                 <w:szCs w:val="36"/>
               </w:rPr>
-              <w:t xml:space="preserve">63件</w:t>
+              <w:t xml:space="preserve">64件</w:t>
             </w:r>
           </w:p>
         </w:tc>
@@ -448,7 +448,7 @@
           <w:sz w:val="21"/>
           <w:szCs w:val="21"/>
         </w:rPr>
-        <w:t xml:space="preserve">全体平均スコア8.16点（10点換算）は良好な水準であり、69.8%が高評価（8-10点）に分類されます。低評価（1-4点）は1件（1.6%）で、ゲスト満足度は良好です。じゃらん（8.91点）で特に高い評価を獲得しています。</w:t>
+        <w:t xml:space="preserve">全体平均スコア8.17点（10点換算）は良好な水準であり、70.3%が高評価（8-10点）に分類されます。低評価（1-4点）は1件（1.6%）で、ゲスト満足度は良好です。じゃらん（8.91点）で特に高い評価を獲得しています。</w:t>
       </w:r>
     </w:p>
     <w:p>
@@ -1716,7 +1716,7 @@
                 <w:sz w:val="20"/>
                 <w:szCs w:val="20"/>
               </w:rPr>
-              <w:t xml:space="preserve">21</w:t>
+              <w:t xml:space="preserve">22</w:t>
             </w:r>
           </w:p>
         </w:tc>
@@ -1751,7 +1751,7 @@
                 <w:sz w:val="20"/>
                 <w:szCs w:val="20"/>
               </w:rPr>
-              <w:t xml:space="preserve">7.95</w:t>
+              <w:t xml:space="preserve">8</w:t>
             </w:r>
           </w:p>
         </w:tc>
@@ -1817,11 +1817,11 @@
                 <w:rFonts w:ascii="Arial" w:cs="Arial" w:eastAsia="Arial" w:hAnsi="Arial"/>
                 <w:b/>
                 <w:bCs/>
-                <w:color w:val="E67E22"/>
-                <w:sz w:val="20"/>
-                <w:szCs w:val="20"/>
-              </w:rPr>
-              <w:t xml:space="preserve">7.95</w:t>
+                <w:color w:val="27AE60"/>
+                <w:sz w:val="20"/>
+                <w:szCs w:val="20"/>
+              </w:rPr>
+              <w:t xml:space="preserve">8</w:t>
             </w:r>
           </w:p>
         </w:tc>
@@ -1887,11 +1887,11 @@
                 <w:rFonts w:ascii="Arial" w:cs="Arial" w:eastAsia="Arial" w:hAnsi="Arial"/>
                 <w:b/>
                 <w:bCs/>
-                <w:color w:val="E67E22"/>
-                <w:sz w:val="20"/>
-                <w:szCs w:val="20"/>
-              </w:rPr>
-              <w:t xml:space="preserve">概ね良好</w:t>
+                <w:color w:val="27AE60"/>
+                <w:sz w:val="20"/>
+                <w:szCs w:val="20"/>
+              </w:rPr>
+              <w:t xml:space="preserve">良好</w:t>
             </w:r>
           </w:p>
         </w:tc>
@@ -2418,7 +2418,7 @@
           <w:sz w:val="21"/>
           <w:szCs w:val="21"/>
         </w:rPr>
-        <w:t xml:space="preserve">評価分布は8点（31.7%）に最も多く、8点以上の高評価が69.8%を占めています。低評価（1-4点）は計1件（1.6%）です。</w:t>
+        <w:t xml:space="preserve">評価分布は8点（31.2%）に最も多く、8点以上の高評価が70.3%を占めています。低評価（1-4点）は計1件（1.6%）です。</w:t>
       </w:r>
     </w:p>
     <w:p>
@@ -2688,7 +2688,7 @@
                 <w:sz w:val="20"/>
                 <w:szCs w:val="20"/>
               </w:rPr>
-              <w:t xml:space="preserve">31.7%</w:t>
+              <w:t xml:space="preserve">31.2%</w:t>
             </w:r>
           </w:p>
         </w:tc>
@@ -2798,7 +2798,7 @@
                 <w:sz w:val="20"/>
                 <w:szCs w:val="20"/>
               </w:rPr>
-              <w:t xml:space="preserve">4</w:t>
+              <w:t xml:space="preserve">5</w:t>
             </w:r>
           </w:p>
         </w:tc>
@@ -2833,7 +2833,7 @@
                 <w:sz w:val="20"/>
                 <w:szCs w:val="20"/>
               </w:rPr>
-              <w:t xml:space="preserve">6.3%</w:t>
+              <w:t xml:space="preserve">7.8%</w:t>
             </w:r>
           </w:p>
         </w:tc>
@@ -2861,7 +2861,7 @@
                 <w:sz w:val="20"/>
                 <w:szCs w:val="20"/>
               </w:rPr>
-              <w:t xml:space="preserve">████</w:t>
+              <w:t xml:space="preserve">█████</w:t>
             </w:r>
             <w:r>
               <w:rPr>
@@ -2870,7 +2870,7 @@
                 <w:sz w:val="18"/>
                 <w:szCs w:val="18"/>
               </w:rPr>
-              <w:t xml:space="preserve"> 4件</w:t>
+              <w:t xml:space="preserve"> 5件</w:t>
             </w:r>
           </w:p>
         </w:tc>
@@ -2977,7 +2977,7 @@
                 <w:sz w:val="20"/>
                 <w:szCs w:val="20"/>
               </w:rPr>
-              <w:t xml:space="preserve">31.7%</w:t>
+              <w:t xml:space="preserve">31.2%</w:t>
             </w:r>
           </w:p>
         </w:tc>
@@ -3122,7 +3122,7 @@
                 <w:sz w:val="20"/>
                 <w:szCs w:val="20"/>
               </w:rPr>
-              <w:t xml:space="preserve">12.7%</w:t>
+              <w:t xml:space="preserve">12.5%</w:t>
             </w:r>
           </w:p>
         </w:tc>
@@ -3266,7 +3266,7 @@
                 <w:sz w:val="20"/>
                 <w:szCs w:val="20"/>
               </w:rPr>
-              <w:t xml:space="preserve">12.7%</w:t>
+              <w:t xml:space="preserve">12.5%</w:t>
             </w:r>
           </w:p>
         </w:tc>
@@ -3411,7 +3411,7 @@
                 <w:sz w:val="20"/>
                 <w:szCs w:val="20"/>
               </w:rPr>
-              <w:t xml:space="preserve">3.2%</w:t>
+              <w:t xml:space="preserve">3.1%</w:t>
             </w:r>
           </w:p>
         </w:tc>
@@ -3669,7 +3669,7 @@
                 <w:sz w:val="24"/>
                 <w:szCs w:val="24"/>
               </w:rPr>
-              <w:t xml:space="preserve">44件（69.8%）</w:t>
+              <w:t xml:space="preserve">45件（70.3%）</w:t>
             </w:r>
           </w:p>
         </w:tc>
@@ -3720,7 +3720,7 @@
                 <w:sz w:val="24"/>
                 <w:szCs w:val="24"/>
               </w:rPr>
-              <w:t xml:space="preserve">18件（28.6%）</w:t>
+              <w:t xml:space="preserve">18件（28.1%）</w:t>
             </w:r>
           </w:p>
         </w:tc>
@@ -4256,7 +4256,7 @@
                 <w:sz w:val="20"/>
                 <w:szCs w:val="20"/>
               </w:rPr>
-              <w:t xml:space="preserve">「清潔感があり、スタッフの対応が良く立地も便利です」「意外とスタッフはおっちょこちょいな感じがします」</w:t>
+              <w:t xml:space="preserve">「清潔感があり、スタッフの対応が良く立地も便利です」「フロントの方々の対応がとても丁寧でした」</w:t>
             </w:r>
           </w:p>
         </w:tc>
@@ -6902,7 +6902,7 @@
                 <w:sz w:val="20"/>
                 <w:szCs w:val="20"/>
               </w:rPr>
-              <w:t xml:space="preserve">8.16点</w:t>
+              <w:t xml:space="preserve">8.17点</w:t>
             </w:r>
           </w:p>
         </w:tc>
@@ -7042,7 +7042,7 @@
                 <w:sz w:val="20"/>
                 <w:szCs w:val="20"/>
               </w:rPr>
-              <w:t xml:space="preserve">69.8%</w:t>
+              <w:t xml:space="preserve">70.3%</w:t>
             </w:r>
           </w:p>
         </w:tc>
@@ -7077,7 +7077,7 @@
                 <w:sz w:val="20"/>
                 <w:szCs w:val="20"/>
               </w:rPr>
-              <w:t xml:space="preserve">80%以上</w:t>
+              <w:t xml:space="preserve">75%以上</w:t>
             </w:r>
           </w:p>
         </w:tc>
@@ -7627,7 +7627,7 @@
           <w:sz w:val="22"/>
           <w:szCs w:val="22"/>
         </w:rPr>
-        <w:t xml:space="preserve">[2] Google / 8点 / 2026-03-23</w:t>
+        <w:t xml:space="preserve">[2] Booking.com / 9点 / 2026-03-25</w:t>
       </w:r>
     </w:p>
     <w:p>
@@ -7642,7 +7642,7 @@
           <w:sz w:val="21"/>
           <w:szCs w:val="21"/>
         </w:rPr>
-        <w:t xml:space="preserve">ちょうど東横インの向かい側にあり、こちらは大浴場あり。他の浴場付の施設と違いお風呂は集めでしたかね？</w:t>
+        <w:t xml:space="preserve">フロントの方々の対応がとても丁寧でした。</w:t>
       </w:r>
     </w:p>
     <w:p>
@@ -7663,7 +7663,7 @@
           <w:sz w:val="22"/>
           <w:szCs w:val="22"/>
         </w:rPr>
-        <w:t xml:space="preserve">[3] じゃらん / 8点 / 2026-03-18</w:t>
+        <w:t xml:space="preserve">[3] Google / 8点 / 2026-03-23</w:t>
       </w:r>
     </w:p>
     <w:p>
@@ -7678,7 +7678,7 @@
           <w:sz w:val="21"/>
           <w:szCs w:val="21"/>
         </w:rPr>
-        <w:t xml:space="preserve">出張で泊まりました。  駅近で、近くに飲食店がいろいろあり立地は申し分ないです。  また、意外とスーパーやショッピングセンターもあり長期出張にはもってこいです。  意外と新しいホテルで凄く綺麗で良かったです(*^^*)  大浴場もあり良いのですが…風呂が熱すぎる。  時間で男女入れ替え制なので気を付けないといけません。  あと、朝にタクシーの配車をお願いしてたのですが…忘れていたようで…慌て...</w:t>
+        <w:t xml:space="preserve">ちょうど東横インの向かい側にあり、こちらは大浴場あり。他の浴場付の施設と違いお風呂は集めでしたかね？</w:t>
       </w:r>
     </w:p>
     <w:p>
@@ -7699,7 +7699,7 @@
           <w:sz w:val="22"/>
           <w:szCs w:val="22"/>
         </w:rPr>
-        <w:t xml:space="preserve">[4] Agoda / 8点 / 2026-03-15</w:t>
+        <w:t xml:space="preserve">[4] じゃらん / 8点 / 2026-03-18</w:t>
       </w:r>
     </w:p>
     <w:p>
@@ -7714,7 +7714,7 @@
           <w:sz w:val="21"/>
           <w:szCs w:val="21"/>
         </w:rPr>
-        <w:t xml:space="preserve">橋本駅徒歩５分の好立地。 シングルがベッドも広く、綺麗なアパでした。 すぐ近くに居酒屋もイタリアンも焼き鳥屋もあり、特に電車移動のビジネス客には便利だと思います。 自家用車移動でホテルには敷地内平置き駐車場が4-5台しか停められませんが、近隣に24時間◯◯円の駐車場も多くあるので、車でも困らないと思います。 難点といえば ・EVが１基（混雑時には待ち時間あり） ・大浴場が男女入替え制で時間に...</w:t>
+        <w:t xml:space="preserve">出張で泊まりました。  駅近で、近くに飲食店がいろいろあり立地は申し分ないです。  また、意外とスーパーやショッピングセンターもあり長期出張にはもってこいです。  意外と新しいホテルで凄く綺麗で良かったです(*^^*)  大浴場もあり良いのですが…風呂が熱すぎる。  時間で男女入れ替え制なので気を付けないといけません。  あと、朝にタクシーの配車をお願いしてたのですが…忘れていたようで…慌て...</w:t>
       </w:r>
     </w:p>
     <w:p>
@@ -7735,7 +7735,7 @@
           <w:sz w:val="22"/>
           <w:szCs w:val="22"/>
         </w:rPr>
-        <w:t xml:space="preserve">[5] 楽天トラベル / 10点 / 2026-03-15</w:t>
+        <w:t xml:space="preserve">[5] Agoda / 8点 / 2026-03-15</w:t>
       </w:r>
     </w:p>
     <w:p>
@@ -7750,7 +7750,7 @@
           <w:sz w:val="21"/>
           <w:szCs w:val="21"/>
         </w:rPr>
-        <w:t xml:space="preserve">駅近で便利でした！東京都立大学受験のために利用しましたが、アクセス抜群で、ここにしてよかったです。</w:t>
+        <w:t xml:space="preserve">橋本駅徒歩５分の好立地。 シングルがベッドも広く、綺麗なアパでした。 すぐ近くに居酒屋もイタリアンも焼き鳥屋もあり、特に電車移動のビジネス客には便利だと思います。 自家用車移動でホテルには敷地内平置き駐車場が4-5台しか停められませんが、近隣に24時間◯◯円の駐車場も多くあるので、車でも困らないと思います。 難点といえば ・EVが１基（混雑時には待ち時間あり） ・大浴場が男女入替え制で時間に...</w:t>
       </w:r>
     </w:p>
     <w:p>
@@ -7995,7 +7995,7 @@
                 <w:sz w:val="21"/>
                 <w:szCs w:val="21"/>
               </w:rPr>
-              <w:t xml:space="preserve">アパホテル相模原橋本駅東は、全体平均8.16点（10点換算）、高評価率69.8%という良好な顧客満足度を維持しているホテルです。特に「立地・アクセス」「快適さ・設備」が多くのゲストから高く評価されています。</w:t>
+              <w:t xml:space="preserve">アパホテル相模原橋本駅東は、全体平均8.17点（10点換算）、高評価率70.3%という良好な顧客満足度を維持しているホテルです。特に「立地・アクセス」「快適さ・設備」が多くのゲストから高く評価されています。</w:t>
             </w:r>
           </w:p>
           <w:p>

--- a/納品レポート/ホテル別レポート/apa_sagamihara_口コミ分析改善レポート.docx
+++ b/納品レポート/ホテル別レポート/apa_sagamihara_口コミ分析改善レポート.docx
@@ -131,7 +131,7 @@
           <w:sz w:val="20"/>
           <w:szCs w:val="20"/>
         </w:rPr>
-        <w:t xml:space="preserve">作成日：2026年3月26日</w:t>
+        <w:t xml:space="preserve">作成日：2026年3月27日</w:t>
       </w:r>
     </w:p>
     <w:p>

--- a/納品レポート/ホテル別レポート/apa_sagamihara_口コミ分析改善レポート.docx
+++ b/納品レポート/ホテル別レポート/apa_sagamihara_口コミ分析改善レポート.docx
@@ -131,7 +131,7 @@
           <w:sz w:val="20"/>
           <w:szCs w:val="20"/>
         </w:rPr>
-        <w:t xml:space="preserve">作成日：2026年3月27日</w:t>
+        <w:t xml:space="preserve">作成日：2026年3月28日</w:t>
       </w:r>
     </w:p>
     <w:p>

--- a/納品レポート/ホテル別レポート/apa_sagamihara_口コミ分析改善レポート.docx
+++ b/納品レポート/ホテル別レポート/apa_sagamihara_口コミ分析改善レポート.docx
@@ -53,7 +53,7 @@
           <w:sz w:val="24"/>
           <w:szCs w:val="24"/>
         </w:rPr>
-        <w:t xml:space="preserve">2024年1月〜2026年3月　|　総件数 64件　|　2026年3月29日</w:t>
+        <w:t xml:space="preserve">2024年1月〜2026年3月　|　総件数 67件　|　2026年3月29日</w:t>
       </w:r>
     </w:p>
     <w:p>
@@ -84,7 +84,7 @@
           <w:sz w:val="21"/>
           <w:szCs w:val="21"/>
         </w:rPr>
-        <w:t xml:space="preserve">2024年1月〜2026年3月に各OTAサイトに投稿された64件のレビューを分析しました。</w:t>
+        <w:t xml:space="preserve">2024年1月〜2026年3月に各OTAサイトに投稿された67件のレビューを分析しました。</w:t>
       </w:r>
     </w:p>
     <w:p>
@@ -142,7 +142,7 @@
                 <w:szCs w:val="20"/>
               </w:rPr>
               <w:t xml:space="preserve">全体平均
-8.17点</w:t>
+8.19点</w:t>
             </w:r>
           </w:p>
         </w:tc>
@@ -177,7 +177,7 @@
                 <w:szCs w:val="20"/>
               </w:rPr>
               <w:t xml:space="preserve">高評価率
-70.3%</w:t>
+71.6%</w:t>
             </w:r>
           </w:p>
         </w:tc>
@@ -212,7 +212,7 @@
                 <w:szCs w:val="20"/>
               </w:rPr>
               <w:t xml:space="preserve">低評価率
-1.6%</w:t>
+1.5%</w:t>
             </w:r>
           </w:p>
         </w:tc>
@@ -247,7 +247,7 @@
                 <w:szCs w:val="20"/>
               </w:rPr>
               <w:t xml:space="preserve">レビュー総数
-64件</w:t>
+67件</w:t>
             </w:r>
           </w:p>
         </w:tc>
@@ -697,7 +697,7 @@
                 <w:sz w:val="20"/>
                 <w:szCs w:val="20"/>
               </w:rPr>
-              <w:t xml:space="preserve">Google</w:t>
+              <w:t xml:space="preserve">Trip.com</w:t>
             </w:r>
           </w:p>
         </w:tc>
@@ -732,7 +732,7 @@
                 <w:sz w:val="20"/>
                 <w:szCs w:val="20"/>
               </w:rPr>
-              <w:t xml:space="preserve">6</w:t>
+              <w:t xml:space="preserve">3</w:t>
             </w:r>
           </w:p>
         </w:tc>
@@ -767,7 +767,7 @@
                 <w:sz w:val="20"/>
                 <w:szCs w:val="20"/>
               </w:rPr>
-              <w:t xml:space="preserve">4.33/5</w:t>
+              <w:t xml:space="preserve">8.67/10</w:t>
             </w:r>
           </w:p>
         </w:tc>
@@ -874,7 +874,7 @@
                 <w:sz w:val="20"/>
                 <w:szCs w:val="20"/>
               </w:rPr>
-              <w:t xml:space="preserve">Trip.com</w:t>
+              <w:t xml:space="preserve">Google</w:t>
             </w:r>
           </w:p>
         </w:tc>
@@ -909,7 +909,7 @@
                 <w:sz w:val="20"/>
                 <w:szCs w:val="20"/>
               </w:rPr>
-              <w:t xml:space="preserve">3</w:t>
+              <w:t xml:space="preserve">7</w:t>
             </w:r>
           </w:p>
         </w:tc>
@@ -944,7 +944,7 @@
                 <w:sz w:val="20"/>
                 <w:szCs w:val="20"/>
               </w:rPr>
-              <w:t xml:space="preserve">8.67/10</w:t>
+              <w:t xml:space="preserve">4.29/5</w:t>
             </w:r>
           </w:p>
         </w:tc>
@@ -979,7 +979,7 @@
                 <w:sz w:val="20"/>
                 <w:szCs w:val="20"/>
               </w:rPr>
-              <w:t xml:space="preserve">8.67</w:t>
+              <w:t xml:space="preserve">8.57</w:t>
             </w:r>
           </w:p>
         </w:tc>
@@ -1440,7 +1440,7 @@
                 <w:sz w:val="20"/>
                 <w:szCs w:val="20"/>
               </w:rPr>
-              <w:t xml:space="preserve">14</w:t>
+              <w:t xml:space="preserve">16</w:t>
             </w:r>
           </w:p>
         </w:tc>
@@ -1475,7 +1475,7 @@
                 <w:sz w:val="20"/>
                 <w:szCs w:val="20"/>
               </w:rPr>
-              <w:t xml:space="preserve">3.86/5</w:t>
+              <w:t xml:space="preserve">3.94/5</w:t>
             </w:r>
           </w:p>
         </w:tc>
@@ -1510,7 +1510,7 @@
                 <w:sz w:val="20"/>
                 <w:szCs w:val="20"/>
               </w:rPr>
-              <w:t xml:space="preserve">7.71</w:t>
+              <w:t xml:space="preserve">7.88</w:t>
             </w:r>
           </w:p>
         </w:tc>
@@ -1764,7 +1764,7 @@
                 <w:sz w:val="20"/>
                 <w:szCs w:val="20"/>
               </w:rPr>
-              <w:t xml:space="preserve">20</w:t>
+              <w:t xml:space="preserve">21</w:t>
             </w:r>
           </w:p>
         </w:tc>
@@ -1799,7 +1799,7 @@
                 <w:sz w:val="20"/>
                 <w:szCs w:val="20"/>
               </w:rPr>
-              <w:t xml:space="preserve">31.2%</w:t>
+              <w:t xml:space="preserve">31.3%</w:t>
             </w:r>
           </w:p>
         </w:tc>
@@ -1906,7 +1906,7 @@
                 <w:sz w:val="20"/>
                 <w:szCs w:val="20"/>
               </w:rPr>
-              <w:t xml:space="preserve">7.8%</w:t>
+              <w:t xml:space="preserve">7.5%</w:t>
             </w:r>
           </w:p>
         </w:tc>
@@ -1978,7 +1978,7 @@
                 <w:sz w:val="20"/>
                 <w:szCs w:val="20"/>
               </w:rPr>
-              <w:t xml:space="preserve">20</w:t>
+              <w:t xml:space="preserve">22</w:t>
             </w:r>
           </w:p>
         </w:tc>
@@ -2013,7 +2013,7 @@
                 <w:sz w:val="20"/>
                 <w:szCs w:val="20"/>
               </w:rPr>
-              <w:t xml:space="preserve">31.2%</w:t>
+              <w:t xml:space="preserve">32.8%</w:t>
             </w:r>
           </w:p>
         </w:tc>
@@ -2120,7 +2120,7 @@
                 <w:sz w:val="20"/>
                 <w:szCs w:val="20"/>
               </w:rPr>
-              <w:t xml:space="preserve">12.5%</w:t>
+              <w:t xml:space="preserve">11.9%</w:t>
             </w:r>
           </w:p>
         </w:tc>
@@ -2227,7 +2227,7 @@
                 <w:sz w:val="20"/>
                 <w:szCs w:val="20"/>
               </w:rPr>
-              <w:t xml:space="preserve">12.5%</w:t>
+              <w:t xml:space="preserve">11.9%</w:t>
             </w:r>
           </w:p>
         </w:tc>
@@ -2334,7 +2334,7 @@
                 <w:sz w:val="20"/>
                 <w:szCs w:val="20"/>
               </w:rPr>
-              <w:t xml:space="preserve">3.1%</w:t>
+              <w:t xml:space="preserve">3.0%</w:t>
             </w:r>
           </w:p>
         </w:tc>
@@ -2441,7 +2441,7 @@
                 <w:sz w:val="20"/>
                 <w:szCs w:val="20"/>
               </w:rPr>
-              <w:t xml:space="preserve">1.6%</w:t>
+              <w:t xml:space="preserve">1.5%</w:t>
             </w:r>
           </w:p>
         </w:tc>
@@ -2677,7 +2677,7 @@
                 <w:sz w:val="20"/>
                 <w:szCs w:val="20"/>
               </w:rPr>
-              <w:t xml:space="preserve">45</w:t>
+              <w:t xml:space="preserve">48</w:t>
             </w:r>
           </w:p>
         </w:tc>
@@ -2711,7 +2711,7 @@
                 <w:sz w:val="20"/>
                 <w:szCs w:val="20"/>
               </w:rPr>
-              <w:t xml:space="preserve">70.3%</w:t>
+              <w:t xml:space="preserve">71.6%</w:t>
             </w:r>
           </w:p>
         </w:tc>
@@ -2852,7 +2852,7 @@
                 <w:sz w:val="20"/>
                 <w:szCs w:val="20"/>
               </w:rPr>
-              <w:t xml:space="preserve">28.1%</w:t>
+              <w:t xml:space="preserve">26.9%</w:t>
             </w:r>
           </w:p>
         </w:tc>
@@ -2991,7 +2991,7 @@
                 <w:sz w:val="20"/>
                 <w:szCs w:val="20"/>
               </w:rPr>
-              <w:t xml:space="preserve">1.6%</w:t>
+              <w:t xml:space="preserve">1.5%</w:t>
             </w:r>
           </w:p>
         </w:tc>
@@ -3465,7 +3465,7 @@
                 <w:sz w:val="20"/>
                 <w:szCs w:val="20"/>
               </w:rPr>
-              <w:t xml:space="preserve">8.17点</w:t>
+              <w:t xml:space="preserve">8.19点</w:t>
             </w:r>
           </w:p>
         </w:tc>
@@ -3499,7 +3499,7 @@
                 <w:sz w:val="20"/>
                 <w:szCs w:val="20"/>
               </w:rPr>
-              <w:t xml:space="preserve">8.67点</w:t>
+              <w:t xml:space="preserve">8.69点</w:t>
             </w:r>
           </w:p>
         </w:tc>
@@ -3605,7 +3605,7 @@
                 <w:sz w:val="20"/>
                 <w:szCs w:val="20"/>
               </w:rPr>
-              <w:t xml:space="preserve">70.3%</w:t>
+              <w:t xml:space="preserve">71.6%</w:t>
             </w:r>
           </w:p>
         </w:tc>
@@ -3640,7 +3640,7 @@
                 <w:sz w:val="20"/>
                 <w:szCs w:val="20"/>
               </w:rPr>
-              <w:t xml:space="preserve">75.3%</w:t>
+              <w:t xml:space="preserve">76.6%</w:t>
             </w:r>
           </w:p>
         </w:tc>
@@ -3745,7 +3745,7 @@
                 <w:sz w:val="20"/>
                 <w:szCs w:val="20"/>
               </w:rPr>
-              <w:t xml:space="preserve">1.6%</w:t>
+              <w:t xml:space="preserve">1.5%</w:t>
             </w:r>
           </w:p>
         </w:tc>
@@ -3856,7 +3856,7 @@
           <w:sz w:val="21"/>
           <w:szCs w:val="21"/>
         </w:rPr>
-        <w:t xml:space="preserve">アパホテル相模原橋本駅東は全体平均8.17点（10pt換算）、高評価率70.3%を記録しています。引き続き強みを活かしつつ、低評価レビューに示された課題への対応を継続することで、さらなる顧客満足度向上が期待できます。</w:t>
+        <w:t xml:space="preserve">アパホテル相模原橋本駅東は全体平均8.19点（10pt換算）、高評価率71.6%を記録しています。引き続き強みを活かしつつ、低評価レビューに示された課題への対応を継続することで、さらなる顧客満足度向上が期待できます。</w:t>
       </w:r>
     </w:p>
     <w:p>

--- a/納品レポート/ホテル別レポート/apa_sagamihara_口コミ分析改善レポート.docx
+++ b/納品レポート/ホテル別レポート/apa_sagamihara_口コミ分析改善レポート.docx
@@ -53,7 +53,7 @@
           <w:sz w:val="24"/>
           <w:szCs w:val="24"/>
         </w:rPr>
-        <w:t xml:space="preserve">2024年1月〜2026年3月　|　総件数 67件　|　2026年3月29日</w:t>
+        <w:t xml:space="preserve">2024年1月〜2026年3月　|　総件数 68件　|　2026年3月29日</w:t>
       </w:r>
     </w:p>
     <w:p>
@@ -84,7 +84,7 @@
           <w:sz w:val="21"/>
           <w:szCs w:val="21"/>
         </w:rPr>
-        <w:t xml:space="preserve">2024年1月〜2026年3月に各OTAサイトに投稿された67件のレビューを分析しました。</w:t>
+        <w:t xml:space="preserve">2024年1月〜2026年3月に各OTAサイトに投稿された68件のレビューを分析しました。</w:t>
       </w:r>
     </w:p>
     <w:p>
@@ -142,7 +142,7 @@
                 <w:szCs w:val="20"/>
               </w:rPr>
               <w:t xml:space="preserve">全体平均
-8.19点</w:t>
+8.22点</w:t>
             </w:r>
           </w:p>
         </w:tc>
@@ -177,7 +177,7 @@
                 <w:szCs w:val="20"/>
               </w:rPr>
               <w:t xml:space="preserve">高評価率
-71.6%</w:t>
+72.1%</w:t>
             </w:r>
           </w:p>
         </w:tc>
@@ -247,7 +247,7 @@
                 <w:szCs w:val="20"/>
               </w:rPr>
               <w:t xml:space="preserve">レビュー総数
-67件</w:t>
+68件</w:t>
             </w:r>
           </w:p>
         </w:tc>
@@ -697,7 +697,7 @@
                 <w:sz w:val="20"/>
                 <w:szCs w:val="20"/>
               </w:rPr>
-              <w:t xml:space="preserve">Trip.com</w:t>
+              <w:t xml:space="preserve">Google</w:t>
             </w:r>
           </w:p>
         </w:tc>
@@ -732,7 +732,7 @@
                 <w:sz w:val="20"/>
                 <w:szCs w:val="20"/>
               </w:rPr>
-              <w:t xml:space="preserve">3</w:t>
+              <w:t xml:space="preserve">8</w:t>
             </w:r>
           </w:p>
         </w:tc>
@@ -767,7 +767,7 @@
                 <w:sz w:val="20"/>
                 <w:szCs w:val="20"/>
               </w:rPr>
-              <w:t xml:space="preserve">8.67/10</w:t>
+              <w:t xml:space="preserve">4.38/5</w:t>
             </w:r>
           </w:p>
         </w:tc>
@@ -802,7 +802,7 @@
                 <w:sz w:val="20"/>
                 <w:szCs w:val="20"/>
               </w:rPr>
-              <w:t xml:space="preserve">8.67</w:t>
+              <w:t xml:space="preserve">8.75</w:t>
             </w:r>
           </w:p>
         </w:tc>
@@ -874,7 +874,7 @@
                 <w:sz w:val="20"/>
                 <w:szCs w:val="20"/>
               </w:rPr>
-              <w:t xml:space="preserve">Google</w:t>
+              <w:t xml:space="preserve">Trip.com</w:t>
             </w:r>
           </w:p>
         </w:tc>
@@ -909,7 +909,7 @@
                 <w:sz w:val="20"/>
                 <w:szCs w:val="20"/>
               </w:rPr>
-              <w:t xml:space="preserve">7</w:t>
+              <w:t xml:space="preserve">3</w:t>
             </w:r>
           </w:p>
         </w:tc>
@@ -944,7 +944,7 @@
                 <w:sz w:val="20"/>
                 <w:szCs w:val="20"/>
               </w:rPr>
-              <w:t xml:space="preserve">4.29/5</w:t>
+              <w:t xml:space="preserve">8.67/10</w:t>
             </w:r>
           </w:p>
         </w:tc>
@@ -979,7 +979,7 @@
                 <w:sz w:val="20"/>
                 <w:szCs w:val="20"/>
               </w:rPr>
-              <w:t xml:space="preserve">8.57</w:t>
+              <w:t xml:space="preserve">8.67</w:t>
             </w:r>
           </w:p>
         </w:tc>
@@ -1764,7 +1764,7 @@
                 <w:sz w:val="20"/>
                 <w:szCs w:val="20"/>
               </w:rPr>
-              <w:t xml:space="preserve">21</w:t>
+              <w:t xml:space="preserve">22</w:t>
             </w:r>
           </w:p>
         </w:tc>
@@ -1799,7 +1799,7 @@
                 <w:sz w:val="20"/>
                 <w:szCs w:val="20"/>
               </w:rPr>
-              <w:t xml:space="preserve">31.3%</w:t>
+              <w:t xml:space="preserve">32.4%</w:t>
             </w:r>
           </w:p>
         </w:tc>
@@ -1906,7 +1906,7 @@
                 <w:sz w:val="20"/>
                 <w:szCs w:val="20"/>
               </w:rPr>
-              <w:t xml:space="preserve">7.5%</w:t>
+              <w:t xml:space="preserve">7.4%</w:t>
             </w:r>
           </w:p>
         </w:tc>
@@ -2013,7 +2013,7 @@
                 <w:sz w:val="20"/>
                 <w:szCs w:val="20"/>
               </w:rPr>
-              <w:t xml:space="preserve">32.8%</w:t>
+              <w:t xml:space="preserve">32.4%</w:t>
             </w:r>
           </w:p>
         </w:tc>
@@ -2120,7 +2120,7 @@
                 <w:sz w:val="20"/>
                 <w:szCs w:val="20"/>
               </w:rPr>
-              <w:t xml:space="preserve">11.9%</w:t>
+              <w:t xml:space="preserve">11.8%</w:t>
             </w:r>
           </w:p>
         </w:tc>
@@ -2227,7 +2227,7 @@
                 <w:sz w:val="20"/>
                 <w:szCs w:val="20"/>
               </w:rPr>
-              <w:t xml:space="preserve">11.9%</w:t>
+              <w:t xml:space="preserve">11.8%</w:t>
             </w:r>
           </w:p>
         </w:tc>
@@ -2334,7 +2334,7 @@
                 <w:sz w:val="20"/>
                 <w:szCs w:val="20"/>
               </w:rPr>
-              <w:t xml:space="preserve">3.0%</w:t>
+              <w:t xml:space="preserve">2.9%</w:t>
             </w:r>
           </w:p>
         </w:tc>
@@ -2677,7 +2677,7 @@
                 <w:sz w:val="20"/>
                 <w:szCs w:val="20"/>
               </w:rPr>
-              <w:t xml:space="preserve">48</w:t>
+              <w:t xml:space="preserve">49</w:t>
             </w:r>
           </w:p>
         </w:tc>
@@ -2711,7 +2711,7 @@
                 <w:sz w:val="20"/>
                 <w:szCs w:val="20"/>
               </w:rPr>
-              <w:t xml:space="preserve">71.6%</w:t>
+              <w:t xml:space="preserve">72.1%</w:t>
             </w:r>
           </w:p>
         </w:tc>
@@ -2852,7 +2852,7 @@
                 <w:sz w:val="20"/>
                 <w:szCs w:val="20"/>
               </w:rPr>
-              <w:t xml:space="preserve">26.9%</w:t>
+              <w:t xml:space="preserve">26.5%</w:t>
             </w:r>
           </w:p>
         </w:tc>
@@ -3465,7 +3465,7 @@
                 <w:sz w:val="20"/>
                 <w:szCs w:val="20"/>
               </w:rPr>
-              <w:t xml:space="preserve">8.19点</w:t>
+              <w:t xml:space="preserve">8.22点</w:t>
             </w:r>
           </w:p>
         </w:tc>
@@ -3499,7 +3499,7 @@
                 <w:sz w:val="20"/>
                 <w:szCs w:val="20"/>
               </w:rPr>
-              <w:t xml:space="preserve">8.69点</w:t>
+              <w:t xml:space="preserve">8.72点</w:t>
             </w:r>
           </w:p>
         </w:tc>
@@ -3605,7 +3605,7 @@
                 <w:sz w:val="20"/>
                 <w:szCs w:val="20"/>
               </w:rPr>
-              <w:t xml:space="preserve">71.6%</w:t>
+              <w:t xml:space="preserve">72.1%</w:t>
             </w:r>
           </w:p>
         </w:tc>
@@ -3640,7 +3640,7 @@
                 <w:sz w:val="20"/>
                 <w:szCs w:val="20"/>
               </w:rPr>
-              <w:t xml:space="preserve">76.6%</w:t>
+              <w:t xml:space="preserve">77.1%</w:t>
             </w:r>
           </w:p>
         </w:tc>
@@ -3856,7 +3856,7 @@
           <w:sz w:val="21"/>
           <w:szCs w:val="21"/>
         </w:rPr>
-        <w:t xml:space="preserve">アパホテル相模原橋本駅東は全体平均8.19点（10pt換算）、高評価率71.6%を記録しています。引き続き強みを活かしつつ、低評価レビューに示された課題への対応を継続することで、さらなる顧客満足度向上が期待できます。</w:t>
+        <w:t xml:space="preserve">アパホテル相模原橋本駅東は全体平均8.22点（10pt換算）、高評価率72.1%を記録しています。引き続き強みを活かしつつ、低評価レビューに示された課題への対応を継続することで、さらなる顧客満足度向上が期待できます。</w:t>
       </w:r>
     </w:p>
     <w:p>

--- a/納品レポート/ホテル別レポート/apa_sagamihara_口コミ分析改善レポート.docx
+++ b/納品レポート/ホテル別レポート/apa_sagamihara_口コミ分析改善レポート.docx
@@ -131,7 +131,7 @@
           <w:sz w:val="20"/>
           <w:szCs w:val="20"/>
         </w:rPr>
-        <w:t xml:space="preserve">作成日：2026年4月2日</w:t>
+        <w:t xml:space="preserve">作成日：2026年4月5日</w:t>
       </w:r>
     </w:p>
     <w:p>

--- a/納品レポート/ホテル別レポート/apa_sagamihara_口コミ分析改善レポート.docx
+++ b/納品レポート/ホテル別レポート/apa_sagamihara_口コミ分析改善レポート.docx
@@ -81,7 +81,7 @@
           <w:sz w:val="22"/>
           <w:szCs w:val="22"/>
         </w:rPr>
-        <w:t xml:space="preserve">分析対象期間：2026年2月〜3月</w:t>
+        <w:t xml:space="preserve">分析対象期間：2026年3月</w:t>
       </w:r>
     </w:p>
     <w:p>
@@ -96,7 +96,7 @@
           <w:sz w:val="22"/>
           <w:szCs w:val="22"/>
         </w:rPr>
-        <w:t xml:space="preserve">レビュー総数：68件（6サイト）</w:t>
+        <w:t xml:space="preserve">レビュー総数：30件（6サイト）</w:t>
       </w:r>
     </w:p>
     <w:p>
@@ -111,7 +111,7 @@
           <w:sz w:val="20"/>
           <w:szCs w:val="20"/>
         </w:rPr>
-        <w:t xml:space="preserve">対象サイト：じゃらん / Google / Trip.com / Booking.com / Agoda / 楽天トラベル</w:t>
+        <w:t xml:space="preserve">対象サイト：Google / Agoda / じゃらん / Booking.com / 楽天トラベル / Trip.com</w:t>
       </w:r>
     </w:p>
     <w:p>
@@ -189,7 +189,7 @@
           <w:sz w:val="21"/>
           <w:szCs w:val="21"/>
         </w:rPr>
-        <w:t xml:space="preserve">2026年2月〜3月に各OTAサイト・口コミサイトに投稿された68件のレビューを包括的に分析しました。以下が主要な発見事項です。</w:t>
+        <w:t xml:space="preserve">2026年3月に各OTAサイト・口コミサイトに投稿された30件のレビューを包括的に分析しました。以下が主要な発見事項です。</w:t>
       </w:r>
     </w:p>
     <w:p>
@@ -261,7 +261,7 @@
                 <w:sz w:val="36"/>
                 <w:szCs w:val="36"/>
               </w:rPr>
-              <w:t xml:space="preserve">8.22</w:t>
+              <w:t xml:space="preserve">8.00</w:t>
             </w:r>
           </w:p>
         </w:tc>
@@ -310,7 +310,7 @@
                 <w:sz w:val="36"/>
                 <w:szCs w:val="36"/>
               </w:rPr>
-              <w:t xml:space="preserve">72.1%</w:t>
+              <w:t xml:space="preserve">66.7%</w:t>
             </w:r>
           </w:p>
         </w:tc>
@@ -359,7 +359,7 @@
                 <w:sz w:val="36"/>
                 <w:szCs w:val="36"/>
               </w:rPr>
-              <w:t xml:space="preserve">1.5%</w:t>
+              <w:t xml:space="preserve">0.0%</w:t>
             </w:r>
           </w:p>
         </w:tc>
@@ -408,7 +408,7 @@
                 <w:sz w:val="36"/>
                 <w:szCs w:val="36"/>
               </w:rPr>
-              <w:t xml:space="preserve">68件</w:t>
+              <w:t xml:space="preserve">30件</w:t>
             </w:r>
           </w:p>
         </w:tc>
@@ -448,7 +448,7 @@
           <w:sz w:val="21"/>
           <w:szCs w:val="21"/>
         </w:rPr>
-        <w:t xml:space="preserve">全体平均スコア8.22点（10点換算）は良好な水準であり、72.1%が高評価（8-10点）に分類されます。低評価（1-4点）は1件（1.5%）で、ゲスト満足度は良好です。じゃらん（8.91点）で特に高い評価を獲得しています。</w:t>
+        <w:t xml:space="preserve">全体平均スコア8.00点（10点換算）は良好な水準であり、66.7%が高評価（8-10点）に分類されます。低評価（1-4点）は0件（0.0%）で、ゲスト満足度は良好です。Google（8.67点）で特に高い評価を獲得しています。</w:t>
       </w:r>
     </w:p>
     <w:p>
@@ -463,7 +463,7 @@
           <w:sz w:val="21"/>
           <w:szCs w:val="21"/>
         </w:rPr>
-        <w:t xml:space="preserve">全体としては「立地・アクセス」と「快適さ・設備」がホテルの主な強みとして際立っています。</w:t>
+        <w:t xml:space="preserve">一方で、Trip.com（6.0点）では相対的に低いスコアとなっており、改善の余地があります。全体としては「快適さ・設備」と「立地・アクセス」がホテルの主な強みとして際立っています。</w:t>
       </w:r>
     </w:p>
     <w:p>
@@ -542,7 +542,7 @@
                 <w:sz w:val="20"/>
                 <w:szCs w:val="20"/>
               </w:rPr>
-              <w:t xml:space="preserve">立地・アクセス（20件以上で言及）、快適さ・設備（20件以上で言及）、スタッフの対応（10件以上で言及）</w:t>
+              <w:t xml:space="preserve">快適さ・設備（10件以上で言及）、立地・アクセス（9件で言及）、清潔さ・清掃（8件で言及）</w:t>
             </w:r>
           </w:p>
           <w:p>
@@ -567,7 +567,7 @@
                 <w:sz w:val="20"/>
                 <w:szCs w:val="20"/>
               </w:rPr>
-              <w:t xml:space="preserve">対応・サービスの不満（7件）、防音性能（5件）、浴室・水回り（5件）、部屋の狭さ（2件）</w:t>
+              <w:t xml:space="preserve">対応・サービスの不満（3件）、浴室・水回り（2件）、防音性能（1件）、部屋の狭さ（1件）</w:t>
             </w:r>
           </w:p>
           <w:p>
@@ -953,7 +953,7 @@
                 <w:sz w:val="20"/>
                 <w:szCs w:val="20"/>
               </w:rPr>
-              <w:t xml:space="preserve">じゃらん</w:t>
+              <w:t xml:space="preserve">Google</w:t>
             </w:r>
           </w:p>
         </w:tc>
@@ -987,7 +987,7 @@
                 <w:sz w:val="20"/>
                 <w:szCs w:val="20"/>
               </w:rPr>
-              <w:t xml:space="preserve">11</w:t>
+              <w:t xml:space="preserve">6</w:t>
             </w:r>
           </w:p>
         </w:tc>
@@ -1021,7 +1021,7 @@
                 <w:sz w:val="20"/>
                 <w:szCs w:val="20"/>
               </w:rPr>
-              <w:t xml:space="preserve">4.45</w:t>
+              <w:t xml:space="preserve">4.33</w:t>
             </w:r>
           </w:p>
         </w:tc>
@@ -1089,7 +1089,7 @@
                 <w:sz w:val="20"/>
                 <w:szCs w:val="20"/>
               </w:rPr>
-              <w:t xml:space="preserve">8.91</w:t>
+              <w:t xml:space="preserve">8.67</w:t>
             </w:r>
           </w:p>
         </w:tc>
@@ -1123,7 +1123,7 @@
                 <w:sz w:val="20"/>
                 <w:szCs w:val="20"/>
               </w:rPr>
-              <w:t xml:space="preserve">10</w:t>
+              <w:t xml:space="preserve">8</w:t>
             </w:r>
           </w:p>
         </w:tc>
@@ -1194,7 +1194,7 @@
                 <w:sz w:val="20"/>
                 <w:szCs w:val="20"/>
               </w:rPr>
-              <w:t xml:space="preserve">Google</w:t>
+              <w:t xml:space="preserve">Agoda</w:t>
             </w:r>
           </w:p>
         </w:tc>
@@ -1229,7 +1229,7 @@
                 <w:sz w:val="20"/>
                 <w:szCs w:val="20"/>
               </w:rPr>
-              <w:t xml:space="preserve">8</w:t>
+              <w:t xml:space="preserve">6</w:t>
             </w:r>
           </w:p>
         </w:tc>
@@ -1264,7 +1264,7 @@
                 <w:sz w:val="20"/>
                 <w:szCs w:val="20"/>
               </w:rPr>
-              <w:t xml:space="preserve">4.38</w:t>
+              <w:t xml:space="preserve">8.17</w:t>
             </w:r>
           </w:p>
         </w:tc>
@@ -1299,7 +1299,7 @@
                 <w:sz w:val="20"/>
                 <w:szCs w:val="20"/>
               </w:rPr>
-              <w:t xml:space="preserve">/5 (×2)</w:t>
+              <w:t xml:space="preserve">/10</w:t>
             </w:r>
           </w:p>
         </w:tc>
@@ -1334,7 +1334,7 @@
                 <w:sz w:val="20"/>
                 <w:szCs w:val="20"/>
               </w:rPr>
-              <w:t xml:space="preserve">8.75</w:t>
+              <w:t xml:space="preserve">8.17</w:t>
             </w:r>
           </w:p>
         </w:tc>
@@ -1440,7 +1440,7 @@
                 <w:sz w:val="20"/>
                 <w:szCs w:val="20"/>
               </w:rPr>
-              <w:t xml:space="preserve">Trip.com</w:t>
+              <w:t xml:space="preserve">じゃらん</w:t>
             </w:r>
           </w:p>
         </w:tc>
@@ -1474,7 +1474,7 @@
                 <w:sz w:val="20"/>
                 <w:szCs w:val="20"/>
               </w:rPr>
-              <w:t xml:space="preserve">3</w:t>
+              <w:t xml:space="preserve">2</w:t>
             </w:r>
           </w:p>
         </w:tc>
@@ -1508,7 +1508,7 @@
                 <w:sz w:val="20"/>
                 <w:szCs w:val="20"/>
               </w:rPr>
-              <w:t xml:space="preserve">8.67</w:t>
+              <w:t xml:space="preserve">4</w:t>
             </w:r>
           </w:p>
         </w:tc>
@@ -1542,7 +1542,7 @@
                 <w:sz w:val="20"/>
                 <w:szCs w:val="20"/>
               </w:rPr>
-              <w:t xml:space="preserve">/10</w:t>
+              <w:t xml:space="preserve">/5 (×2)</w:t>
             </w:r>
           </w:p>
         </w:tc>
@@ -1576,7 +1576,7 @@
                 <w:sz w:val="20"/>
                 <w:szCs w:val="20"/>
               </w:rPr>
-              <w:t xml:space="preserve">8.67</w:t>
+              <w:t xml:space="preserve">8</w:t>
             </w:r>
           </w:p>
         </w:tc>
@@ -1610,7 +1610,7 @@
                 <w:sz w:val="20"/>
                 <w:szCs w:val="20"/>
               </w:rPr>
-              <w:t xml:space="preserve">10</w:t>
+              <w:t xml:space="preserve">8</w:t>
             </w:r>
           </w:p>
         </w:tc>
@@ -1716,7 +1716,7 @@
                 <w:sz w:val="20"/>
                 <w:szCs w:val="20"/>
               </w:rPr>
-              <w:t xml:space="preserve">22</w:t>
+              <w:t xml:space="preserve">9</w:t>
             </w:r>
           </w:p>
         </w:tc>
@@ -1751,7 +1751,7 @@
                 <w:sz w:val="20"/>
                 <w:szCs w:val="20"/>
               </w:rPr>
-              <w:t xml:space="preserve">8</w:t>
+              <w:t xml:space="preserve">7.89</w:t>
             </w:r>
           </w:p>
         </w:tc>
@@ -1817,11 +1817,11 @@
                 <w:rFonts w:ascii="Arial" w:cs="Arial" w:eastAsia="Arial" w:hAnsi="Arial"/>
                 <w:b/>
                 <w:bCs/>
-                <w:color w:val="27AE60"/>
-                <w:sz w:val="20"/>
-                <w:szCs w:val="20"/>
-              </w:rPr>
-              <w:t xml:space="preserve">8</w:t>
+                <w:color w:val="E67E22"/>
+                <w:sz w:val="20"/>
+                <w:szCs w:val="20"/>
+              </w:rPr>
+              <w:t xml:space="preserve">7.89</w:t>
             </w:r>
           </w:p>
         </w:tc>
@@ -1887,11 +1887,11 @@
                 <w:rFonts w:ascii="Arial" w:cs="Arial" w:eastAsia="Arial" w:hAnsi="Arial"/>
                 <w:b/>
                 <w:bCs/>
-                <w:color w:val="27AE60"/>
-                <w:sz w:val="20"/>
-                <w:szCs w:val="20"/>
-              </w:rPr>
-              <w:t xml:space="preserve">良好</w:t>
+                <w:color w:val="E67E22"/>
+                <w:sz w:val="20"/>
+                <w:szCs w:val="20"/>
+              </w:rPr>
+              <w:t xml:space="preserve">概ね良好</w:t>
             </w:r>
           </w:p>
         </w:tc>
@@ -1927,7 +1927,7 @@
                 <w:sz w:val="20"/>
                 <w:szCs w:val="20"/>
               </w:rPr>
-              <w:t xml:space="preserve">Agoda</w:t>
+              <w:t xml:space="preserve">楽天トラベル</w:t>
             </w:r>
           </w:p>
         </w:tc>
@@ -1961,7 +1961,7 @@
                 <w:sz w:val="20"/>
                 <w:szCs w:val="20"/>
               </w:rPr>
-              <w:t xml:space="preserve">8</w:t>
+              <w:t xml:space="preserve">6</w:t>
             </w:r>
           </w:p>
         </w:tc>
@@ -1995,7 +1995,7 @@
                 <w:sz w:val="20"/>
                 <w:szCs w:val="20"/>
               </w:rPr>
-              <w:t xml:space="preserve">7.88</w:t>
+              <w:t xml:space="preserve">3.83</w:t>
             </w:r>
           </w:p>
         </w:tc>
@@ -2029,7 +2029,7 @@
                 <w:sz w:val="20"/>
                 <w:szCs w:val="20"/>
               </w:rPr>
-              <w:t xml:space="preserve">/10</w:t>
+              <w:t xml:space="preserve">/5 (×2)</w:t>
             </w:r>
           </w:p>
         </w:tc>
@@ -2063,7 +2063,7 @@
                 <w:sz w:val="20"/>
                 <w:szCs w:val="20"/>
               </w:rPr>
-              <w:t xml:space="preserve">7.88</w:t>
+              <w:t xml:space="preserve">7.67</w:t>
             </w:r>
           </w:p>
         </w:tc>
@@ -2097,7 +2097,7 @@
                 <w:sz w:val="20"/>
                 <w:szCs w:val="20"/>
               </w:rPr>
-              <w:t xml:space="preserve">7.5</w:t>
+              <w:t xml:space="preserve">7</w:t>
             </w:r>
           </w:p>
         </w:tc>
@@ -2168,7 +2168,7 @@
                 <w:sz w:val="20"/>
                 <w:szCs w:val="20"/>
               </w:rPr>
-              <w:t xml:space="preserve">楽天トラベル</w:t>
+              <w:t xml:space="preserve">Trip.com</w:t>
             </w:r>
           </w:p>
         </w:tc>
@@ -2203,7 +2203,7 @@
                 <w:sz w:val="20"/>
                 <w:szCs w:val="20"/>
               </w:rPr>
-              <w:t xml:space="preserve">16</w:t>
+              <w:t xml:space="preserve">1</w:t>
             </w:r>
           </w:p>
         </w:tc>
@@ -2238,7 +2238,7 @@
                 <w:sz w:val="20"/>
                 <w:szCs w:val="20"/>
               </w:rPr>
-              <w:t xml:space="preserve">3.94</w:t>
+              <w:t xml:space="preserve">6</w:t>
             </w:r>
           </w:p>
         </w:tc>
@@ -2273,7 +2273,7 @@
                 <w:sz w:val="20"/>
                 <w:szCs w:val="20"/>
               </w:rPr>
-              <w:t xml:space="preserve">/5 (×2)</w:t>
+              <w:t xml:space="preserve">/10</w:t>
             </w:r>
           </w:p>
         </w:tc>
@@ -2304,11 +2304,11 @@
                 <w:rFonts w:ascii="Arial" w:cs="Arial" w:eastAsia="Arial" w:hAnsi="Arial"/>
                 <w:b/>
                 <w:bCs/>
-                <w:color w:val="E67E22"/>
-                <w:sz w:val="20"/>
-                <w:szCs w:val="20"/>
-              </w:rPr>
-              <w:t xml:space="preserve">7.88</w:t>
+                <w:color w:val="C0392B"/>
+                <w:sz w:val="20"/>
+                <w:szCs w:val="20"/>
+              </w:rPr>
+              <w:t xml:space="preserve">6</w:t>
             </w:r>
           </w:p>
         </w:tc>
@@ -2343,7 +2343,7 @@
                 <w:sz w:val="20"/>
                 <w:szCs w:val="20"/>
               </w:rPr>
-              <w:t xml:space="preserve">8</w:t>
+              <w:t xml:space="preserve">6</w:t>
             </w:r>
           </w:p>
         </w:tc>
@@ -2374,11 +2374,11 @@
                 <w:rFonts w:ascii="Arial" w:cs="Arial" w:eastAsia="Arial" w:hAnsi="Arial"/>
                 <w:b/>
                 <w:bCs/>
-                <w:color w:val="E67E22"/>
-                <w:sz w:val="20"/>
-                <w:szCs w:val="20"/>
-              </w:rPr>
-              <w:t xml:space="preserve">概ね良好</w:t>
+                <w:color w:val="C0392B"/>
+                <w:sz w:val="20"/>
+                <w:szCs w:val="20"/>
+              </w:rPr>
+              <w:t xml:space="preserve">要改善</w:t>
             </w:r>
           </w:p>
         </w:tc>
@@ -2418,7 +2418,7 @@
           <w:sz w:val="21"/>
           <w:szCs w:val="21"/>
         </w:rPr>
-        <w:t xml:space="preserve">評価分布は8点（32.4%）に最も多く、8点以上の高評価が72.1%を占めています。低評価（1-4点）は計1件（1.5%）です。</w:t>
+        <w:t xml:space="preserve">評価分布は8点（36.7%）に最も多く、8点以上の高評価が66.7%を占めています。</w:t>
       </w:r>
     </w:p>
     <w:p>
@@ -2653,7 +2653,7 @@
                 <w:sz w:val="20"/>
                 <w:szCs w:val="20"/>
               </w:rPr>
-              <w:t xml:space="preserve">22</w:t>
+              <w:t xml:space="preserve">6</w:t>
             </w:r>
           </w:p>
         </w:tc>
@@ -2688,7 +2688,7 @@
                 <w:sz w:val="20"/>
                 <w:szCs w:val="20"/>
               </w:rPr>
-              <w:t xml:space="preserve">32.4%</w:t>
+              <w:t xml:space="preserve">20.0%</w:t>
             </w:r>
           </w:p>
         </w:tc>
@@ -2717,7 +2717,7 @@
                 <w:sz w:val="20"/>
                 <w:szCs w:val="20"/>
               </w:rPr>
-              <w:t xml:space="preserve">████████████████████</w:t>
+              <w:t xml:space="preserve">███████████</w:t>
             </w:r>
             <w:r>
               <w:rPr>
@@ -2726,7 +2726,7 @@
                 <w:sz w:val="18"/>
                 <w:szCs w:val="18"/>
               </w:rPr>
-              <w:t xml:space="preserve"> 22件</w:t>
+              <w:t xml:space="preserve"> 6件</w:t>
             </w:r>
           </w:p>
         </w:tc>
@@ -2798,7 +2798,7 @@
                 <w:sz w:val="20"/>
                 <w:szCs w:val="20"/>
               </w:rPr>
-              <w:t xml:space="preserve">5</w:t>
+              <w:t xml:space="preserve">3</w:t>
             </w:r>
           </w:p>
         </w:tc>
@@ -2833,7 +2833,7 @@
                 <w:sz w:val="20"/>
                 <w:szCs w:val="20"/>
               </w:rPr>
-              <w:t xml:space="preserve">7.4%</w:t>
+              <w:t xml:space="preserve">10.0%</w:t>
             </w:r>
           </w:p>
         </w:tc>
@@ -2870,7 +2870,7 @@
                 <w:sz w:val="18"/>
                 <w:szCs w:val="18"/>
               </w:rPr>
-              <w:t xml:space="preserve"> 5件</w:t>
+              <w:t xml:space="preserve"> 3件</w:t>
             </w:r>
           </w:p>
         </w:tc>
@@ -2942,7 +2942,7 @@
                 <w:sz w:val="20"/>
                 <w:szCs w:val="20"/>
               </w:rPr>
-              <w:t xml:space="preserve">22</w:t>
+              <w:t xml:space="preserve">11</w:t>
             </w:r>
           </w:p>
         </w:tc>
@@ -2977,7 +2977,7 @@
                 <w:sz w:val="20"/>
                 <w:szCs w:val="20"/>
               </w:rPr>
-              <w:t xml:space="preserve">32.4%</w:t>
+              <w:t xml:space="preserve">36.7%</w:t>
             </w:r>
           </w:p>
         </w:tc>
@@ -3015,7 +3015,7 @@
                 <w:sz w:val="18"/>
                 <w:szCs w:val="18"/>
               </w:rPr>
-              <w:t xml:space="preserve"> 22件</w:t>
+              <w:t xml:space="preserve"> 11件</w:t>
             </w:r>
           </w:p>
         </w:tc>
@@ -3087,7 +3087,7 @@
                 <w:sz w:val="20"/>
                 <w:szCs w:val="20"/>
               </w:rPr>
-              <w:t xml:space="preserve">8</w:t>
+              <w:t xml:space="preserve">5</w:t>
             </w:r>
           </w:p>
         </w:tc>
@@ -3122,7 +3122,7 @@
                 <w:sz w:val="20"/>
                 <w:szCs w:val="20"/>
               </w:rPr>
-              <w:t xml:space="preserve">11.8%</w:t>
+              <w:t xml:space="preserve">16.7%</w:t>
             </w:r>
           </w:p>
         </w:tc>
@@ -3150,7 +3150,7 @@
                 <w:sz w:val="20"/>
                 <w:szCs w:val="20"/>
               </w:rPr>
-              <w:t xml:space="preserve">███████</w:t>
+              <w:t xml:space="preserve">█████████</w:t>
             </w:r>
             <w:r>
               <w:rPr>
@@ -3159,7 +3159,7 @@
                 <w:sz w:val="18"/>
                 <w:szCs w:val="18"/>
               </w:rPr>
-              <w:t xml:space="preserve"> 8件</w:t>
+              <w:t xml:space="preserve"> 5件</w:t>
             </w:r>
           </w:p>
         </w:tc>
@@ -3231,7 +3231,7 @@
                 <w:sz w:val="20"/>
                 <w:szCs w:val="20"/>
               </w:rPr>
-              <w:t xml:space="preserve">8</w:t>
+              <w:t xml:space="preserve">5</w:t>
             </w:r>
           </w:p>
         </w:tc>
@@ -3266,7 +3266,7 @@
                 <w:sz w:val="20"/>
                 <w:szCs w:val="20"/>
               </w:rPr>
-              <w:t xml:space="preserve">11.8%</w:t>
+              <w:t xml:space="preserve">16.7%</w:t>
             </w:r>
           </w:p>
         </w:tc>
@@ -3295,7 +3295,7 @@
                 <w:sz w:val="20"/>
                 <w:szCs w:val="20"/>
               </w:rPr>
-              <w:t xml:space="preserve">███████</w:t>
+              <w:t xml:space="preserve">█████████</w:t>
             </w:r>
             <w:r>
               <w:rPr>
@@ -3304,296 +3304,7 @@
                 <w:sz w:val="18"/>
                 <w:szCs w:val="18"/>
               </w:rPr>
-              <w:t xml:space="preserve"> 8件</w:t>
-            </w:r>
-          </w:p>
-        </w:tc>
-      </w:tr>
-      <w:tr>
-        <w:tc>
-          <w:tcPr>
-            <w:tcW w:type="dxa" w:w="1200"/>
-            <w:tcBorders>
-              <w:top w:val="single" w:color="CCCCCC" w:sz="1"/>
-              <w:left w:val="single" w:color="CCCCCC" w:sz="1"/>
-              <w:bottom w:val="single" w:color="CCCCCC" w:sz="1"/>
-              <w:right w:val="single" w:color="CCCCCC" w:sz="1"/>
-            </w:tcBorders>
-            <w:shd w:fill="FFFFFF" w:val="clear"/>
-            <w:tcMar>
-              <w:top w:type="dxa" w:w="80"/>
-              <w:left w:type="dxa" w:w="120"/>
-              <w:bottom w:type="dxa" w:w="80"/>
-              <w:right w:type="dxa" w:w="120"/>
-            </w:tcMar>
-            <w:vAlign w:val="center"/>
-          </w:tcPr>
-          <w:p>
-            <w:pPr>
-              <w:jc w:val="center"/>
-            </w:pPr>
-            <w:r>
-              <w:rPr>
-                <w:rFonts w:ascii="Arial" w:cs="Arial" w:eastAsia="Arial" w:hAnsi="Arial"/>
-                <w:b/>
-                <w:bCs/>
-                <w:color w:val="333333"/>
-                <w:sz w:val="20"/>
-                <w:szCs w:val="20"/>
-              </w:rPr>
-              <w:t xml:space="preserve">5</w:t>
-            </w:r>
-          </w:p>
-        </w:tc>
-        <w:tc>
-          <w:tcPr>
-            <w:tcW w:type="dxa" w:w="1200"/>
-            <w:tcBorders>
-              <w:top w:val="single" w:color="CCCCCC" w:sz="1"/>
-              <w:left w:val="single" w:color="CCCCCC" w:sz="1"/>
-              <w:bottom w:val="single" w:color="CCCCCC" w:sz="1"/>
-              <w:right w:val="single" w:color="CCCCCC" w:sz="1"/>
-            </w:tcBorders>
-            <w:shd w:fill="FFFFFF" w:val="clear"/>
-            <w:tcMar>
-              <w:top w:type="dxa" w:w="80"/>
-              <w:left w:type="dxa" w:w="120"/>
-              <w:bottom w:type="dxa" w:w="80"/>
-              <w:right w:type="dxa" w:w="120"/>
-            </w:tcMar>
-            <w:vAlign w:val="center"/>
-          </w:tcPr>
-          <w:p>
-            <w:pPr>
-              <w:jc w:val="center"/>
-            </w:pPr>
-            <w:r>
-              <w:rPr>
-                <w:rFonts w:ascii="Arial" w:cs="Arial" w:eastAsia="Arial" w:hAnsi="Arial"/>
-                <w:b w:val="false"/>
-                <w:bCs w:val="false"/>
-                <w:color w:val="333333"/>
-                <w:sz w:val="20"/>
-                <w:szCs w:val="20"/>
-              </w:rPr>
-              <w:t xml:space="preserve">2</w:t>
-            </w:r>
-          </w:p>
-        </w:tc>
-        <w:tc>
-          <w:tcPr>
-            <w:tcW w:type="dxa" w:w="1500"/>
-            <w:tcBorders>
-              <w:top w:val="single" w:color="CCCCCC" w:sz="1"/>
-              <w:left w:val="single" w:color="CCCCCC" w:sz="1"/>
-              <w:bottom w:val="single" w:color="CCCCCC" w:sz="1"/>
-              <w:right w:val="single" w:color="CCCCCC" w:sz="1"/>
-            </w:tcBorders>
-            <w:shd w:fill="FFFFFF" w:val="clear"/>
-            <w:tcMar>
-              <w:top w:type="dxa" w:w="80"/>
-              <w:left w:type="dxa" w:w="120"/>
-              <w:bottom w:type="dxa" w:w="80"/>
-              <w:right w:type="dxa" w:w="120"/>
-            </w:tcMar>
-            <w:vAlign w:val="center"/>
-          </w:tcPr>
-          <w:p>
-            <w:pPr>
-              <w:jc w:val="center"/>
-            </w:pPr>
-            <w:r>
-              <w:rPr>
-                <w:rFonts w:ascii="Arial" w:cs="Arial" w:eastAsia="Arial" w:hAnsi="Arial"/>
-                <w:b w:val="false"/>
-                <w:bCs w:val="false"/>
-                <w:color w:val="333333"/>
-                <w:sz w:val="20"/>
-                <w:szCs w:val="20"/>
-              </w:rPr>
-              <w:t xml:space="preserve">2.9%</w:t>
-            </w:r>
-          </w:p>
-        </w:tc>
-        <w:tc>
-          <w:tcPr>
-            <w:tcW w:type="dxa" w:w="5126"/>
-            <w:tcBorders>
-              <w:top w:val="single" w:color="CCCCCC" w:sz="1"/>
-              <w:left w:val="single" w:color="CCCCCC" w:sz="1"/>
-              <w:bottom w:val="single" w:color="CCCCCC" w:sz="1"/>
-              <w:right w:val="single" w:color="CCCCCC" w:sz="1"/>
-            </w:tcBorders>
-            <w:tcMar>
-              <w:top w:type="dxa" w:w="80"/>
-              <w:left w:type="dxa" w:w="120"/>
-              <w:bottom w:type="dxa" w:w="80"/>
-              <w:right w:type="dxa" w:w="120"/>
-            </w:tcMar>
-          </w:tcPr>
-          <w:p>
-            <w:r>
-              <w:rPr>
-                <w:rFonts w:ascii="Arial" w:cs="Arial" w:eastAsia="Arial" w:hAnsi="Arial"/>
-                <w:color w:val="E67E22"/>
-                <w:sz w:val="20"/>
-                <w:szCs w:val="20"/>
-              </w:rPr>
-              <w:t xml:space="preserve">██</w:t>
-            </w:r>
-            <w:r>
-              <w:rPr>
-                <w:rFonts w:ascii="Arial" w:cs="Arial" w:eastAsia="Arial" w:hAnsi="Arial"/>
-                <w:color w:val="666666"/>
-                <w:sz w:val="18"/>
-                <w:szCs w:val="18"/>
-              </w:rPr>
-              <w:t xml:space="preserve"> 2件</w:t>
-            </w:r>
-          </w:p>
-        </w:tc>
-      </w:tr>
-      <w:tr>
-        <w:tc>
-          <w:tcPr>
-            <w:tcW w:type="dxa" w:w="1200"/>
-            <w:tcBorders>
-              <w:top w:val="single" w:color="CCCCCC" w:sz="1"/>
-              <w:left w:val="single" w:color="CCCCCC" w:sz="1"/>
-              <w:bottom w:val="single" w:color="CCCCCC" w:sz="1"/>
-              <w:right w:val="single" w:color="CCCCCC" w:sz="1"/>
-            </w:tcBorders>
-            <w:shd w:fill="F2F2F2" w:val="clear"/>
-            <w:tcMar>
-              <w:top w:type="dxa" w:w="80"/>
-              <w:left w:type="dxa" w:w="120"/>
-              <w:bottom w:type="dxa" w:w="80"/>
-              <w:right w:type="dxa" w:w="120"/>
-            </w:tcMar>
-            <w:vAlign w:val="center"/>
-          </w:tcPr>
-          <w:p>
-            <w:pPr>
-              <w:jc w:val="center"/>
-            </w:pPr>
-            <w:r>
-              <w:rPr>
-                <w:rFonts w:ascii="Arial" w:cs="Arial" w:eastAsia="Arial" w:hAnsi="Arial"/>
-                <w:b/>
-                <w:bCs/>
-                <w:color w:val="333333"/>
-                <w:sz w:val="20"/>
-                <w:szCs w:val="20"/>
-              </w:rPr>
-              <w:t xml:space="preserve">4</w:t>
-            </w:r>
-          </w:p>
-        </w:tc>
-        <w:tc>
-          <w:tcPr>
-            <w:tcW w:type="dxa" w:w="1200"/>
-            <w:tcBorders>
-              <w:top w:val="single" w:color="CCCCCC" w:sz="1"/>
-              <w:left w:val="single" w:color="CCCCCC" w:sz="1"/>
-              <w:bottom w:val="single" w:color="CCCCCC" w:sz="1"/>
-              <w:right w:val="single" w:color="CCCCCC" w:sz="1"/>
-            </w:tcBorders>
-            <w:shd w:fill="F2F2F2" w:val="clear"/>
-            <w:tcMar>
-              <w:top w:type="dxa" w:w="80"/>
-              <w:left w:type="dxa" w:w="120"/>
-              <w:bottom w:type="dxa" w:w="80"/>
-              <w:right w:type="dxa" w:w="120"/>
-            </w:tcMar>
-            <w:vAlign w:val="center"/>
-          </w:tcPr>
-          <w:p>
-            <w:pPr>
-              <w:jc w:val="center"/>
-            </w:pPr>
-            <w:r>
-              <w:rPr>
-                <w:rFonts w:ascii="Arial" w:cs="Arial" w:eastAsia="Arial" w:hAnsi="Arial"/>
-                <w:b w:val="false"/>
-                <w:bCs w:val="false"/>
-                <w:color w:val="333333"/>
-                <w:sz w:val="20"/>
-                <w:szCs w:val="20"/>
-              </w:rPr>
-              <w:t xml:space="preserve">1</w:t>
-            </w:r>
-          </w:p>
-        </w:tc>
-        <w:tc>
-          <w:tcPr>
-            <w:tcW w:type="dxa" w:w="1500"/>
-            <w:tcBorders>
-              <w:top w:val="single" w:color="CCCCCC" w:sz="1"/>
-              <w:left w:val="single" w:color="CCCCCC" w:sz="1"/>
-              <w:bottom w:val="single" w:color="CCCCCC" w:sz="1"/>
-              <w:right w:val="single" w:color="CCCCCC" w:sz="1"/>
-            </w:tcBorders>
-            <w:shd w:fill="F2F2F2" w:val="clear"/>
-            <w:tcMar>
-              <w:top w:type="dxa" w:w="80"/>
-              <w:left w:type="dxa" w:w="120"/>
-              <w:bottom w:type="dxa" w:w="80"/>
-              <w:right w:type="dxa" w:w="120"/>
-            </w:tcMar>
-            <w:vAlign w:val="center"/>
-          </w:tcPr>
-          <w:p>
-            <w:pPr>
-              <w:jc w:val="center"/>
-            </w:pPr>
-            <w:r>
-              <w:rPr>
-                <w:rFonts w:ascii="Arial" w:cs="Arial" w:eastAsia="Arial" w:hAnsi="Arial"/>
-                <w:b w:val="false"/>
-                <w:bCs w:val="false"/>
-                <w:color w:val="333333"/>
-                <w:sz w:val="20"/>
-                <w:szCs w:val="20"/>
-              </w:rPr>
-              <w:t xml:space="preserve">1.5%</w:t>
-            </w:r>
-          </w:p>
-        </w:tc>
-        <w:tc>
-          <w:tcPr>
-            <w:tcW w:type="dxa" w:w="5126"/>
-            <w:tcBorders>
-              <w:top w:val="single" w:color="CCCCCC" w:sz="1"/>
-              <w:left w:val="single" w:color="CCCCCC" w:sz="1"/>
-              <w:bottom w:val="single" w:color="CCCCCC" w:sz="1"/>
-              <w:right w:val="single" w:color="CCCCCC" w:sz="1"/>
-            </w:tcBorders>
-            <w:shd w:fill="F2F2F2" w:val="clear"/>
-            <w:tcMar>
-              <w:top w:type="dxa" w:w="80"/>
-              <w:left w:type="dxa" w:w="120"/>
-              <w:bottom w:type="dxa" w:w="80"/>
-              <w:right w:type="dxa" w:w="120"/>
-            </w:tcMar>
-          </w:tcPr>
-          <w:p>
-            <w:r>
-              <w:rPr>
-                <w:rFonts w:ascii="Arial" w:cs="Arial" w:eastAsia="Arial" w:hAnsi="Arial"/>
-                <w:color w:val="C0392B"/>
-                <w:sz w:val="20"/>
-                <w:szCs w:val="20"/>
-              </w:rPr>
-              <w:t xml:space="preserve">█</w:t>
-            </w:r>
-            <w:r>
-              <w:rPr>
-                <w:rFonts w:ascii="Arial" w:cs="Arial" w:eastAsia="Arial" w:hAnsi="Arial"/>
-                <w:color w:val="666666"/>
-                <w:sz w:val="18"/>
-                <w:szCs w:val="18"/>
-              </w:rPr>
-              <w:t xml:space="preserve"> 1件</w:t>
+              <w:t xml:space="preserve"> 5件</w:t>
             </w:r>
           </w:p>
         </w:tc>
@@ -3669,7 +3380,7 @@
                 <w:sz w:val="24"/>
                 <w:szCs w:val="24"/>
               </w:rPr>
-              <w:t xml:space="preserve">49件（72.1%）</w:t>
+              <w:t xml:space="preserve">20件（66.7%）</w:t>
             </w:r>
           </w:p>
         </w:tc>
@@ -3720,7 +3431,7 @@
                 <w:sz w:val="24"/>
                 <w:szCs w:val="24"/>
               </w:rPr>
-              <w:t xml:space="preserve">18件（26.5%）</w:t>
+              <w:t xml:space="preserve">10件（33.3%）</w:t>
             </w:r>
           </w:p>
         </w:tc>
@@ -3771,7 +3482,7 @@
                 <w:sz w:val="24"/>
                 <w:szCs w:val="24"/>
               </w:rPr>
-              <w:t xml:space="preserve">1件（1.5%）</w:t>
+              <w:t xml:space="preserve">0件（0.0%）</w:t>
             </w:r>
           </w:p>
         </w:tc>
@@ -3975,7 +3686,7 @@
                 <w:sz w:val="20"/>
                 <w:szCs w:val="20"/>
               </w:rPr>
-              <w:t xml:space="preserve">立地・アクセス</w:t>
+              <w:t xml:space="preserve">快適さ・設備</w:t>
             </w:r>
           </w:p>
         </w:tc>
@@ -4010,7 +3721,7 @@
                 <w:sz w:val="20"/>
                 <w:szCs w:val="20"/>
               </w:rPr>
-              <w:t xml:space="preserve">20件以上</w:t>
+              <w:t xml:space="preserve">10件以上</w:t>
             </w:r>
           </w:p>
         </w:tc>
@@ -4045,7 +3756,7 @@
                 <w:sz w:val="20"/>
                 <w:szCs w:val="20"/>
               </w:rPr>
-              <w:t xml:space="preserve">「駅から比較的近くて便利」「清潔感があり、スタッフの対応が良く立地も便利です」</w:t>
+              <w:t xml:space="preserve">「部屋は清潔感あるし、浴衣あったりアメニティなども充実してる」「大浴場は快適でシャワーの水圧も十分です」</w:t>
             </w:r>
           </w:p>
         </w:tc>
@@ -4081,7 +3792,7 @@
                 <w:sz w:val="20"/>
                 <w:szCs w:val="20"/>
               </w:rPr>
-              <w:t xml:space="preserve">快適さ・設備</w:t>
+              <w:t xml:space="preserve">立地・アクセス</w:t>
             </w:r>
           </w:p>
         </w:tc>
@@ -4115,7 +3826,7 @@
                 <w:sz w:val="20"/>
                 <w:szCs w:val="20"/>
               </w:rPr>
-              <w:t xml:space="preserve">20件以上</w:t>
+              <w:t xml:space="preserve">9件</w:t>
             </w:r>
           </w:p>
         </w:tc>
@@ -4149,7 +3860,7 @@
                 <w:sz w:val="20"/>
                 <w:szCs w:val="20"/>
               </w:rPr>
-              <w:t xml:space="preserve">「部屋は清潔感あるし、浴衣あったりアメニティなども充実してる」「大浴場は快適でシャワーの水圧も十分です」</w:t>
+              <w:t xml:space="preserve">「駅から比較的近くて便利」「清潔感があり、スタッフの対応が良く立地も便利です」</w:t>
             </w:r>
           </w:p>
         </w:tc>
@@ -4186,7 +3897,7 @@
                 <w:sz w:val="20"/>
                 <w:szCs w:val="20"/>
               </w:rPr>
-              <w:t xml:space="preserve">スタッフの対応</w:t>
+              <w:t xml:space="preserve">清潔さ・清掃</w:t>
             </w:r>
           </w:p>
         </w:tc>
@@ -4221,7 +3932,7 @@
                 <w:sz w:val="20"/>
                 <w:szCs w:val="20"/>
               </w:rPr>
-              <w:t xml:space="preserve">10件以上</w:t>
+              <w:t xml:space="preserve">8件</w:t>
             </w:r>
           </w:p>
         </w:tc>
@@ -4256,7 +3967,7 @@
                 <w:sz w:val="20"/>
                 <w:szCs w:val="20"/>
               </w:rPr>
-              <w:t xml:space="preserve">「清潔感があり、スタッフの対応が良く立地も便利です」「フロントの方々の対応がとても丁寧でした」</w:t>
+              <w:t xml:space="preserve">「部屋は清潔感あるし、浴衣あったりアメニティなども充実してる」「清潔感があり、スタッフの対応が良く立地も便利です」</w:t>
             </w:r>
           </w:p>
         </w:tc>
@@ -4292,7 +4003,7 @@
                 <w:sz w:val="20"/>
                 <w:szCs w:val="20"/>
               </w:rPr>
-              <w:t xml:space="preserve">清潔さ・清掃</w:t>
+              <w:t xml:space="preserve">スタッフの対応</w:t>
             </w:r>
           </w:p>
         </w:tc>
@@ -4326,7 +4037,7 @@
                 <w:sz w:val="20"/>
                 <w:szCs w:val="20"/>
               </w:rPr>
-              <w:t xml:space="preserve">10件以上</w:t>
+              <w:t xml:space="preserve">5件</w:t>
             </w:r>
           </w:p>
         </w:tc>
@@ -4360,7 +4071,7 @@
                 <w:sz w:val="20"/>
                 <w:szCs w:val="20"/>
               </w:rPr>
-              <w:t xml:space="preserve">「部屋は清潔感あるし、浴衣あったりアメニティなども充実してる」「清潔感があり、スタッフの対応が良く立地も便利です」</w:t>
+              <w:t xml:space="preserve">「清潔感があり、スタッフの対応が良く立地も便利です」「フロントの方々の対応がとても丁寧でした」</w:t>
             </w:r>
           </w:p>
         </w:tc>
@@ -4432,7 +4143,7 @@
                 <w:sz w:val="20"/>
                 <w:szCs w:val="20"/>
               </w:rPr>
-              <w:t xml:space="preserve">10件以上</w:t>
+              <w:t xml:space="preserve">3件</w:t>
             </w:r>
           </w:p>
         </w:tc>
@@ -4503,7 +4214,7 @@
                 <w:sz w:val="20"/>
                 <w:szCs w:val="20"/>
               </w:rPr>
-              <w:t xml:space="preserve">コンビニ・周辺施設</w:t>
+              <w:t xml:space="preserve">部屋の広さ</w:t>
             </w:r>
           </w:p>
         </w:tc>
@@ -4537,7 +4248,7 @@
                 <w:sz w:val="20"/>
                 <w:szCs w:val="20"/>
               </w:rPr>
-              <w:t xml:space="preserve">6件</w:t>
+              <w:t xml:space="preserve">2件</w:t>
             </w:r>
           </w:p>
         </w:tc>
@@ -4571,7 +4282,7 @@
                 <w:sz w:val="20"/>
                 <w:szCs w:val="20"/>
               </w:rPr>
-              <w:t xml:space="preserve">「また、意外とスーパーやショッピングセンターもあり長期出張にはもってこいです」「近くには様々な飲食店やスーパーがあり娯楽施設もあります」</w:t>
+              <w:t xml:space="preserve">「Clean room with ample amenities for a solo traveller, alt...」「テレビ大きい」</w:t>
             </w:r>
           </w:p>
         </w:tc>
@@ -4596,7 +4307,7 @@
           <w:sz w:val="26"/>
           <w:szCs w:val="26"/>
         </w:rPr>
-        <w:t xml:space="preserve">3.1 最大の強み：「立地・アクセス」</w:t>
+        <w:t xml:space="preserve">3.1 最大の強み：「快適さ・設備」</w:t>
       </w:r>
     </w:p>
     <w:p>
@@ -4611,7 +4322,7 @@
           <w:sz w:val="21"/>
           <w:szCs w:val="21"/>
         </w:rPr>
-        <w:t xml:space="preserve">口コミの多数で「立地・アクセス」に関するポジティブな言及が見られ、アパホテル相模原橋本駅東の最大の差別化要因となっています。駅から比較的近くて便利といった声が多数寄せられています。</w:t>
+        <w:t xml:space="preserve">口コミの多数で「快適さ・設備」に関するポジティブな言及が見られ、アパホテル相模原橋本駅東の最大の差別化要因となっています。部屋は清潔感あるし、浴衣あったりアメニティなども充実してるといった声が多数寄せられています。</w:t>
       </w:r>
     </w:p>
     <w:p>
@@ -4630,7 +4341,7 @@
           <w:sz w:val="21"/>
           <w:szCs w:val="21"/>
         </w:rPr>
-        <w:t xml:space="preserve">駅から比較的近くて便利</w:t>
+        <w:t xml:space="preserve">部屋は清潔感あるし、浴衣あったりアメニティなども充実してる</w:t>
       </w:r>
     </w:p>
     <w:p>
@@ -4649,7 +4360,7 @@
           <w:sz w:val="21"/>
           <w:szCs w:val="21"/>
         </w:rPr>
-        <w:t xml:space="preserve">清潔感があり、スタッフの対応が良く立地も便利です</w:t>
+        <w:t xml:space="preserve">大浴場は快適でシャワーの水圧も十分です</w:t>
       </w:r>
     </w:p>
     <w:p>
@@ -4668,7 +4379,7 @@
           <w:sz w:val="21"/>
           <w:szCs w:val="21"/>
         </w:rPr>
-        <w:t xml:space="preserve">駅も近いし、部屋もひとりならじゅうぶんな広さです</w:t>
+        <w:t xml:space="preserve">快適でした</w:t>
       </w:r>
     </w:p>
     <w:p>
@@ -4690,7 +4401,7 @@
           <w:sz w:val="26"/>
           <w:szCs w:val="26"/>
         </w:rPr>
-        <w:t xml:space="preserve">3.2 快適さ・設備</w:t>
+        <w:t xml:space="preserve">3.2 立地・アクセス</w:t>
       </w:r>
     </w:p>
     <w:p>
@@ -4705,7 +4416,7 @@
           <w:sz w:val="21"/>
           <w:szCs w:val="21"/>
         </w:rPr>
-        <w:t xml:space="preserve">快適さ・設備に関するポジティブな評価も多く寄せられています。「部屋は清潔感あるし、浴衣あったりアメニティなども充実してる」といったコメントが見られます。</w:t>
+        <w:t xml:space="preserve">立地・アクセスに関するポジティブな評価も多く寄せられています。「駅から比較的近くて便利」といったコメントが見られます。</w:t>
       </w:r>
     </w:p>
     <w:p>
@@ -5044,7 +4755,7 @@
                 <w:sz w:val="20"/>
                 <w:szCs w:val="20"/>
               </w:rPr>
-              <w:t xml:space="preserve">重大・7件</w:t>
+              <w:t xml:space="preserve">中度・3件</w:t>
             </w:r>
           </w:p>
         </w:tc>
@@ -5115,7 +4826,7 @@
                 <w:sz w:val="20"/>
                 <w:szCs w:val="20"/>
               </w:rPr>
-              <w:t xml:space="preserve">防音性能</w:t>
+              <w:t xml:space="preserve">浴室・水回り</w:t>
             </w:r>
           </w:p>
         </w:tc>
@@ -5149,7 +4860,7 @@
                 <w:sz w:val="20"/>
                 <w:szCs w:val="20"/>
               </w:rPr>
-              <w:t xml:space="preserve">駅チカなだけあって、電車の音が</w:t>
+              <w:t xml:space="preserve">大浴場は快適でシャワーの水圧も十分です</w:t>
             </w:r>
           </w:p>
         </w:tc>
@@ -5183,7 +4894,7 @@
                 <w:sz w:val="20"/>
                 <w:szCs w:val="20"/>
               </w:rPr>
-              <w:t xml:space="preserve">重大・5件</w:t>
+              <w:t xml:space="preserve">軽度・2件</w:t>
             </w:r>
           </w:p>
         </w:tc>
@@ -5254,7 +4965,7 @@
                 <w:sz w:val="20"/>
                 <w:szCs w:val="20"/>
               </w:rPr>
-              <w:t xml:space="preserve">浴室・水回り</w:t>
+              <w:t xml:space="preserve">防音性能</w:t>
             </w:r>
           </w:p>
         </w:tc>
@@ -5288,7 +4999,7 @@
                 <w:sz w:val="20"/>
                 <w:szCs w:val="20"/>
               </w:rPr>
-              <w:t xml:space="preserve">大浴場は快適でシャワーの水圧も十分です</w:t>
+              <w:t xml:space="preserve">駅チカなだけあって、電車の音が</w:t>
             </w:r>
           </w:p>
         </w:tc>
@@ -5322,7 +5033,7 @@
                 <w:sz w:val="20"/>
                 <w:szCs w:val="20"/>
               </w:rPr>
-              <w:t xml:space="preserve">重大・5件</w:t>
+              <w:t xml:space="preserve">軽度・1件</w:t>
             </w:r>
           </w:p>
         </w:tc>
@@ -5461,7 +5172,7 @@
                 <w:sz w:val="20"/>
                 <w:szCs w:val="20"/>
               </w:rPr>
-              <w:t xml:space="preserve">軽度・2件</w:t>
+              <w:t xml:space="preserve">軽度・1件</w:t>
             </w:r>
           </w:p>
         </w:tc>
@@ -5532,7 +5243,7 @@
                 <w:sz w:val="20"/>
                 <w:szCs w:val="20"/>
               </w:rPr>
-              <w:t xml:space="preserve">エアコン・空調</w:t>
+              <w:t xml:space="preserve">臭い・匂い</w:t>
             </w:r>
           </w:p>
         </w:tc>
@@ -5566,7 +5277,7 @@
                 <w:sz w:val="20"/>
                 <w:szCs w:val="20"/>
               </w:rPr>
-              <w:t xml:space="preserve">料金も安く、サウナの温度もちょうど良く快適でした</w:t>
+              <w:t xml:space="preserve">ユニットバスの水垢などが少し気になりましたが 嫌な匂いなどもなく快適でした ユニットバスの水垢などが少し気になりま...</w:t>
             </w:r>
           </w:p>
         </w:tc>
@@ -5600,7 +5311,7 @@
                 <w:sz w:val="20"/>
                 <w:szCs w:val="20"/>
               </w:rPr>
-              <w:t xml:space="preserve">軽度・2件</w:t>
+              <w:t xml:space="preserve">軽度・1件</w:t>
             </w:r>
           </w:p>
         </w:tc>
@@ -5671,7 +5382,7 @@
                 <w:sz w:val="20"/>
                 <w:szCs w:val="20"/>
               </w:rPr>
-              <w:t xml:space="preserve">臭い・匂い</w:t>
+              <w:t xml:space="preserve">エアコン・空調</w:t>
             </w:r>
           </w:p>
         </w:tc>
@@ -5705,7 +5416,7 @@
                 <w:sz w:val="20"/>
                 <w:szCs w:val="20"/>
               </w:rPr>
-              <w:t xml:space="preserve">ユニットバスの水垢などが少し気になりましたが 嫌な匂いなどもなく快適でした ユニットバスの水垢などが少し気になりま...</w:t>
+              <w:t xml:space="preserve">料金も安く、サウナの温度もちょうど良く快適でした</w:t>
             </w:r>
           </w:p>
         </w:tc>
@@ -5915,7 +5626,7 @@
           <w:sz w:val="22"/>
           <w:szCs w:val="22"/>
         </w:rPr>
-        <w:t xml:space="preserve">(2) 朝食サービスの改善</w:t>
+        <w:t xml:space="preserve">(2) エアコン・空調の定期点検強化</w:t>
       </w:r>
     </w:p>
     <w:p>
@@ -5934,7 +5645,7 @@
           <w:sz w:val="21"/>
           <w:szCs w:val="21"/>
         </w:rPr>
-        <w:t xml:space="preserve">メニューの定期的な見直しとバリエーション追加</w:t>
+        <w:t xml:space="preserve">全室のエアコン設定を季節に応じてデフォルト確認する運用フロー導入</w:t>
       </w:r>
     </w:p>
     <w:p>
@@ -5953,7 +5664,7 @@
           <w:sz w:val="21"/>
           <w:szCs w:val="21"/>
         </w:rPr>
-        <w:t xml:space="preserve">補充頻度の向上と品切れ防止</w:t>
+        <w:t xml:space="preserve">冷暖房の正常動作を定期チェックリストに追加</w:t>
       </w:r>
     </w:p>
     <w:p>
@@ -5972,7 +5683,7 @@
           <w:sz w:val="21"/>
           <w:szCs w:val="21"/>
         </w:rPr>
-        <w:t xml:space="preserve">宿泊客数に応じた朝食準備量の最適化</w:t>
+        <w:t xml:space="preserve">異常報告があった客室の優先メンテナンス実施</w:t>
       </w:r>
     </w:p>
     <w:p>
@@ -5993,7 +5704,7 @@
           <w:sz w:val="22"/>
           <w:szCs w:val="22"/>
         </w:rPr>
-        <w:t xml:space="preserve">(3) エアコン・空調の定期点検強化</w:t>
+        <w:t xml:space="preserve">(3) スタッフ対応品質の統一</w:t>
       </w:r>
     </w:p>
     <w:p>
@@ -6012,7 +5723,7 @@
           <w:sz w:val="21"/>
           <w:szCs w:val="21"/>
         </w:rPr>
-        <w:t xml:space="preserve">全室のエアコン設定を季節に応じてデフォルト確認する運用フロー導入</w:t>
+        <w:t xml:space="preserve">接客マニュアルの見直しと全スタッフへの周知</w:t>
       </w:r>
     </w:p>
     <w:p>
@@ -6031,7 +5742,7 @@
           <w:sz w:val="21"/>
           <w:szCs w:val="21"/>
         </w:rPr>
-        <w:t xml:space="preserve">冷暖房の正常動作を定期チェックリストに追加</w:t>
+        <w:t xml:space="preserve">ゲストからのクレーム対応フローの明確化</w:t>
       </w:r>
     </w:p>
     <w:p>
@@ -6050,7 +5761,44 @@
           <w:sz w:val="21"/>
           <w:szCs w:val="21"/>
         </w:rPr>
-        <w:t xml:space="preserve">異常報告があった客室の優先メンテナンス実施</w:t>
+        <w:t xml:space="preserve">定期的なCS研修の実施</w:t>
+      </w:r>
+    </w:p>
+    <w:p>
+      <w:r>
+        <w:br w:type="page"/>
+      </w:r>
+    </w:p>
+    <w:p>
+      <w:pPr>
+        <w:pStyle w:val="Heading2"/>
+        <w:spacing w:after="160" w:before="280"/>
+      </w:pPr>
+      <w:r>
+        <w:rPr>
+          <w:rFonts w:ascii="Arial" w:cs="Arial" w:eastAsia="Arial" w:hAnsi="Arial"/>
+          <w:b/>
+          <w:bCs/>
+          <w:color w:val="2E75B6"/>
+          <w:sz w:val="26"/>
+          <w:szCs w:val="26"/>
+        </w:rPr>
+        <w:t xml:space="preserve">Phase 2：短期施策（1〜3ヶ月）</w:t>
+      </w:r>
+    </w:p>
+    <w:p>
+      <w:pPr>
+        <w:spacing w:after="120" w:line="320"/>
+        <w:jc w:val="left"/>
+      </w:pPr>
+      <w:r>
+        <w:rPr>
+          <w:rFonts w:ascii="Arial" w:cs="Arial" w:eastAsia="Arial" w:hAnsi="Arial"/>
+          <w:color w:val="333333"/>
+          <w:sz w:val="21"/>
+          <w:szCs w:val="21"/>
+        </w:rPr>
+        <w:t xml:space="preserve">一定の投資を伴うが、比較的早期に実行可能な施策</w:t>
       </w:r>
     </w:p>
     <w:p>
@@ -6071,7 +5819,7 @@
           <w:sz w:val="22"/>
           <w:szCs w:val="22"/>
         </w:rPr>
-        <w:t xml:space="preserve">(4) スタッフ対応品質の統一</w:t>
+        <w:t xml:space="preserve">(1) 浴室の快適性向上</w:t>
       </w:r>
     </w:p>
     <w:p>
@@ -6090,7 +5838,7 @@
           <w:sz w:val="21"/>
           <w:szCs w:val="21"/>
         </w:rPr>
-        <w:t xml:space="preserve">接客マニュアルの見直しと全スタッフへの周知</w:t>
+        <w:t xml:space="preserve">排水口の清掃・修繕を全室で実施し、排水速度を改善</w:t>
       </w:r>
     </w:p>
     <w:p>
@@ -6109,7 +5857,7 @@
           <w:sz w:val="21"/>
           <w:szCs w:val="21"/>
         </w:rPr>
-        <w:t xml:space="preserve">ゲストからのクレーム対応フローの明確化</w:t>
+        <w:t xml:space="preserve">シャワーヘッドの交換（水圧改善・節水タイプ導入）</w:t>
       </w:r>
     </w:p>
     <w:p>
@@ -6128,44 +5876,7 @@
           <w:sz w:val="21"/>
           <w:szCs w:val="21"/>
         </w:rPr>
-        <w:t xml:space="preserve">定期的なCS研修の実施</w:t>
-      </w:r>
-    </w:p>
-    <w:p>
-      <w:r>
-        <w:br w:type="page"/>
-      </w:r>
-    </w:p>
-    <w:p>
-      <w:pPr>
-        <w:pStyle w:val="Heading2"/>
-        <w:spacing w:after="160" w:before="280"/>
-      </w:pPr>
-      <w:r>
-        <w:rPr>
-          <w:rFonts w:ascii="Arial" w:cs="Arial" w:eastAsia="Arial" w:hAnsi="Arial"/>
-          <w:b/>
-          <w:bCs/>
-          <w:color w:val="2E75B6"/>
-          <w:sz w:val="26"/>
-          <w:szCs w:val="26"/>
-        </w:rPr>
-        <w:t xml:space="preserve">Phase 2：短期施策（1〜3ヶ月）</w:t>
-      </w:r>
-    </w:p>
-    <w:p>
-      <w:pPr>
-        <w:spacing w:after="120" w:line="320"/>
-        <w:jc w:val="left"/>
-      </w:pPr>
-      <w:r>
-        <w:rPr>
-          <w:rFonts w:ascii="Arial" w:cs="Arial" w:eastAsia="Arial" w:hAnsi="Arial"/>
-          <w:color w:val="333333"/>
-          <w:sz w:val="21"/>
-          <w:szCs w:val="21"/>
-        </w:rPr>
-        <w:t xml:space="preserve">一定の投資を伴うが、比較的早期に実行可能な施策</w:t>
+        <w:t xml:space="preserve">浴室換気・暖房設備の点検と改善</w:t>
       </w:r>
     </w:p>
     <w:p>
@@ -6186,7 +5897,7 @@
           <w:sz w:val="22"/>
           <w:szCs w:val="22"/>
         </w:rPr>
-        <w:t xml:space="preserve">(1) 浴室の快適性向上</w:t>
+        <w:t xml:space="preserve">(2) 防音対策の強化</w:t>
       </w:r>
     </w:p>
     <w:p>
@@ -6205,7 +5916,7 @@
           <w:sz w:val="21"/>
           <w:szCs w:val="21"/>
         </w:rPr>
-        <w:t xml:space="preserve">排水口の清掃・修繕を全室で実施し、排水速度を改善</w:t>
+        <w:t xml:space="preserve">窓際への防音カーテン導入（外部騒音対策）</w:t>
       </w:r>
     </w:p>
     <w:p>
@@ -6224,7 +5935,7 @@
           <w:sz w:val="21"/>
           <w:szCs w:val="21"/>
         </w:rPr>
-        <w:t xml:space="preserve">シャワーヘッドの交換（水圧改善・節水タイプ導入）</w:t>
+        <w:t xml:space="preserve">ドア下部への隙間テープ設置（廊下・隣室からの音漏れ軽減）</w:t>
       </w:r>
     </w:p>
     <w:p>
@@ -6243,7 +5954,7 @@
           <w:sz w:val="21"/>
           <w:szCs w:val="21"/>
         </w:rPr>
-        <w:t xml:space="preserve">浴室換気・暖房設備の点検と改善</w:t>
+        <w:t xml:space="preserve">騒音の少ない客室への優先案内の仕組み化</w:t>
       </w:r>
     </w:p>
     <w:p>
@@ -6264,7 +5975,7 @@
           <w:sz w:val="22"/>
           <w:szCs w:val="22"/>
         </w:rPr>
-        <w:t xml:space="preserve">(2) 防音対策の強化</w:t>
+        <w:t xml:space="preserve">(3) 口コミ返信体制の構築</w:t>
       </w:r>
     </w:p>
     <w:p>
@@ -6283,7 +5994,7 @@
           <w:sz w:val="21"/>
           <w:szCs w:val="21"/>
         </w:rPr>
-        <w:t xml:space="preserve">窓際への防音カーテン導入（外部騒音対策）</w:t>
+        <w:t xml:space="preserve">全サイトの口コミに48時間以内の返信を目標に設定</w:t>
       </w:r>
     </w:p>
     <w:p>
@@ -6302,104 +6013,7 @@
           <w:sz w:val="21"/>
           <w:szCs w:val="21"/>
         </w:rPr>
-        <w:t xml:space="preserve">ドア下部への隙間テープ設置（廊下・隣室からの音漏れ軽減）</w:t>
-      </w:r>
-    </w:p>
-    <w:p>
-      <w:pPr>
-        <w:pStyle w:val="ListParagraph"/>
-        <w:numPr>
-          <w:ilvl w:val="0"/>
-          <w:numId w:val="2"/>
-        </w:numPr>
-        <w:spacing w:after="80" w:line="300"/>
-      </w:pPr>
-      <w:r>
-        <w:rPr>
-          <w:rFonts w:ascii="Arial" w:cs="Arial" w:eastAsia="Arial" w:hAnsi="Arial"/>
-          <w:color w:val="333333"/>
-          <w:sz w:val="21"/>
-          <w:szCs w:val="21"/>
-        </w:rPr>
-        <w:t xml:space="preserve">騒音の少ない客室への優先案内の仕組み化</w:t>
-      </w:r>
-    </w:p>
-    <w:p>
-      <w:pPr>
-        <w:spacing w:after="80"/>
-      </w:pPr>
-    </w:p>
-    <w:p>
-      <w:pPr>
-        <w:spacing w:after="120" w:before="200"/>
-      </w:pPr>
-      <w:r>
-        <w:rPr>
-          <w:rFonts w:ascii="Arial" w:cs="Arial" w:eastAsia="Arial" w:hAnsi="Arial"/>
-          <w:b/>
-          <w:bCs/>
-          <w:color w:val="1B3A5C"/>
-          <w:sz w:val="22"/>
-          <w:szCs w:val="22"/>
-        </w:rPr>
-        <w:t xml:space="preserve">(3) 窓・採光環境の改善</w:t>
-      </w:r>
-    </w:p>
-    <w:p>
-      <w:pPr>
-        <w:pStyle w:val="ListParagraph"/>
-        <w:numPr>
-          <w:ilvl w:val="0"/>
-          <w:numId w:val="2"/>
-        </w:numPr>
-        <w:spacing w:after="80" w:line="300"/>
-      </w:pPr>
-      <w:r>
-        <w:rPr>
-          <w:rFonts w:ascii="Arial" w:cs="Arial" w:eastAsia="Arial" w:hAnsi="Arial"/>
-          <w:color w:val="333333"/>
-          <w:sz w:val="21"/>
-          <w:szCs w:val="21"/>
-        </w:rPr>
-        <w:t xml:space="preserve">遮光カーテンとレースカーテンの品質見直し</w:t>
-      </w:r>
-    </w:p>
-    <w:p>
-      <w:pPr>
-        <w:pStyle w:val="ListParagraph"/>
-        <w:numPr>
-          <w:ilvl w:val="0"/>
-          <w:numId w:val="2"/>
-        </w:numPr>
-        <w:spacing w:after="80" w:line="300"/>
-      </w:pPr>
-      <w:r>
-        <w:rPr>
-          <w:rFonts w:ascii="Arial" w:cs="Arial" w:eastAsia="Arial" w:hAnsi="Arial"/>
-          <w:color w:val="333333"/>
-          <w:sz w:val="21"/>
-          <w:szCs w:val="21"/>
-        </w:rPr>
-        <w:t xml:space="preserve">窓の開閉可否に関する事前案内の徹底</w:t>
-      </w:r>
-    </w:p>
-    <w:p>
-      <w:pPr>
-        <w:pStyle w:val="ListParagraph"/>
-        <w:numPr>
-          <w:ilvl w:val="0"/>
-          <w:numId w:val="2"/>
-        </w:numPr>
-        <w:spacing w:after="80" w:line="300"/>
-      </w:pPr>
-      <w:r>
-        <w:rPr>
-          <w:rFonts w:ascii="Arial" w:cs="Arial" w:eastAsia="Arial" w:hAnsi="Arial"/>
-          <w:color w:val="333333"/>
-          <w:sz w:val="21"/>
-          <w:szCs w:val="21"/>
-        </w:rPr>
-        <w:t xml:space="preserve">採光の良い客室の優先割り当てルール整備</w:t>
+        <w:t xml:space="preserve">特に低評価レビューへのフォローアップ強化</w:t>
       </w:r>
     </w:p>
     <w:p>
@@ -6902,7 +6516,7 @@
                 <w:sz w:val="20"/>
                 <w:szCs w:val="20"/>
               </w:rPr>
-              <w:t xml:space="preserve">8.22点</w:t>
+              <w:t xml:space="preserve">8.00点</w:t>
             </w:r>
           </w:p>
         </w:tc>
@@ -6936,7 +6550,7 @@
                 <w:sz w:val="20"/>
                 <w:szCs w:val="20"/>
               </w:rPr>
-              <w:t xml:space="preserve">8.5点以上</w:t>
+              <w:t xml:space="preserve">8.3点以上</w:t>
             </w:r>
           </w:p>
         </w:tc>
@@ -7042,7 +6656,7 @@
                 <w:sz w:val="20"/>
                 <w:szCs w:val="20"/>
               </w:rPr>
-              <w:t xml:space="preserve">72.1%</w:t>
+              <w:t xml:space="preserve">66.7%</w:t>
             </w:r>
           </w:p>
         </w:tc>
@@ -7182,7 +6796,7 @@
                 <w:sz w:val="20"/>
                 <w:szCs w:val="20"/>
               </w:rPr>
-              <w:t xml:space="preserve">1.5%</w:t>
+              <w:t xml:space="preserve">0.0%</w:t>
             </w:r>
           </w:p>
         </w:tc>
@@ -7287,7 +6901,7 @@
                 <w:sz w:val="20"/>
                 <w:szCs w:val="20"/>
               </w:rPr>
-              <w:t xml:space="preserve">口コミ返信率</w:t>
+              <w:t xml:space="preserve">Trip.com平均評価</w:t>
             </w:r>
           </w:p>
         </w:tc>
@@ -7322,7 +6936,7 @@
                 <w:sz w:val="20"/>
                 <w:szCs w:val="20"/>
               </w:rPr>
-              <w:t xml:space="preserve">未計測</w:t>
+              <w:t xml:space="preserve">6.0点</w:t>
             </w:r>
           </w:p>
         </w:tc>
@@ -7357,7 +6971,7 @@
                 <w:sz w:val="20"/>
                 <w:szCs w:val="20"/>
               </w:rPr>
-              <w:t xml:space="preserve">100%（48h以内）</w:t>
+              <w:t xml:space="preserve">7.0点以上</w:t>
             </w:r>
           </w:p>
         </w:tc>
@@ -7392,7 +7006,7 @@
                 <w:sz w:val="20"/>
                 <w:szCs w:val="20"/>
               </w:rPr>
-              <w:t xml:space="preserve">2026年6月</w:t>
+              <w:t xml:space="preserve">2026年9月</w:t>
             </w:r>
           </w:p>
         </w:tc>
@@ -7428,7 +7042,7 @@
                 <w:sz w:val="20"/>
                 <w:szCs w:val="20"/>
               </w:rPr>
-              <w:t xml:space="preserve">対応・サービスの不満クレーム</w:t>
+              <w:t xml:space="preserve">口コミ返信率</w:t>
             </w:r>
           </w:p>
         </w:tc>
@@ -7462,7 +7076,7 @@
                 <w:sz w:val="20"/>
                 <w:szCs w:val="20"/>
               </w:rPr>
-              <w:t xml:space="preserve">約7件/期間</w:t>
+              <w:t xml:space="preserve">未計測</w:t>
             </w:r>
           </w:p>
         </w:tc>
@@ -7496,7 +7110,7 @@
                 <w:sz w:val="20"/>
                 <w:szCs w:val="20"/>
               </w:rPr>
-              <w:t xml:space="preserve">3件以下</w:t>
+              <w:t xml:space="preserve">100%（48h以内）</w:t>
             </w:r>
           </w:p>
         </w:tc>
@@ -7509,6 +7123,148 @@
               <w:bottom w:val="single" w:color="CCCCCC" w:sz="1"/>
               <w:right w:val="single" w:color="CCCCCC" w:sz="1"/>
             </w:tcBorders>
+            <w:tcMar>
+              <w:top w:type="dxa" w:w="80"/>
+              <w:left w:type="dxa" w:w="120"/>
+              <w:bottom w:type="dxa" w:w="80"/>
+              <w:right w:type="dxa" w:w="120"/>
+            </w:tcMar>
+            <w:vAlign w:val="center"/>
+          </w:tcPr>
+          <w:p>
+            <w:pPr>
+              <w:jc w:val="center"/>
+            </w:pPr>
+            <w:r>
+              <w:rPr>
+                <w:rFonts w:ascii="Arial" w:cs="Arial" w:eastAsia="Arial" w:hAnsi="Arial"/>
+                <w:b w:val="false"/>
+                <w:bCs w:val="false"/>
+                <w:color w:val="333333"/>
+                <w:sz w:val="20"/>
+                <w:szCs w:val="20"/>
+              </w:rPr>
+              <w:t xml:space="preserve">2026年6月</w:t>
+            </w:r>
+          </w:p>
+        </w:tc>
+      </w:tr>
+      <w:tr>
+        <w:tc>
+          <w:tcPr>
+            <w:tcW w:type="dxa" w:w="2800"/>
+            <w:tcBorders>
+              <w:top w:val="single" w:color="CCCCCC" w:sz="1"/>
+              <w:left w:val="single" w:color="CCCCCC" w:sz="1"/>
+              <w:bottom w:val="single" w:color="CCCCCC" w:sz="1"/>
+              <w:right w:val="single" w:color="CCCCCC" w:sz="1"/>
+            </w:tcBorders>
+            <w:shd w:fill="F2F2F2" w:val="clear"/>
+            <w:tcMar>
+              <w:top w:type="dxa" w:w="80"/>
+              <w:left w:type="dxa" w:w="120"/>
+              <w:bottom w:type="dxa" w:w="80"/>
+              <w:right w:type="dxa" w:w="120"/>
+            </w:tcMar>
+            <w:vAlign w:val="center"/>
+          </w:tcPr>
+          <w:p>
+            <w:pPr>
+              <w:jc w:val="left"/>
+            </w:pPr>
+            <w:r>
+              <w:rPr>
+                <w:rFonts w:ascii="Arial" w:cs="Arial" w:eastAsia="Arial" w:hAnsi="Arial"/>
+                <w:b/>
+                <w:bCs/>
+                <w:color w:val="333333"/>
+                <w:sz w:val="20"/>
+                <w:szCs w:val="20"/>
+              </w:rPr>
+              <w:t xml:space="preserve">対応・サービスの不満クレーム</w:t>
+            </w:r>
+          </w:p>
+        </w:tc>
+        <w:tc>
+          <w:tcPr>
+            <w:tcW w:type="dxa" w:w="2200"/>
+            <w:tcBorders>
+              <w:top w:val="single" w:color="CCCCCC" w:sz="1"/>
+              <w:left w:val="single" w:color="CCCCCC" w:sz="1"/>
+              <w:bottom w:val="single" w:color="CCCCCC" w:sz="1"/>
+              <w:right w:val="single" w:color="CCCCCC" w:sz="1"/>
+            </w:tcBorders>
+            <w:shd w:fill="F2F2F2" w:val="clear"/>
+            <w:tcMar>
+              <w:top w:type="dxa" w:w="80"/>
+              <w:left w:type="dxa" w:w="120"/>
+              <w:bottom w:type="dxa" w:w="80"/>
+              <w:right w:type="dxa" w:w="120"/>
+            </w:tcMar>
+            <w:vAlign w:val="center"/>
+          </w:tcPr>
+          <w:p>
+            <w:pPr>
+              <w:jc w:val="center"/>
+            </w:pPr>
+            <w:r>
+              <w:rPr>
+                <w:rFonts w:ascii="Arial" w:cs="Arial" w:eastAsia="Arial" w:hAnsi="Arial"/>
+                <w:b w:val="false"/>
+                <w:bCs w:val="false"/>
+                <w:color w:val="333333"/>
+                <w:sz w:val="20"/>
+                <w:szCs w:val="20"/>
+              </w:rPr>
+              <w:t xml:space="preserve">約3件/期間</w:t>
+            </w:r>
+          </w:p>
+        </w:tc>
+        <w:tc>
+          <w:tcPr>
+            <w:tcW w:type="dxa" w:w="2200"/>
+            <w:tcBorders>
+              <w:top w:val="single" w:color="CCCCCC" w:sz="1"/>
+              <w:left w:val="single" w:color="CCCCCC" w:sz="1"/>
+              <w:bottom w:val="single" w:color="CCCCCC" w:sz="1"/>
+              <w:right w:val="single" w:color="CCCCCC" w:sz="1"/>
+            </w:tcBorders>
+            <w:shd w:fill="F2F2F2" w:val="clear"/>
+            <w:tcMar>
+              <w:top w:type="dxa" w:w="80"/>
+              <w:left w:type="dxa" w:w="120"/>
+              <w:bottom w:type="dxa" w:w="80"/>
+              <w:right w:type="dxa" w:w="120"/>
+            </w:tcMar>
+            <w:vAlign w:val="center"/>
+          </w:tcPr>
+          <w:p>
+            <w:pPr>
+              <w:jc w:val="center"/>
+            </w:pPr>
+            <w:r>
+              <w:rPr>
+                <w:rFonts w:ascii="Arial" w:cs="Arial" w:eastAsia="Arial" w:hAnsi="Arial"/>
+                <w:b/>
+                <w:bCs/>
+                <w:color w:val="27AE60"/>
+                <w:sz w:val="20"/>
+                <w:szCs w:val="20"/>
+              </w:rPr>
+              <w:t xml:space="preserve">1件以下</w:t>
+            </w:r>
+          </w:p>
+        </w:tc>
+        <w:tc>
+          <w:tcPr>
+            <w:tcW w:type="dxa" w:w="1826"/>
+            <w:tcBorders>
+              <w:top w:val="single" w:color="CCCCCC" w:sz="1"/>
+              <w:left w:val="single" w:color="CCCCCC" w:sz="1"/>
+              <w:bottom w:val="single" w:color="CCCCCC" w:sz="1"/>
+              <w:right w:val="single" w:color="CCCCCC" w:sz="1"/>
+            </w:tcBorders>
+            <w:shd w:fill="F2F2F2" w:val="clear"/>
             <w:tcMar>
               <w:top w:type="dxa" w:w="80"/>
               <w:left w:type="dxa" w:w="120"/>
@@ -7895,42 +7651,6 @@
           <w:szCs w:val="21"/>
         </w:rPr>
         <w:t xml:space="preserve">エレベーターが一つしかないのが不便だった</w:t>
-      </w:r>
-    </w:p>
-    <w:p>
-      <w:pPr>
-        <w:spacing w:after="60"/>
-      </w:pPr>
-    </w:p>
-    <w:p>
-      <w:pPr>
-        <w:spacing w:after="120" w:before="200"/>
-      </w:pPr>
-      <w:r>
-        <w:rPr>
-          <w:rFonts w:ascii="Arial" w:cs="Arial" w:eastAsia="Arial" w:hAnsi="Arial"/>
-          <w:b/>
-          <w:bCs/>
-          <w:color w:val="1B3A5C"/>
-          <w:sz w:val="22"/>
-          <w:szCs w:val="22"/>
-        </w:rPr>
-        <w:t xml:space="preserve">[10] 楽天トラベル / 4点 / 2026-02-19</w:t>
-      </w:r>
-    </w:p>
-    <w:p>
-      <w:pPr>
-        <w:spacing w:after="120" w:line="320"/>
-        <w:jc w:val="left"/>
-      </w:pPr>
-      <w:r>
-        <w:rPr>
-          <w:rFonts w:ascii="Arial" w:cs="Arial" w:eastAsia="Arial" w:hAnsi="Arial"/>
-          <w:color w:val="333333"/>
-          <w:sz w:val="21"/>
-          <w:szCs w:val="21"/>
-        </w:rPr>
-        <w:t xml:space="preserve">朝食がパンが１種類しかなく、洋風の料理（スクランブルエッグやソーセージ等）もないのが残念。コーヒーも部屋で飲めるようにプラカップがあればいいと思う。カレーはおいしかった。 大浴場が男女入れ替え制で使いづらかった。アメニティは無駄にならないように部屋ではなくフロント等おいて自由に使えるようにしたほうがいいと思う。 アメニティの種類もクレンジング、洗顔料、化粧水、乳液などもあったほうがいい。割り...</w:t>
       </w:r>
     </w:p>
     <w:p>
@@ -7995,7 +7715,7 @@
                 <w:sz w:val="21"/>
                 <w:szCs w:val="21"/>
               </w:rPr>
-              <w:t xml:space="preserve">アパホテル相模原橋本駅東は、全体平均8.22点（10点換算）、高評価率72.1%という良好な顧客満足度を維持しているホテルです。特に「立地・アクセス」「快適さ・設備」が多くのゲストから高く評価されています。</w:t>
+              <w:t xml:space="preserve">アパホテル相模原橋本駅東は、全体平均8.00点（10点換算）、高評価率66.7%という良好な顧客満足度を維持しているホテルです。特に「快適さ・設備」「立地・アクセス」が多くのゲストから高く評価されています。</w:t>
             </w:r>
           </w:p>
           <w:p>
@@ -8009,7 +7729,7 @@
                 <w:sz w:val="21"/>
                 <w:szCs w:val="21"/>
               </w:rPr>
-              <w:t xml:space="preserve">改善課題としては、対応・サービスの不満、防音性能、浴室・水回りが主要なテーマとして浮上しています。ただし、これらの課題を指摘するゲストの多くも他の面では高い評価を付けており、ネガティブ要素が全体評価を大きく押し下げているわけではありません。</w:t>
+              <w:t xml:space="preserve">改善課題としては、対応・サービスの不満、浴室・水回り、防音性能が主要なテーマとして浮上しています。ただし、これらの課題を指摘するゲストの多くも他の面では高い評価を付けており、ネガティブ要素が全体評価を大きく押し下げているわけではありません。</w:t>
             </w:r>
           </w:p>
           <w:p>
@@ -8024,6 +7744,20 @@
                 <w:szCs w:val="21"/>
               </w:rPr>
               <w:t xml:space="preserve">Phase 1（即座対応）のオペレーション改善は、低コストで即座に実行可能であり、ゲスト体験の底上げに直結します。Phase 2（短期）の設備改善は、中評価ゲストを高評価に引き上げる効果が期待できます。Phase 3（中期）の抜本的改修は、ブランド価値の向上に寄与します。</w:t>
+            </w:r>
+          </w:p>
+          <w:p>
+            <w:pPr>
+              <w:spacing w:after="160"/>
+            </w:pPr>
+            <w:r>
+              <w:rPr>
+                <w:rFonts w:ascii="Arial" w:cs="Arial" w:eastAsia="Arial" w:hAnsi="Arial"/>
+                <w:color w:val="333333"/>
+                <w:sz w:val="21"/>
+                <w:szCs w:val="21"/>
+              </w:rPr>
+              <w:t xml:space="preserve">Trip.comでの低スコア（6.0点）は、口コミ返信の強化とサービス品質の一貫性確保で改善余地があります。全サイトでの口コミ返信率100%を目指すことで、ホテルの姿勢をゲストに伝え、リピート率の向上につなげることが重要です。</w:t>
             </w:r>
           </w:p>
           <w:p>
@@ -8036,7 +7770,7 @@
                 <w:sz w:val="21"/>
                 <w:szCs w:val="21"/>
               </w:rPr>
-              <w:t xml:space="preserve">立地・アクセスという強みを活かしつつ、段階的な改善を実行することで、アパホテル相模原橋本駅東はさらなる顧客満足度の向上とブランド価値の強化を実現することができます。</w:t>
+              <w:t xml:space="preserve">快適さ・設備という強みを活かしつつ、段階的な改善を実行することで、アパホテル相模原橋本駅東はさらなる顧客満足度の向上とブランド価値の強化を実現することができます。</w:t>
             </w:r>
           </w:p>
         </w:tc>

--- a/納品レポート/ホテル別レポート/apa_sagamihara_口コミ分析改善レポート.docx
+++ b/納品レポート/ホテル別レポート/apa_sagamihara_口コミ分析改善レポート.docx
@@ -81,7 +81,7 @@
           <w:sz w:val="22"/>
           <w:szCs w:val="22"/>
         </w:rPr>
-        <w:t xml:space="preserve">分析対象期間：2026年3月</w:t>
+        <w:t xml:space="preserve">分析対象期間：2026年3月〜4月</w:t>
       </w:r>
     </w:p>
     <w:p>
@@ -96,7 +96,7 @@
           <w:sz w:val="22"/>
           <w:szCs w:val="22"/>
         </w:rPr>
-        <w:t xml:space="preserve">レビュー総数：30件（6サイト）</w:t>
+        <w:t xml:space="preserve">レビュー総数：31件（6サイト）</w:t>
       </w:r>
     </w:p>
     <w:p>
@@ -111,7 +111,7 @@
           <w:sz w:val="20"/>
           <w:szCs w:val="20"/>
         </w:rPr>
-        <w:t xml:space="preserve">対象サイト：Google / Agoda / じゃらん / Booking.com / 楽天トラベル / Trip.com</w:t>
+        <w:t xml:space="preserve">対象サイト：Google / Agoda / じゃらん / 楽天トラベル / Booking.com / Trip.com</w:t>
       </w:r>
     </w:p>
     <w:p>
@@ -189,7 +189,7 @@
           <w:sz w:val="21"/>
           <w:szCs w:val="21"/>
         </w:rPr>
-        <w:t xml:space="preserve">2026年3月に各OTAサイト・口コミサイトに投稿された30件のレビューを包括的に分析しました。以下が主要な発見事項です。</w:t>
+        <w:t xml:space="preserve">2026年3月〜4月に各OTAサイト・口コミサイトに投稿された31件のレビューを包括的に分析しました。以下が主要な発見事項です。</w:t>
       </w:r>
     </w:p>
     <w:p>
@@ -261,7 +261,7 @@
                 <w:sz w:val="36"/>
                 <w:szCs w:val="36"/>
               </w:rPr>
-              <w:t xml:space="preserve">8.00</w:t>
+              <w:t xml:space="preserve">8.06</w:t>
             </w:r>
           </w:p>
         </w:tc>
@@ -310,7 +310,7 @@
                 <w:sz w:val="36"/>
                 <w:szCs w:val="36"/>
               </w:rPr>
-              <w:t xml:space="preserve">66.7%</w:t>
+              <w:t xml:space="preserve">67.7%</w:t>
             </w:r>
           </w:p>
         </w:tc>
@@ -408,7 +408,7 @@
                 <w:sz w:val="36"/>
                 <w:szCs w:val="36"/>
               </w:rPr>
-              <w:t xml:space="preserve">30件</w:t>
+              <w:t xml:space="preserve">31件</w:t>
             </w:r>
           </w:p>
         </w:tc>
@@ -448,7 +448,7 @@
           <w:sz w:val="21"/>
           <w:szCs w:val="21"/>
         </w:rPr>
-        <w:t xml:space="preserve">全体平均スコア8.00点（10点換算）は良好な水準であり、66.7%が高評価（8-10点）に分類されます。低評価（1-4点）は0件（0.0%）で、ゲスト満足度は良好です。Google（8.67点）で特に高い評価を獲得しています。</w:t>
+        <w:t xml:space="preserve">全体平均スコア8.06点（10点換算）は良好な水準であり、67.7%が高評価（8-10点）に分類されます。低評価（1-4点）は0件（0.0%）で、ゲスト満足度は良好です。Google（8.67点）で特に高い評価を獲得しています。</w:t>
       </w:r>
     </w:p>
     <w:p>
@@ -542,7 +542,7 @@
                 <w:sz w:val="20"/>
                 <w:szCs w:val="20"/>
               </w:rPr>
-              <w:t xml:space="preserve">快適さ・設備（10件以上で言及）、立地・アクセス（9件で言及）、清潔さ・清掃（8件で言及）</w:t>
+              <w:t xml:space="preserve">快適さ・設備（10件以上で言及）、立地・アクセス（9件で言及）、清潔さ・清掃（9件で言及）</w:t>
             </w:r>
           </w:p>
           <w:p>
@@ -567,7 +567,7 @@
                 <w:sz w:val="20"/>
                 <w:szCs w:val="20"/>
               </w:rPr>
-              <w:t xml:space="preserve">対応・サービスの不満（3件）、浴室・水回り（2件）、防音性能（1件）、部屋の狭さ（1件）</w:t>
+              <w:t xml:space="preserve">対応・サービスの不満（4件）、浴室・水回り（2件）、防音性能（1件）、部屋の狭さ（1件）</w:t>
             </w:r>
           </w:p>
           <w:p>
@@ -1681,7 +1681,7 @@
                 <w:sz w:val="20"/>
                 <w:szCs w:val="20"/>
               </w:rPr>
-              <w:t xml:space="preserve">Booking.com</w:t>
+              <w:t xml:space="preserve">楽天トラベル</w:t>
             </w:r>
           </w:p>
         </w:tc>
@@ -1716,7 +1716,7 @@
                 <w:sz w:val="20"/>
                 <w:szCs w:val="20"/>
               </w:rPr>
-              <w:t xml:space="preserve">9</w:t>
+              <w:t xml:space="preserve">7</w:t>
             </w:r>
           </w:p>
         </w:tc>
@@ -1751,7 +1751,7 @@
                 <w:sz w:val="20"/>
                 <w:szCs w:val="20"/>
               </w:rPr>
-              <w:t xml:space="preserve">7.89</w:t>
+              <w:t xml:space="preserve">4</w:t>
             </w:r>
           </w:p>
         </w:tc>
@@ -1786,7 +1786,7 @@
                 <w:sz w:val="20"/>
                 <w:szCs w:val="20"/>
               </w:rPr>
-              <w:t xml:space="preserve">/10</w:t>
+              <w:t xml:space="preserve">/5 (×2)</w:t>
             </w:r>
           </w:p>
         </w:tc>
@@ -1817,11 +1817,11 @@
                 <w:rFonts w:ascii="Arial" w:cs="Arial" w:eastAsia="Arial" w:hAnsi="Arial"/>
                 <w:b/>
                 <w:bCs/>
-                <w:color w:val="E67E22"/>
-                <w:sz w:val="20"/>
-                <w:szCs w:val="20"/>
-              </w:rPr>
-              <w:t xml:space="preserve">7.89</w:t>
+                <w:color w:val="27AE60"/>
+                <w:sz w:val="20"/>
+                <w:szCs w:val="20"/>
+              </w:rPr>
+              <w:t xml:space="preserve">8</w:t>
             </w:r>
           </w:p>
         </w:tc>
@@ -1887,11 +1887,11 @@
                 <w:rFonts w:ascii="Arial" w:cs="Arial" w:eastAsia="Arial" w:hAnsi="Arial"/>
                 <w:b/>
                 <w:bCs/>
-                <w:color w:val="E67E22"/>
-                <w:sz w:val="20"/>
-                <w:szCs w:val="20"/>
-              </w:rPr>
-              <w:t xml:space="preserve">概ね良好</w:t>
+                <w:color w:val="27AE60"/>
+                <w:sz w:val="20"/>
+                <w:szCs w:val="20"/>
+              </w:rPr>
+              <w:t xml:space="preserve">良好</w:t>
             </w:r>
           </w:p>
         </w:tc>
@@ -1927,7 +1927,7 @@
                 <w:sz w:val="20"/>
                 <w:szCs w:val="20"/>
               </w:rPr>
-              <w:t xml:space="preserve">楽天トラベル</w:t>
+              <w:t xml:space="preserve">Booking.com</w:t>
             </w:r>
           </w:p>
         </w:tc>
@@ -1961,7 +1961,7 @@
                 <w:sz w:val="20"/>
                 <w:szCs w:val="20"/>
               </w:rPr>
-              <w:t xml:space="preserve">6</w:t>
+              <w:t xml:space="preserve">9</w:t>
             </w:r>
           </w:p>
         </w:tc>
@@ -1995,7 +1995,7 @@
                 <w:sz w:val="20"/>
                 <w:szCs w:val="20"/>
               </w:rPr>
-              <w:t xml:space="preserve">3.83</w:t>
+              <w:t xml:space="preserve">7.89</w:t>
             </w:r>
           </w:p>
         </w:tc>
@@ -2029,7 +2029,7 @@
                 <w:sz w:val="20"/>
                 <w:szCs w:val="20"/>
               </w:rPr>
-              <w:t xml:space="preserve">/5 (×2)</w:t>
+              <w:t xml:space="preserve">/10</w:t>
             </w:r>
           </w:p>
         </w:tc>
@@ -2063,7 +2063,7 @@
                 <w:sz w:val="20"/>
                 <w:szCs w:val="20"/>
               </w:rPr>
-              <w:t xml:space="preserve">7.67</w:t>
+              <w:t xml:space="preserve">7.89</w:t>
             </w:r>
           </w:p>
         </w:tc>
@@ -2097,7 +2097,7 @@
                 <w:sz w:val="20"/>
                 <w:szCs w:val="20"/>
               </w:rPr>
-              <w:t xml:space="preserve">7</w:t>
+              <w:t xml:space="preserve">8</w:t>
             </w:r>
           </w:p>
         </w:tc>
@@ -2418,7 +2418,7 @@
           <w:sz w:val="21"/>
           <w:szCs w:val="21"/>
         </w:rPr>
-        <w:t xml:space="preserve">評価分布は8点（36.7%）に最も多く、8点以上の高評価が66.7%を占めています。</w:t>
+        <w:t xml:space="preserve">評価分布は8点（35.5%）に最も多く、8点以上の高評価が67.7%を占めています。</w:t>
       </w:r>
     </w:p>
     <w:p>
@@ -2653,7 +2653,7 @@
                 <w:sz w:val="20"/>
                 <w:szCs w:val="20"/>
               </w:rPr>
-              <w:t xml:space="preserve">6</w:t>
+              <w:t xml:space="preserve">7</w:t>
             </w:r>
           </w:p>
         </w:tc>
@@ -2688,7 +2688,7 @@
                 <w:sz w:val="20"/>
                 <w:szCs w:val="20"/>
               </w:rPr>
-              <w:t xml:space="preserve">20.0%</w:t>
+              <w:t xml:space="preserve">22.6%</w:t>
             </w:r>
           </w:p>
         </w:tc>
@@ -2717,7 +2717,7 @@
                 <w:sz w:val="20"/>
                 <w:szCs w:val="20"/>
               </w:rPr>
-              <w:t xml:space="preserve">███████████</w:t>
+              <w:t xml:space="preserve">█████████████</w:t>
             </w:r>
             <w:r>
               <w:rPr>
@@ -2726,7 +2726,7 @@
                 <w:sz w:val="18"/>
                 <w:szCs w:val="18"/>
               </w:rPr>
-              <w:t xml:space="preserve"> 6件</w:t>
+              <w:t xml:space="preserve"> 7件</w:t>
             </w:r>
           </w:p>
         </w:tc>
@@ -2833,7 +2833,7 @@
                 <w:sz w:val="20"/>
                 <w:szCs w:val="20"/>
               </w:rPr>
-              <w:t xml:space="preserve">10.0%</w:t>
+              <w:t xml:space="preserve">9.7%</w:t>
             </w:r>
           </w:p>
         </w:tc>
@@ -2977,7 +2977,7 @@
                 <w:sz w:val="20"/>
                 <w:szCs w:val="20"/>
               </w:rPr>
-              <w:t xml:space="preserve">36.7%</w:t>
+              <w:t xml:space="preserve">35.5%</w:t>
             </w:r>
           </w:p>
         </w:tc>
@@ -3122,7 +3122,7 @@
                 <w:sz w:val="20"/>
                 <w:szCs w:val="20"/>
               </w:rPr>
-              <w:t xml:space="preserve">16.7%</w:t>
+              <w:t xml:space="preserve">16.1%</w:t>
             </w:r>
           </w:p>
         </w:tc>
@@ -3266,7 +3266,7 @@
                 <w:sz w:val="20"/>
                 <w:szCs w:val="20"/>
               </w:rPr>
-              <w:t xml:space="preserve">16.7%</w:t>
+              <w:t xml:space="preserve">16.1%</w:t>
             </w:r>
           </w:p>
         </w:tc>
@@ -3380,7 +3380,7 @@
                 <w:sz w:val="24"/>
                 <w:szCs w:val="24"/>
               </w:rPr>
-              <w:t xml:space="preserve">20件（66.7%）</w:t>
+              <w:t xml:space="preserve">21件（67.7%）</w:t>
             </w:r>
           </w:p>
         </w:tc>
@@ -3431,7 +3431,7 @@
                 <w:sz w:val="24"/>
                 <w:szCs w:val="24"/>
               </w:rPr>
-              <w:t xml:space="preserve">10件（33.3%）</w:t>
+              <w:t xml:space="preserve">10件（32.3%）</w:t>
             </w:r>
           </w:p>
         </w:tc>
@@ -3932,7 +3932,7 @@
                 <w:sz w:val="20"/>
                 <w:szCs w:val="20"/>
               </w:rPr>
-              <w:t xml:space="preserve">8件</w:t>
+              <w:t xml:space="preserve">9件</w:t>
             </w:r>
           </w:p>
         </w:tc>
@@ -3967,7 +3967,7 @@
                 <w:sz w:val="20"/>
                 <w:szCs w:val="20"/>
               </w:rPr>
-              <w:t xml:space="preserve">「部屋は清潔感あるし、浴衣あったりアメニティなども充実してる」「清潔感があり、スタッフの対応が良く立地も便利です」</w:t>
+              <w:t xml:space="preserve">「館内は部屋も大浴場も清潔に掃除されていた」「部屋は清潔感あるし、浴衣あったりアメニティなども充実してる」</w:t>
             </w:r>
           </w:p>
         </w:tc>
@@ -4037,7 +4037,7 @@
                 <w:sz w:val="20"/>
                 <w:szCs w:val="20"/>
               </w:rPr>
-              <w:t xml:space="preserve">5件</w:t>
+              <w:t xml:space="preserve">6件</w:t>
             </w:r>
           </w:p>
         </w:tc>
@@ -4071,7 +4071,7 @@
                 <w:sz w:val="20"/>
                 <w:szCs w:val="20"/>
               </w:rPr>
-              <w:t xml:space="preserve">「清潔感があり、スタッフの対応が良く立地も便利です」「フロントの方々の対応がとても丁寧でした」</w:t>
+              <w:t xml:space="preserve">「フロントのみなさんの応対がよかった」「清潔感があり、スタッフの対応が良く立地も便利です」</w:t>
             </w:r>
           </w:p>
         </w:tc>
@@ -4143,7 +4143,7 @@
                 <w:sz w:val="20"/>
                 <w:szCs w:val="20"/>
               </w:rPr>
-              <w:t xml:space="preserve">3件</w:t>
+              <w:t xml:space="preserve">4件</w:t>
             </w:r>
           </w:p>
         </w:tc>
@@ -4178,7 +4178,7 @@
                 <w:sz w:val="20"/>
                 <w:szCs w:val="20"/>
               </w:rPr>
-              <w:t xml:space="preserve">「大浴場もゆったりできてよかったですが、朝食にも大変満足しました」「難点といえば ・EVが１基（混雑時には待ち時間あり） ・大浴場が男女入替え制で時間に制約あり ・朝食がしょぼい ト...」</w:t>
+              <w:t xml:space="preserve">「朝食の種類が少なく、和食のみでデザートや飲み物があまりないところが残念」「大浴場もゆったりできてよかったですが、朝食にも大変満足しました」</w:t>
             </w:r>
           </w:p>
         </w:tc>
@@ -4721,7 +4721,7 @@
                 <w:sz w:val="20"/>
                 <w:szCs w:val="20"/>
               </w:rPr>
-              <w:t xml:space="preserve">大浴場はあるけど、男女時間交代制なのでタイミング悪く、使用できなかったのは残念だった</w:t>
+              <w:t xml:space="preserve">朝食の種類が少なく、和食のみでデザートや飲み物があまりないところが残念</w:t>
             </w:r>
           </w:p>
         </w:tc>
@@ -4755,7 +4755,7 @@
                 <w:sz w:val="20"/>
                 <w:szCs w:val="20"/>
               </w:rPr>
-              <w:t xml:space="preserve">中度・3件</w:t>
+              <w:t xml:space="preserve">中度・4件</w:t>
             </w:r>
           </w:p>
         </w:tc>
@@ -6516,7 +6516,7 @@
                 <w:sz w:val="20"/>
                 <w:szCs w:val="20"/>
               </w:rPr>
-              <w:t xml:space="preserve">8.00点</w:t>
+              <w:t xml:space="preserve">8.06点</w:t>
             </w:r>
           </w:p>
         </w:tc>
@@ -6550,7 +6550,7 @@
                 <w:sz w:val="20"/>
                 <w:szCs w:val="20"/>
               </w:rPr>
-              <w:t xml:space="preserve">8.3点以上</w:t>
+              <w:t xml:space="preserve">8.4点以上</w:t>
             </w:r>
           </w:p>
         </w:tc>
@@ -6656,7 +6656,7 @@
                 <w:sz w:val="20"/>
                 <w:szCs w:val="20"/>
               </w:rPr>
-              <w:t xml:space="preserve">66.7%</w:t>
+              <w:t xml:space="preserve">67.7%</w:t>
             </w:r>
           </w:p>
         </w:tc>
@@ -6691,7 +6691,7 @@
                 <w:sz w:val="20"/>
                 <w:szCs w:val="20"/>
               </w:rPr>
-              <w:t xml:space="preserve">77%以上</w:t>
+              <w:t xml:space="preserve">78%以上</w:t>
             </w:r>
           </w:p>
         </w:tc>
@@ -7216,7 +7216,7 @@
                 <w:sz w:val="20"/>
                 <w:szCs w:val="20"/>
               </w:rPr>
-              <w:t xml:space="preserve">約3件/期間</w:t>
+              <w:t xml:space="preserve">約4件/期間</w:t>
             </w:r>
           </w:p>
         </w:tc>
@@ -7251,7 +7251,7 @@
                 <w:sz w:val="20"/>
                 <w:szCs w:val="20"/>
               </w:rPr>
-              <w:t xml:space="preserve">1件以下</w:t>
+              <w:t xml:space="preserve">2件以下</w:t>
             </w:r>
           </w:p>
         </w:tc>
@@ -7347,7 +7347,7 @@
           <w:sz w:val="22"/>
           <w:szCs w:val="22"/>
         </w:rPr>
-        <w:t xml:space="preserve">[1] Google / 8点 / 2026-03-30</w:t>
+        <w:t xml:space="preserve">[1] 楽天トラベル / 10点 / 2026-04-01</w:t>
       </w:r>
     </w:p>
     <w:p>
@@ -7362,7 +7362,7 @@
           <w:sz w:val="21"/>
           <w:szCs w:val="21"/>
         </w:rPr>
-        <w:t xml:space="preserve">客室自体は特筆することも無く普通です！ ただ大浴場があるのが良い！</w:t>
+        <w:t xml:space="preserve">フロントのみなさんの応対がよかった。館内は部屋も大浴場も清潔に掃除されていた。朝食の種類が少なく、和食のみでデザートや飲み物があまりないところが残念。それでも手作り感のある味はよかった。ロケーションもよく、橋本からの行動には抜群だった。また機会があったらぜひとも泊まりたい</w:t>
       </w:r>
     </w:p>
     <w:p>
@@ -7383,7 +7383,7 @@
           <w:sz w:val="22"/>
           <w:szCs w:val="22"/>
         </w:rPr>
-        <w:t xml:space="preserve">[2] 楽天トラベル / 8点 / 2026-03-29</w:t>
+        <w:t xml:space="preserve">[2] Google / 8点 / 2026-03-30</w:t>
       </w:r>
     </w:p>
     <w:p>
@@ -7398,7 +7398,7 @@
           <w:sz w:val="21"/>
           <w:szCs w:val="21"/>
         </w:rPr>
-        <w:t xml:space="preserve">駅から比較的近くて便利。 部屋は清潔感あるし、浴衣あったりアメニティなども充実してる。 大浴場はあるけど、男女時間交代制なのでタイミング悪く、使用できなかったのは残念だった。</w:t>
+        <w:t xml:space="preserve">客室自体は特筆することも無く普通です！ ただ大浴場があるのが良い！</w:t>
       </w:r>
     </w:p>
     <w:p>
@@ -7419,7 +7419,7 @@
           <w:sz w:val="22"/>
           <w:szCs w:val="22"/>
         </w:rPr>
-        <w:t xml:space="preserve">[3] 楽天トラベル / 10点 / 2026-03-28</w:t>
+        <w:t xml:space="preserve">[3] 楽天トラベル / 8点 / 2026-03-29</w:t>
       </w:r>
     </w:p>
     <w:p>
@@ -7434,7 +7434,7 @@
           <w:sz w:val="21"/>
           <w:szCs w:val="21"/>
         </w:rPr>
-        <w:t xml:space="preserve">大浴場もゆったりできてよかったですが、朝食にも大変満足しました。</w:t>
+        <w:t xml:space="preserve">駅から比較的近くて便利。 部屋は清潔感あるし、浴衣あったりアメニティなども充実してる。 大浴場はあるけど、男女時間交代制なのでタイミング悪く、使用できなかったのは残念だった。</w:t>
       </w:r>
     </w:p>
     <w:p>
@@ -7455,7 +7455,7 @@
           <w:sz w:val="22"/>
           <w:szCs w:val="22"/>
         </w:rPr>
-        <w:t xml:space="preserve">[4] Agoda / 10点 / 2026-03-25</w:t>
+        <w:t xml:space="preserve">[4] 楽天トラベル / 10点 / 2026-03-28</w:t>
       </w:r>
     </w:p>
     <w:p>
@@ -7470,7 +7470,7 @@
           <w:sz w:val="21"/>
           <w:szCs w:val="21"/>
         </w:rPr>
-        <w:t xml:space="preserve">清潔感があり、スタッフの対応が良く立地も便利です。大浴場は快適でシャワーの水圧も十分です。安心して過ごせる環境が整っていて満足のいく滞在でした。</w:t>
+        <w:t xml:space="preserve">大浴場もゆったりできてよかったですが、朝食にも大変満足しました。</w:t>
       </w:r>
     </w:p>
     <w:p>
@@ -7491,7 +7491,7 @@
           <w:sz w:val="22"/>
           <w:szCs w:val="22"/>
         </w:rPr>
-        <w:t xml:space="preserve">[5] Booking.com / 9点 / 2026-03-25</w:t>
+        <w:t xml:space="preserve">[5] Agoda / 10点 / 2026-03-25</w:t>
       </w:r>
     </w:p>
     <w:p>
@@ -7506,7 +7506,7 @@
           <w:sz w:val="21"/>
           <w:szCs w:val="21"/>
         </w:rPr>
-        <w:t xml:space="preserve">フロントの方々の対応がとても丁寧でした。</w:t>
+        <w:t xml:space="preserve">清潔感があり、スタッフの対応が良く立地も便利です。大浴場は快適でシャワーの水圧も十分です。安心して過ごせる環境が整っていて満足のいく滞在でした。</w:t>
       </w:r>
     </w:p>
     <w:p>
@@ -7715,7 +7715,7 @@
                 <w:sz w:val="21"/>
                 <w:szCs w:val="21"/>
               </w:rPr>
-              <w:t xml:space="preserve">アパホテル相模原橋本駅東は、全体平均8.00点（10点換算）、高評価率66.7%という良好な顧客満足度を維持しているホテルです。特に「快適さ・設備」「立地・アクセス」が多くのゲストから高く評価されています。</w:t>
+              <w:t xml:space="preserve">アパホテル相模原橋本駅東は、全体平均8.06点（10点換算）、高評価率67.7%という良好な顧客満足度を維持しているホテルです。特に「快適さ・設備」「立地・アクセス」が多くのゲストから高く評価されています。</w:t>
             </w:r>
           </w:p>
           <w:p>

--- a/納品レポート/ホテル別レポート/apa_sagamihara_口コミ分析改善レポート.docx
+++ b/納品レポート/ホテル別レポート/apa_sagamihara_口コミ分析改善レポート.docx
@@ -131,7 +131,7 @@
           <w:sz w:val="20"/>
           <w:szCs w:val="20"/>
         </w:rPr>
-        <w:t xml:space="preserve">作成日：2026年4月6日</w:t>
+        <w:t xml:space="preserve">作成日：2026年4月7日</w:t>
       </w:r>
     </w:p>
     <w:p>

--- a/納品レポート/ホテル別レポート/apa_sagamihara_口コミ分析改善レポート.docx
+++ b/納品レポート/ホテル別レポート/apa_sagamihara_口コミ分析改善レポート.docx
@@ -131,7 +131,7 @@
           <w:sz w:val="20"/>
           <w:szCs w:val="20"/>
         </w:rPr>
-        <w:t xml:space="preserve">作成日：2026年4月7日</w:t>
+        <w:t xml:space="preserve">作成日：2026年4月8日</w:t>
       </w:r>
     </w:p>
     <w:p>

--- a/納品レポート/ホテル別レポート/apa_sagamihara_口コミ分析改善レポート.docx
+++ b/納品レポート/ホテル別レポート/apa_sagamihara_口コミ分析改善レポート.docx
@@ -131,7 +131,7 @@
           <w:sz w:val="20"/>
           <w:szCs w:val="20"/>
         </w:rPr>
-        <w:t xml:space="preserve">作成日：2026年4月10日</w:t>
+        <w:t xml:space="preserve">作成日：2026年4月11日</w:t>
       </w:r>
     </w:p>
     <w:p>

--- a/納品レポート/ホテル別レポート/apa_sagamihara_口コミ分析改善レポート.docx
+++ b/納品レポート/ホテル別レポート/apa_sagamihara_口コミ分析改善レポート.docx
@@ -131,7 +131,7 @@
           <w:sz w:val="20"/>
           <w:szCs w:val="20"/>
         </w:rPr>
-        <w:t xml:space="preserve">作成日：2026年4月11日</w:t>
+        <w:t xml:space="preserve">作成日：2026年4月13日</w:t>
       </w:r>
     </w:p>
     <w:p>

--- a/納品レポート/ホテル別レポート/apa_sagamihara_口コミ分析改善レポート.docx
+++ b/納品レポート/ホテル別レポート/apa_sagamihara_口コミ分析改善レポート.docx
@@ -131,7 +131,7 @@
           <w:sz w:val="20"/>
           <w:szCs w:val="20"/>
         </w:rPr>
-        <w:t xml:space="preserve">作成日：2026年4月13日</w:t>
+        <w:t xml:space="preserve">作成日：2026年4月15日</w:t>
       </w:r>
     </w:p>
     <w:p>

--- a/納品レポート/ホテル別レポート/apa_sagamihara_口コミ分析改善レポート.docx
+++ b/納品レポート/ホテル別レポート/apa_sagamihara_口コミ分析改善レポート.docx
@@ -131,7 +131,7 @@
           <w:sz w:val="20"/>
           <w:szCs w:val="20"/>
         </w:rPr>
-        <w:t xml:space="preserve">作成日：2026年4月16日</w:t>
+        <w:t xml:space="preserve">作成日：2026年4月20日</w:t>
       </w:r>
     </w:p>
     <w:p>

--- a/納品レポート/ホテル別レポート/apa_sagamihara_口コミ分析改善レポート.docx
+++ b/納品レポート/ホテル別レポート/apa_sagamihara_口コミ分析改善レポート.docx
@@ -61,7 +61,7 @@
           <w:sz w:val="32"/>
           <w:szCs w:val="32"/>
         </w:rPr>
-        <w:t xml:space="preserve">アパホテル相模原橋本駅東</w:t>
+        <w:t xml:space="preserve">アパホテル相模原</w:t>
       </w:r>
     </w:p>
     <w:p>
@@ -131,7 +131,7 @@
           <w:sz w:val="20"/>
           <w:szCs w:val="20"/>
         </w:rPr>
-        <w:t xml:space="preserve">作成日：2026年4月20日</w:t>
+        <w:t xml:space="preserve">作成日：2026年4月21日</w:t>
       </w:r>
     </w:p>
     <w:p>
@@ -4322,7 +4322,7 @@
           <w:sz w:val="21"/>
           <w:szCs w:val="21"/>
         </w:rPr>
-        <w:t xml:space="preserve">口コミの多数で「快適さ・設備」に関するポジティブな言及が見られ、アパホテル相模原橋本駅東の最大の差別化要因となっています。部屋は清潔感あるし、浴衣あったりアメニティなども充実してるといった声が多数寄せられています。</w:t>
+        <w:t xml:space="preserve">口コミの多数で「快適さ・設備」に関するポジティブな言及が見られ、アパホテル相模原の最大の差別化要因となっています。部屋は清潔感あるし、浴衣あったりアメニティなども充実してるといった声が多数寄せられています。</w:t>
       </w:r>
     </w:p>
     <w:p>
@@ -7715,7 +7715,7 @@
                 <w:sz w:val="21"/>
                 <w:szCs w:val="21"/>
               </w:rPr>
-              <w:t xml:space="preserve">アパホテル相模原橋本駅東は、全体平均8.00点（10点換算）、高評価率66.7%という良好な顧客満足度を維持しているホテルです。特に「快適さ・設備」「立地・アクセス」が多くのゲストから高く評価されています。</w:t>
+              <w:t xml:space="preserve">アパホテル相模原は、全体平均8.00点（10点換算）、高評価率66.7%という良好な顧客満足度を維持しているホテルです。特に「快適さ・設備」「立地・アクセス」が多くのゲストから高く評価されています。</w:t>
             </w:r>
           </w:p>
           <w:p>
@@ -7770,7 +7770,7 @@
                 <w:sz w:val="21"/>
                 <w:szCs w:val="21"/>
               </w:rPr>
-              <w:t xml:space="preserve">快適さ・設備という強みを活かしつつ、段階的な改善を実行することで、アパホテル相模原橋本駅東はさらなる顧客満足度の向上とブランド価値の強化を実現することができます。</w:t>
+              <w:t xml:space="preserve">快適さ・設備という強みを活かしつつ、段階的な改善を実行することで、アパホテル相模原はさらなる顧客満足度の向上とブランド価値の強化を実現することができます。</w:t>
             </w:r>
           </w:p>
         </w:tc>
@@ -7946,7 +7946,7 @@
         <w:sz w:val="16"/>
         <w:szCs w:val="16"/>
       </w:rPr>
-      <w:t xml:space="preserve">アパホテル相模原橋本駅東｜口コミ分析改善レポート</w:t>
+      <w:t xml:space="preserve">アパホテル相模原｜口コミ分析改善レポート</w:t>
     </w:r>
   </w:p>
 </w:hdr>

--- a/納品レポート/ホテル別レポート/apa_sagamihara_口コミ分析改善レポート.docx
+++ b/納品レポート/ホテル別レポート/apa_sagamihara_口コミ分析改善レポート.docx
@@ -61,7 +61,7 @@
           <w:sz w:val="32"/>
           <w:szCs w:val="32"/>
         </w:rPr>
-        <w:t xml:space="preserve">アパホテル相模原</w:t>
+        <w:t xml:space="preserve">アパホテル相模原橋本駅東</w:t>
       </w:r>
     </w:p>
     <w:p>
@@ -131,7 +131,7 @@
           <w:sz w:val="20"/>
           <w:szCs w:val="20"/>
         </w:rPr>
-        <w:t xml:space="preserve">作成日：2026年4月21日</w:t>
+        <w:t xml:space="preserve">作成日：2026年4月22日</w:t>
       </w:r>
     </w:p>
     <w:p>
@@ -4322,7 +4322,7 @@
           <w:sz w:val="21"/>
           <w:szCs w:val="21"/>
         </w:rPr>
-        <w:t xml:space="preserve">口コミの多数で「快適さ・設備」に関するポジティブな言及が見られ、アパホテル相模原の最大の差別化要因となっています。部屋は清潔感あるし、浴衣あったりアメニティなども充実してるといった声が多数寄せられています。</w:t>
+        <w:t xml:space="preserve">口コミの多数で「快適さ・設備」に関するポジティブな言及が見られ、アパホテル相模原橋本駅東の最大の差別化要因となっています。部屋は清潔感あるし、浴衣あったりアメニティなども充実してるといった声が多数寄せられています。</w:t>
       </w:r>
     </w:p>
     <w:p>
@@ -7715,7 +7715,7 @@
                 <w:sz w:val="21"/>
                 <w:szCs w:val="21"/>
               </w:rPr>
-              <w:t xml:space="preserve">アパホテル相模原は、全体平均8.00点（10点換算）、高評価率66.7%という良好な顧客満足度を維持しているホテルです。特に「快適さ・設備」「立地・アクセス」が多くのゲストから高く評価されています。</w:t>
+              <w:t xml:space="preserve">アパホテル相模原橋本駅東は、全体平均8.00点（10点換算）、高評価率66.7%という良好な顧客満足度を維持しているホテルです。特に「快適さ・設備」「立地・アクセス」が多くのゲストから高く評価されています。</w:t>
             </w:r>
           </w:p>
           <w:p>
@@ -7770,7 +7770,7 @@
                 <w:sz w:val="21"/>
                 <w:szCs w:val="21"/>
               </w:rPr>
-              <w:t xml:space="preserve">快適さ・設備という強みを活かしつつ、段階的な改善を実行することで、アパホテル相模原はさらなる顧客満足度の向上とブランド価値の強化を実現することができます。</w:t>
+              <w:t xml:space="preserve">快適さ・設備という強みを活かしつつ、段階的な改善を実行することで、アパホテル相模原橋本駅東はさらなる顧客満足度の向上とブランド価値の強化を実現することができます。</w:t>
             </w:r>
           </w:p>
         </w:tc>
@@ -7946,7 +7946,7 @@
         <w:sz w:val="16"/>
         <w:szCs w:val="16"/>
       </w:rPr>
-      <w:t xml:space="preserve">アパホテル相模原｜口コミ分析改善レポート</w:t>
+      <w:t xml:space="preserve">アパホテル相模原橋本駅東｜口コミ分析改善レポート</w:t>
     </w:r>
   </w:p>
 </w:hdr>
